--- a/_4 Validation/$Qualification Test Plan/MLOI QTP 2-9-26 Draft1_3.docx
+++ b/_4 Validation/$Qualification Test Plan/MLOI QTP 2-9-26 Draft1_3.docx
@@ -6544,6 +6544,13 @@
         </w:rPr>
         <w:t xml:space="preserve">. </w:t>
       </w:r>
+      <w:r>
+        <w:rPr>
+          <w:rFonts w:cs="Arial"/>
+          <w:szCs w:val="22"/>
+        </w:rPr>
+        <w:t xml:space="preserve"> </w:t>
+      </w:r>
     </w:p>
     <w:p>
       <w:pPr>
@@ -6673,103 +6680,10 @@
           <w:szCs w:val="22"/>
         </w:rPr>
       </w:pPr>
-      <w:r>
-        <w:rPr>
-          <w:rFonts w:cs="Arial"/>
-          <w:szCs w:val="22"/>
-        </w:rPr>
-        <w:t xml:space="preserve">The following </w:t>
-      </w:r>
-      <w:r>
-        <w:rPr>
-          <w:rFonts w:cs="Arial"/>
-          <w:szCs w:val="22"/>
-        </w:rPr>
-        <w:t xml:space="preserve">test cases </w:t>
-      </w:r>
-      <w:r>
-        <w:rPr>
-          <w:rFonts w:cs="Arial"/>
-          <w:szCs w:val="22"/>
-        </w:rPr>
-        <w:t xml:space="preserve">describe the test procedures to be used to verify the </w:t>
-      </w:r>
-      <w:r>
-        <w:rPr>
-          <w:rFonts w:cs="Arial"/>
-          <w:szCs w:val="22"/>
-        </w:rPr>
-        <w:t>functional requirement</w:t>
-      </w:r>
-      <w:r>
-        <w:rPr>
-          <w:rFonts w:cs="Arial"/>
-          <w:szCs w:val="22"/>
-        </w:rPr>
-        <w:t xml:space="preserve"> and</w:t>
-      </w:r>
-      <w:r>
-        <w:rPr>
-          <w:rFonts w:cs="Arial"/>
-          <w:szCs w:val="22"/>
-        </w:rPr>
-        <w:t xml:space="preserve"> the</w:t>
-      </w:r>
-      <w:r>
-        <w:rPr>
-          <w:rFonts w:cs="Arial"/>
-          <w:szCs w:val="22"/>
-        </w:rPr>
-        <w:t xml:space="preserve"> success </w:t>
-      </w:r>
-      <w:r>
-        <w:rPr>
-          <w:rFonts w:cs="Arial"/>
-          <w:szCs w:val="22"/>
-        </w:rPr>
-        <w:t xml:space="preserve">(PASS/FAIL) </w:t>
-      </w:r>
-      <w:r>
-        <w:rPr>
-          <w:rFonts w:cs="Arial"/>
-          <w:szCs w:val="22"/>
-        </w:rPr>
-        <w:t>criteria.</w:t>
-      </w:r>
-      <w:r>
-        <w:rPr>
-          <w:rFonts w:cs="Arial"/>
-          <w:szCs w:val="22"/>
-        </w:rPr>
-        <w:t xml:space="preserve"> </w:t>
-      </w:r>
-      <w:r>
-        <w:rPr>
-          <w:rFonts w:cs="Arial"/>
-          <w:szCs w:val="22"/>
-        </w:rPr>
-        <w:t xml:space="preserve">The tester should mark the check box if they concur; the test case passed if all </w:t>
-      </w:r>
-      <w:r>
-        <w:rPr>
-          <w:rFonts w:cs="Arial"/>
-          <w:szCs w:val="22"/>
-        </w:rPr>
-        <w:t>check boxes are marked</w:t>
-      </w:r>
-      <w:r>
-        <w:rPr>
-          <w:rFonts w:cs="Arial"/>
-          <w:szCs w:val="22"/>
-        </w:rPr>
-        <w:t xml:space="preserve"> then the test should circle PASS otherwise circle FAIL.</w:t>
-      </w:r>
-      <w:r>
-        <w:rPr>
-          <w:rFonts w:cs="Arial"/>
-          <w:szCs w:val="22"/>
-        </w:rPr>
-        <w:t xml:space="preserve"> </w:t>
+    </w:p>
+    <w:p>
+      <w:r>
+        <w:t xml:space="preserve">The following test cases describe the test procedures to be used to verify the functional requirement and the success (PASS/FAIL) criteria. The tester should mark the check box if they concur; the test case passed if all check boxes are marked then the test should circle PASS otherwise circle FAIL. </w:t>
       </w:r>
     </w:p>
     <w:p/>
@@ -6864,7 +6778,13 @@
         <w:pStyle w:val="Step"/>
       </w:pPr>
       <w:r>
-        <w:t>All the functional tests should be run with the most current application loaded and running with all instruments online unless otherwise specified.</w:t>
+        <w:t>All the functional tests should be run with the most current application loaded</w:t>
+      </w:r>
+      <w:r>
+        <w:t>.</w:t>
+      </w:r>
+      <w:r>
+        <w:t xml:space="preserve"> </w:t>
       </w:r>
     </w:p>
     <w:p>
@@ -6879,16 +6799,6 @@
     </w:p>
     <w:p>
       <w:pPr>
-        <w:pStyle w:val="Step"/>
-        <w:numPr>
-          <w:ilvl w:val="0"/>
-          <w:numId w:val="0"/>
-        </w:numPr>
-        <w:ind w:left="900"/>
-      </w:pPr>
-    </w:p>
-    <w:p>
-      <w:pPr>
         <w:pStyle w:val="Requirement"/>
       </w:pPr>
       <w:r>
@@ -6897,16 +6807,14 @@
       <w:r>
         <w:t xml:space="preserve">oth the LV application code and HW </w:t>
       </w:r>
-      <w:proofErr w:type="gramStart"/>
       <w:r>
         <w:t>are</w:t>
       </w:r>
       <w:r>
-        <w:t xml:space="preserve"> version</w:t>
-      </w:r>
-      <w:proofErr w:type="gramEnd"/>
-      <w:r>
-        <w:t xml:space="preserve"> controlled.</w:t>
+        <w:t xml:space="preserve"> </w:t>
+      </w:r>
+      <w:r>
+        <w:t>version controlled.</w:t>
       </w:r>
     </w:p>
     <w:p>
@@ -6925,19 +6833,7 @@
           <w:rPr>
             <w:rStyle w:val="Hyperlink"/>
           </w:rPr>
-          <w:t>https://github.com/Allen</w:t>
-        </w:r>
-        <w:r>
-          <w:rPr>
-            <w:rStyle w:val="Hyperlink"/>
-          </w:rPr>
-          <w:t>A</w:t>
-        </w:r>
-        <w:r>
-          <w:rPr>
-            <w:rStyle w:val="Hyperlink"/>
-          </w:rPr>
-          <w:t>ircraft/PWC-OLS/tree/main</w:t>
+          <w:t>https://github.com/AllenAircraft/PWC-OLS/tree/main</w:t>
         </w:r>
       </w:hyperlink>
       <w:r>
@@ -7026,50 +6922,108 @@
     </w:p>
     <w:p>
       <w:pPr>
+        <w:pStyle w:val="ZPara"/>
+      </w:pPr>
+    </w:p>
+    <w:p>
+      <w:pPr>
         <w:pStyle w:val="Requirement"/>
       </w:pPr>
       <w:r>
         <w:lastRenderedPageBreak/>
-        <w:t>The system shall have distinct modes, Test and Maintenance.</w:t>
-      </w:r>
-    </w:p>
-    <w:p>
-      <w:pPr>
-        <w:rPr>
-          <w:i/>
-          <w:iCs/>
-        </w:rPr>
-      </w:pPr>
-      <w:r>
-        <w:rPr>
-          <w:i/>
-          <w:iCs/>
-          <w:highlight w:val="yellow"/>
-        </w:rPr>
-        <w:t>We have yet to validate this requirement nor determined how to implement it</w:t>
-      </w:r>
-      <w:r>
-        <w:rPr>
-          <w:i/>
-          <w:iCs/>
-        </w:rPr>
-        <w:t>.</w:t>
-      </w:r>
-    </w:p>
-    <w:p>
-      <w:pPr>
-        <w:pStyle w:val="ZPara"/>
-      </w:pPr>
-    </w:p>
-    <w:p>
-      <w:pPr>
-        <w:pStyle w:val="ZPara"/>
-      </w:pPr>
-      <w:r>
-        <w:t xml:space="preserve">Tester   __________________      Date ______________       PASS      </w:t>
-      </w:r>
-      <w:r>
-        <w:t>FAIL</w:t>
+        <w:t xml:space="preserve">The system shall have distinct modes, </w:t>
+      </w:r>
+      <w:r>
+        <w:t xml:space="preserve">Simulate and </w:t>
+      </w:r>
+      <w:r>
+        <w:t>Test.</w:t>
+      </w:r>
+    </w:p>
+    <w:p>
+      <w:pPr>
+        <w:pStyle w:val="ListParagraph"/>
+        <w:numPr>
+          <w:ilvl w:val="0"/>
+          <w:numId w:val="52"/>
+        </w:numPr>
+        <w:spacing w:before="120"/>
+        <w:rPr>
+          <w:rFonts w:cs="Arial"/>
+          <w:szCs w:val="22"/>
+        </w:rPr>
+      </w:pPr>
+      <w:r>
+        <w:rPr>
+          <w:rFonts w:cs="Arial"/>
+          <w:szCs w:val="22"/>
+        </w:rPr>
+        <w:t>SIM MODE: Test of the LabVIEW portion of the MLOI test system. This is done in SIM (simulate) mode where the Resistor and Level values are simulated</w:t>
+      </w:r>
+      <w:r>
+        <w:rPr>
+          <w:rFonts w:cs="Arial"/>
+          <w:szCs w:val="22"/>
+        </w:rPr>
+        <w:t>. Sim mode</w:t>
+      </w:r>
+      <w:r>
+        <w:rPr>
+          <w:rFonts w:cs="Arial"/>
+          <w:szCs w:val="22"/>
+        </w:rPr>
+        <w:t xml:space="preserve"> only tests the accuracy of the LabVIEW Software.</w:t>
+      </w:r>
+    </w:p>
+    <w:p>
+      <w:pPr>
+        <w:pStyle w:val="ListParagraph"/>
+        <w:spacing w:before="120"/>
+        <w:rPr>
+          <w:rFonts w:cs="Arial"/>
+          <w:szCs w:val="22"/>
+        </w:rPr>
+      </w:pPr>
+      <w:r>
+        <w:rPr>
+          <w:szCs w:val="22"/>
+        </w:rPr>
+        <w:t xml:space="preserve">If testing only the LabVIEW application function in SIM </w:t>
+      </w:r>
+      <w:proofErr w:type="gramStart"/>
+      <w:r>
+        <w:rPr>
+          <w:szCs w:val="22"/>
+        </w:rPr>
+        <w:t>MODE</w:t>
+      </w:r>
+      <w:proofErr w:type="gramEnd"/>
+      <w:r>
+        <w:rPr>
+          <w:szCs w:val="22"/>
+        </w:rPr>
+        <w:t xml:space="preserve"> then proceed to section 5.1.4 HMI.</w:t>
+      </w:r>
+    </w:p>
+    <w:p>
+      <w:pPr>
+        <w:pStyle w:val="ListParagraph"/>
+        <w:numPr>
+          <w:ilvl w:val="0"/>
+          <w:numId w:val="52"/>
+        </w:numPr>
+        <w:spacing w:before="120"/>
+        <w:rPr>
+          <w:rFonts w:cs="Arial"/>
+          <w:szCs w:val="22"/>
+        </w:rPr>
+      </w:pPr>
+      <w:r>
+        <w:rPr>
+          <w:rFonts w:cs="Arial"/>
+          <w:szCs w:val="22"/>
+        </w:rPr>
+        <w:t>TEST MODE: Test of the complete MLOI test system.  This is done using live Resistor data sourced from the DataQ and Level data sourced from the Laser, testing the complete functionality of the complete system.</w:t>
       </w:r>
     </w:p>
     <w:p>
@@ -7539,7 +7493,13 @@
         </w:numPr>
       </w:pPr>
       <w:r>
-        <w:t>Inspect the Interface Board, check for loose wires, all components are reasonably secure, and strain reliefs are present on all wires that are regularly handled.</w:t>
+        <w:t xml:space="preserve">Inspect the Interface </w:t>
+      </w:r>
+      <w:r>
+        <w:t>Cabinet</w:t>
+      </w:r>
+      <w:r>
+        <w:t>, check for loose wires, all components are reasonably secure, and strain reliefs are present on all wires that are regularly handled.</w:t>
       </w:r>
     </w:p>
     <w:p>
@@ -8126,10 +8086,7 @@
         <w:t>Ref</w:t>
       </w:r>
       <w:r>
-        <w:t xml:space="preserve"> value of the 100</w:t>
-      </w:r>
-      <w:r>
-        <w:t>0</w:t>
+        <w:t xml:space="preserve"> value of the 1000</w:t>
       </w:r>
       <w:r>
         <w:sym w:font="Symbol" w:char="F057"/>
@@ -8153,10 +8110,7 @@
         </w:numPr>
       </w:pPr>
       <w:r>
-        <w:t>Connect the 100</w:t>
-      </w:r>
-      <w:r>
-        <w:t>0</w:t>
+        <w:t>Connect the 1000</w:t>
       </w:r>
       <w:r>
         <w:sym w:font="Symbol" w:char="F057"/>
@@ -9264,6 +9218,12 @@
         </w:rPr>
         <w:t>Resistance measurement calibration check shall be enforced monthly.</w:t>
       </w:r>
+      <w:r>
+        <w:rPr>
+          <w:highlight w:val="yellow"/>
+        </w:rPr>
+        <w:t xml:space="preserve"> Currently not implemented.</w:t>
+      </w:r>
     </w:p>
     <w:p>
       <w:pPr>
@@ -9919,438 +9879,75 @@
       <w:bookmarkEnd w:id="310"/>
     </w:p>
     <w:p>
+      <w:r>
+        <w:t>Not that each control or indicator should have a tool tip displayed when mousing over the item.  A detailed description can be accessed by right clicking the item then selecting Description and Tip. The general layout is shown below.</w:t>
+      </w:r>
+    </w:p>
+    <w:p>
+      <w:r>
+        <w:t xml:space="preserve"> </w:t>
+      </w:r>
+      <w:r>
+        <w:rPr>
+          <w:noProof/>
+        </w:rPr>
+        <w:drawing>
+          <wp:inline distT="0" distB="0" distL="0" distR="0" wp14:anchorId="5538EFC5" wp14:editId="2A7A5CDF">
+            <wp:extent cx="2722418" cy="668606"/>
+            <wp:effectExtent l="0" t="0" r="1905" b="0"/>
+            <wp:docPr id="524528995" name="Picture 1"/>
+            <wp:cNvGraphicFramePr>
+              <a:graphicFrameLocks xmlns:a="http://schemas.openxmlformats.org/drawingml/2006/main" noChangeAspect="1"/>
+            </wp:cNvGraphicFramePr>
+            <a:graphic xmlns:a="http://schemas.openxmlformats.org/drawingml/2006/main">
+              <a:graphicData uri="http://schemas.openxmlformats.org/drawingml/2006/picture">
+                <pic:pic xmlns:pic="http://schemas.openxmlformats.org/drawingml/2006/picture">
+                  <pic:nvPicPr>
+                    <pic:cNvPr id="0" name="Picture 2"/>
+                    <pic:cNvPicPr>
+                      <a:picLocks noChangeAspect="1" noChangeArrowheads="1"/>
+                    </pic:cNvPicPr>
+                  </pic:nvPicPr>
+                  <pic:blipFill>
+                    <a:blip r:embed="rId16" cstate="print">
+                      <a:extLst>
+                        <a:ext uri="{28A0092B-C50C-407E-A947-70E740481C1C}">
+                          <a14:useLocalDpi xmlns:a14="http://schemas.microsoft.com/office/drawing/2010/main" val="0"/>
+                        </a:ext>
+                      </a:extLst>
+                    </a:blip>
+                    <a:srcRect/>
+                    <a:stretch>
+                      <a:fillRect/>
+                    </a:stretch>
+                  </pic:blipFill>
+                  <pic:spPr bwMode="auto">
+                    <a:xfrm>
+                      <a:off x="0" y="0"/>
+                      <a:ext cx="2783418" cy="683587"/>
+                    </a:xfrm>
+                    <a:prstGeom prst="rect">
+                      <a:avLst/>
+                    </a:prstGeom>
+                    <a:noFill/>
+                  </pic:spPr>
+                </pic:pic>
+              </a:graphicData>
+            </a:graphic>
+          </wp:inline>
+        </w:drawing>
+      </w:r>
+    </w:p>
+    <w:p>
       <w:pPr>
         <w:pStyle w:val="ZPara"/>
       </w:pPr>
       <w:r>
-        <w:t>NOTE: The HMI tests are evaluations of software requirements and may be evaluated in either normal or simulated modes.</w:t>
-      </w:r>
-      <w:r>
-        <w:t xml:space="preserve">  The following tests may be evaluated in SIM mode.</w:t>
-      </w:r>
-    </w:p>
-    <w:p>
-      <w:pPr>
-        <w:pStyle w:val="ZPara"/>
-      </w:pPr>
-    </w:p>
-    <w:p>
-      <w:pPr>
-        <w:pStyle w:val="Requirement"/>
-      </w:pPr>
-      <w:r>
-        <w:t xml:space="preserve">Shall provide a </w:t>
-      </w:r>
-      <w:r>
-        <w:t>means to enter persistent test information</w:t>
-      </w:r>
-      <w:r>
-        <w:t>.</w:t>
-      </w:r>
-    </w:p>
-    <w:p>
-      <w:pPr>
-        <w:pStyle w:val="Step"/>
-        <w:numPr>
-          <w:ilvl w:val="0"/>
-          <w:numId w:val="25"/>
-        </w:numPr>
-      </w:pPr>
-      <w:r>
-        <w:t xml:space="preserve">Click on the MLOI Desktop </w:t>
-      </w:r>
-      <w:proofErr w:type="gramStart"/>
-      <w:r>
-        <w:t>icon</w:t>
-      </w:r>
-      <w:r>
-        <w:t>, and</w:t>
-      </w:r>
-      <w:proofErr w:type="gramEnd"/>
-      <w:r>
-        <w:t xml:space="preserve"> run the application.</w:t>
-      </w:r>
-    </w:p>
-    <w:p>
-      <w:pPr>
-        <w:pStyle w:val="checkbox"/>
-      </w:pPr>
-      <w:r>
-        <w:t>Verify the application open</w:t>
-      </w:r>
-      <w:r>
-        <w:t>,</w:t>
-      </w:r>
-      <w:r>
-        <w:t xml:space="preserve"> running </w:t>
-      </w:r>
-      <w:r>
-        <w:t xml:space="preserve">in </w:t>
-      </w:r>
-      <w:r>
-        <w:t>TEST State Out is in MANUAL mode</w:t>
-      </w:r>
-      <w:r>
-        <w:t xml:space="preserve"> and Test Information dialog is open</w:t>
-      </w:r>
-      <w:r>
-        <w:t xml:space="preserve">. </w:t>
-      </w:r>
-    </w:p>
-    <w:p>
-      <w:pPr>
-        <w:pStyle w:val="Step"/>
-        <w:numPr>
-          <w:ilvl w:val="0"/>
-          <w:numId w:val="46"/>
-        </w:numPr>
-      </w:pPr>
-      <w:r>
-        <w:t xml:space="preserve">Evaluate Test Configuration File </w:t>
-      </w:r>
-      <w:proofErr w:type="gramStart"/>
-      <w:r>
-        <w:t>drop</w:t>
-      </w:r>
-      <w:proofErr w:type="gramEnd"/>
-      <w:r>
-        <w:t xml:space="preserve"> down. </w:t>
-      </w:r>
-    </w:p>
-    <w:p>
-      <w:pPr>
-        <w:pStyle w:val="checkbox"/>
-      </w:pPr>
-      <w:r>
-        <w:t xml:space="preserve">Click on the dropdown </w:t>
-      </w:r>
-      <w:r>
-        <w:t>then</w:t>
-      </w:r>
-      <w:r>
-        <w:t xml:space="preserve"> v</w:t>
-      </w:r>
-      <w:r>
-        <w:t xml:space="preserve">erify </w:t>
-      </w:r>
-      <w:r>
-        <w:t xml:space="preserve">a </w:t>
-      </w:r>
-      <w:r>
-        <w:t>choice of the default report folder path and “***Search***” is</w:t>
-      </w:r>
-      <w:r>
-        <w:t xml:space="preserve"> presented.</w:t>
-      </w:r>
-    </w:p>
-    <w:p>
-      <w:pPr>
-        <w:pStyle w:val="checkbox"/>
-      </w:pPr>
-      <w:r>
-        <w:t xml:space="preserve">Click on one of the </w:t>
-      </w:r>
-      <w:r>
-        <w:t xml:space="preserve">“***Search***” then </w:t>
-      </w:r>
-      <w:r>
-        <w:t xml:space="preserve">verify </w:t>
-      </w:r>
-      <w:r>
-        <w:t xml:space="preserve">it is </w:t>
-      </w:r>
-      <w:r>
-        <w:t>selected indicated by a check mark</w:t>
-      </w:r>
-      <w:r>
-        <w:t xml:space="preserve"> </w:t>
-      </w:r>
-      <w:r>
-        <w:t>and presented in the test box.</w:t>
-      </w:r>
-    </w:p>
-    <w:p>
-      <w:pPr>
-        <w:pStyle w:val="checkbox"/>
-      </w:pPr>
-      <w:r>
-        <w:t>Click on OK then verify the prompt to select a configuration file, then click OK then verify the File dialog opens.</w:t>
-      </w:r>
-    </w:p>
-    <w:p>
-      <w:pPr>
-        <w:pStyle w:val="checkbox"/>
-      </w:pPr>
-      <w:r>
-        <w:t xml:space="preserve">Select a configuration file then verify that &lt;config file&gt;.csv appears in the Test Configuration File test box. </w:t>
-      </w:r>
-    </w:p>
-    <w:p>
-      <w:pPr>
-        <w:pStyle w:val="Step"/>
-        <w:numPr>
-          <w:ilvl w:val="0"/>
-          <w:numId w:val="46"/>
-        </w:numPr>
-      </w:pPr>
-      <w:r>
-        <w:t xml:space="preserve">Evaluate Test </w:t>
-      </w:r>
-      <w:r>
-        <w:t>Report</w:t>
-      </w:r>
-      <w:r>
-        <w:t xml:space="preserve"> </w:t>
-      </w:r>
-      <w:r>
-        <w:t xml:space="preserve">Save Folder </w:t>
-      </w:r>
-      <w:r>
-        <w:t xml:space="preserve">drop down. </w:t>
-      </w:r>
-    </w:p>
-    <w:p>
-      <w:pPr>
-        <w:pStyle w:val="checkbox"/>
-      </w:pPr>
-      <w:r>
-        <w:t>Click on the dropdown then verify a selection of &lt;config&gt;.csv files and “search” are presented.</w:t>
-      </w:r>
-    </w:p>
-    <w:p>
-      <w:pPr>
-        <w:pStyle w:val="checkbox"/>
-      </w:pPr>
-      <w:r>
-        <w:t xml:space="preserve">Click on one of the &lt;config&gt;.csv then verify that file is selected indicated by a check mark and presented in the test box. </w:t>
-      </w:r>
-    </w:p>
-    <w:p>
-      <w:pPr>
-        <w:pStyle w:val="checkbox"/>
-      </w:pPr>
-      <w:r>
-        <w:t>Click on one of the “***Search***” then verify it is selected indicated by a check mark and presented in the test box.</w:t>
-      </w:r>
-    </w:p>
-    <w:p>
-      <w:pPr>
-        <w:pStyle w:val="checkbox"/>
-      </w:pPr>
-      <w:r>
-        <w:t xml:space="preserve">Click on OK then verify the prompt to select a </w:t>
-      </w:r>
-      <w:r>
-        <w:t>report destination folder</w:t>
-      </w:r>
-      <w:r>
-        <w:t xml:space="preserve">, then click OK then verify the </w:t>
-      </w:r>
-      <w:r>
-        <w:t>Folder</w:t>
-      </w:r>
-      <w:r>
-        <w:t xml:space="preserve"> dialog opens.</w:t>
-      </w:r>
-    </w:p>
-    <w:p>
-      <w:pPr>
-        <w:pStyle w:val="checkbox"/>
-      </w:pPr>
-      <w:r>
-        <w:t xml:space="preserve">Select a </w:t>
-      </w:r>
-      <w:r>
-        <w:t>destination Folder t</w:t>
-      </w:r>
-      <w:r>
-        <w:t xml:space="preserve">hen verify that </w:t>
-      </w:r>
-      <w:r>
-        <w:t xml:space="preserve">path </w:t>
-      </w:r>
-      <w:r>
-        <w:t xml:space="preserve">appears in the </w:t>
-      </w:r>
-      <w:r>
-        <w:t xml:space="preserve">Test Report Save Folder </w:t>
-      </w:r>
-      <w:r>
-        <w:t xml:space="preserve">test box. </w:t>
-      </w:r>
-    </w:p>
-    <w:p>
-      <w:pPr>
-        <w:pStyle w:val="Step"/>
-        <w:numPr>
-          <w:ilvl w:val="0"/>
-          <w:numId w:val="0"/>
-        </w:numPr>
-        <w:ind w:left="720"/>
-      </w:pPr>
-    </w:p>
-    <w:p>
-      <w:pPr>
-        <w:pStyle w:val="Requirement"/>
-      </w:pPr>
-      <w:r>
-        <w:t>Shall provide a one-button means for starting the automated test.</w:t>
-      </w:r>
-    </w:p>
-    <w:p>
-      <w:pPr>
-        <w:pStyle w:val="Step"/>
-        <w:numPr>
-          <w:ilvl w:val="0"/>
-          <w:numId w:val="25"/>
-        </w:numPr>
-      </w:pPr>
-      <w:r>
-        <w:t>Click on the MLOI Desktop icon.</w:t>
-      </w:r>
-    </w:p>
-    <w:p>
-      <w:pPr>
-        <w:pStyle w:val="checkbox"/>
-      </w:pPr>
-      <w:proofErr w:type="gramStart"/>
-      <w:r>
-        <w:t>Verify</w:t>
-      </w:r>
-      <w:proofErr w:type="gramEnd"/>
-      <w:r>
-        <w:t xml:space="preserve"> the application open and running and </w:t>
-      </w:r>
-      <w:r>
-        <w:t xml:space="preserve">TEST State Out is in MANUAL mode. </w:t>
-      </w:r>
-    </w:p>
-    <w:p>
-      <w:pPr>
-        <w:pStyle w:val="Step"/>
-        <w:numPr>
-          <w:ilvl w:val="0"/>
-          <w:numId w:val="46"/>
-        </w:numPr>
-      </w:pPr>
-      <w:r>
-        <w:t>Close the information dialog. Click on the Run Test START button.</w:t>
-      </w:r>
-    </w:p>
-    <w:p>
-      <w:pPr>
-        <w:pStyle w:val="checkbox"/>
-      </w:pPr>
-      <w:r>
-        <w:t>Verify the Test protocol starts,</w:t>
-      </w:r>
-      <w:r>
-        <w:t xml:space="preserve"> the Run Test button is </w:t>
-      </w:r>
-      <w:proofErr w:type="gramStart"/>
-      <w:r>
-        <w:t>RUNNING</w:t>
-      </w:r>
-      <w:proofErr w:type="gramEnd"/>
-      <w:r>
-        <w:t xml:space="preserve"> and highlighted Green and TEST State Out is in START</w:t>
-      </w:r>
-    </w:p>
-    <w:p>
-      <w:pPr>
-        <w:pStyle w:val="checkbox"/>
-      </w:pPr>
-      <w:r>
-        <w:t xml:space="preserve"> </w:t>
-      </w:r>
-      <w:r>
-        <w:t xml:space="preserve">Verify after the Level (green plot) reaches EMPTY (bottom of plot), TEST State Out becomes Pre-Test Fill. </w:t>
-      </w:r>
-    </w:p>
-    <w:p>
-      <w:pPr>
-        <w:pStyle w:val="checkbox"/>
-      </w:pPr>
-      <w:r>
-        <w:t xml:space="preserve">Verify after a few seconds, the resistor ladder is </w:t>
-      </w:r>
-      <w:proofErr w:type="gramStart"/>
-      <w:r>
-        <w:t>being plotted</w:t>
-      </w:r>
-      <w:proofErr w:type="gramEnd"/>
-      <w:r>
-        <w:t xml:space="preserve">. </w:t>
-      </w:r>
-    </w:p>
-    <w:p>
-      <w:pPr>
-        <w:pStyle w:val="Step"/>
-      </w:pPr>
-      <w:r>
-        <w:t xml:space="preserve">Click on the </w:t>
-      </w:r>
-      <w:r>
-        <w:t>Run Test</w:t>
-      </w:r>
-      <w:r>
-        <w:t xml:space="preserve"> </w:t>
-      </w:r>
-      <w:proofErr w:type="gramStart"/>
-      <w:r>
-        <w:t>button</w:t>
-      </w:r>
-      <w:r>
-        <w:t>.</w:t>
-      </w:r>
-      <w:r>
-        <w:t>.</w:t>
-      </w:r>
-      <w:proofErr w:type="gramEnd"/>
-    </w:p>
-    <w:p>
-      <w:pPr>
-        <w:pStyle w:val="checkbox"/>
-      </w:pPr>
-      <w:r>
-        <w:t xml:space="preserve">Verify that </w:t>
-      </w:r>
-      <w:r>
-        <w:t xml:space="preserve">Run Test button returns to gray START, </w:t>
-      </w:r>
-      <w:r>
-        <w:t xml:space="preserve">the test protocol stops and the </w:t>
-      </w:r>
-      <w:r>
-        <w:t>Test State Out</w:t>
-      </w:r>
-      <w:r>
-        <w:t xml:space="preserve"> indicates MANUAL</w:t>
-      </w:r>
-      <w:r>
-        <w:t xml:space="preserve"> mode</w:t>
-      </w:r>
-      <w:r>
-        <w:t>.</w:t>
-      </w:r>
-    </w:p>
-    <w:p>
-      <w:pPr>
-        <w:pStyle w:val="checkbox"/>
-        <w:numPr>
-          <w:ilvl w:val="0"/>
-          <w:numId w:val="0"/>
-        </w:numPr>
-        <w:ind w:left="1267" w:hanging="360"/>
-        <w:jc w:val="center"/>
-      </w:pPr>
-      <w:r>
         <w:rPr>
           <w:noProof/>
         </w:rPr>
-        <w:lastRenderedPageBreak/>
         <w:drawing>
-          <wp:inline distT="0" distB="0" distL="0" distR="0" wp14:anchorId="28858704" wp14:editId="4CCE7886">
+          <wp:inline distT="0" distB="0" distL="0" distR="0" wp14:anchorId="6D8D6845" wp14:editId="0BCBF4C8">
             <wp:extent cx="3828332" cy="3079750"/>
             <wp:effectExtent l="0" t="0" r="1270" b="6350"/>
             <wp:docPr id="1429742679" name="Picture 5"/>
@@ -10367,7 +9964,7 @@
                     </pic:cNvPicPr>
                   </pic:nvPicPr>
                   <pic:blipFill rotWithShape="1">
-                    <a:blip r:embed="rId16" cstate="print">
+                    <a:blip r:embed="rId17" cstate="print">
                       <a:extLst>
                         <a:ext uri="{28A0092B-C50C-407E-A947-70E740481C1C}">
                           <a14:useLocalDpi xmlns:a14="http://schemas.microsoft.com/office/drawing/2010/main" val="0"/>
@@ -10406,6 +10003,1595 @@
     </w:p>
     <w:p>
       <w:pPr>
+        <w:pStyle w:val="ZPara"/>
+      </w:pPr>
+      <w:r>
+        <w:t xml:space="preserve">NOTE: The HMI tests are evaluations of software requirements and may be evaluated in either </w:t>
+      </w:r>
+      <w:r>
+        <w:t>test</w:t>
+      </w:r>
+      <w:r>
+        <w:t xml:space="preserve"> or simulated modes.</w:t>
+      </w:r>
+      <w:r>
+        <w:t xml:space="preserve">  The following tests may be evaluated in SIM mode</w:t>
+      </w:r>
+      <w:r>
+        <w:t xml:space="preserve">. </w:t>
+      </w:r>
+    </w:p>
+    <w:p>
+      <w:pPr>
+        <w:pStyle w:val="Step"/>
+        <w:numPr>
+          <w:ilvl w:val="0"/>
+          <w:numId w:val="0"/>
+        </w:numPr>
+        <w:ind w:left="720"/>
+      </w:pPr>
+      <w:r>
+        <w:t>Check</w:t>
+      </w:r>
+      <w:r>
+        <w:t xml:space="preserve"> Sim Mode:</w:t>
+      </w:r>
+    </w:p>
+    <w:p>
+      <w:pPr>
+        <w:pStyle w:val="Step"/>
+        <w:numPr>
+          <w:ilvl w:val="0"/>
+          <w:numId w:val="56"/>
+        </w:numPr>
+      </w:pPr>
+      <w:r>
+        <w:t xml:space="preserve">Without the USB hub connected, Run the MLOI program, click OK on the Test Information popup. </w:t>
+      </w:r>
+    </w:p>
+    <w:p>
+      <w:pPr>
+        <w:pStyle w:val="checkbox"/>
+      </w:pPr>
+      <w:r>
+        <w:t xml:space="preserve">Verify, Red Instrument Status indicators (1); Instruments not attached Error Message, then Press Stimulate button (2). </w:t>
+      </w:r>
+    </w:p>
+    <w:p>
+      <w:pPr>
+        <w:pStyle w:val="checkbox"/>
+      </w:pPr>
+      <w:r>
+        <w:t xml:space="preserve">Verify Yellow Instrument Status indicators (3); Parameter Error message then press Continue (4).  </w:t>
+      </w:r>
+    </w:p>
+    <w:p>
+      <w:pPr>
+        <w:pStyle w:val="checkbox"/>
+      </w:pPr>
+      <w:r>
+        <w:t>Verify The Simulate indicator is Green (5) and the plot shows simulated data.</w:t>
+      </w:r>
+    </w:p>
+    <w:p>
+      <w:pPr>
+        <w:pStyle w:val="Step"/>
+      </w:pPr>
+      <w:r>
+        <w:t>Click on STOP, then No QUIT to end the program.</w:t>
+      </w:r>
+      <w:r>
+        <w:t xml:space="preserve">  </w:t>
+      </w:r>
+    </w:p>
+    <w:p>
+      <w:pPr>
+        <w:pStyle w:val="Step"/>
+        <w:numPr>
+          <w:ilvl w:val="0"/>
+          <w:numId w:val="0"/>
+        </w:numPr>
+        <w:ind w:left="720"/>
+      </w:pPr>
+      <w:r>
+        <w:rPr>
+          <w:noProof/>
+        </w:rPr>
+        <w:lastRenderedPageBreak/>
+        <w:drawing>
+          <wp:inline distT="0" distB="0" distL="0" distR="0" wp14:anchorId="6ABD4859" wp14:editId="7A8D80A1">
+            <wp:extent cx="5564605" cy="1659651"/>
+            <wp:effectExtent l="0" t="0" r="0" b="0"/>
+            <wp:docPr id="1276807678" name="Picture 2"/>
+            <wp:cNvGraphicFramePr>
+              <a:graphicFrameLocks xmlns:a="http://schemas.openxmlformats.org/drawingml/2006/main" noChangeAspect="1"/>
+            </wp:cNvGraphicFramePr>
+            <a:graphic xmlns:a="http://schemas.openxmlformats.org/drawingml/2006/main">
+              <a:graphicData uri="http://schemas.openxmlformats.org/drawingml/2006/picture">
+                <pic:pic xmlns:pic="http://schemas.openxmlformats.org/drawingml/2006/picture">
+                  <pic:nvPicPr>
+                    <pic:cNvPr id="0" name="Picture 3"/>
+                    <pic:cNvPicPr>
+                      <a:picLocks noChangeAspect="1" noChangeArrowheads="1"/>
+                    </pic:cNvPicPr>
+                  </pic:nvPicPr>
+                  <pic:blipFill>
+                    <a:blip r:embed="rId18" cstate="print">
+                      <a:extLst>
+                        <a:ext uri="{28A0092B-C50C-407E-A947-70E740481C1C}">
+                          <a14:useLocalDpi xmlns:a14="http://schemas.microsoft.com/office/drawing/2010/main" val="0"/>
+                        </a:ext>
+                      </a:extLst>
+                    </a:blip>
+                    <a:srcRect/>
+                    <a:stretch>
+                      <a:fillRect/>
+                    </a:stretch>
+                  </pic:blipFill>
+                  <pic:spPr bwMode="auto">
+                    <a:xfrm>
+                      <a:off x="0" y="0"/>
+                      <a:ext cx="5632165" cy="1679801"/>
+                    </a:xfrm>
+                    <a:prstGeom prst="rect">
+                      <a:avLst/>
+                    </a:prstGeom>
+                    <a:noFill/>
+                  </pic:spPr>
+                </pic:pic>
+              </a:graphicData>
+            </a:graphic>
+          </wp:inline>
+        </w:drawing>
+      </w:r>
+    </w:p>
+    <w:p>
+      <w:pPr>
+        <w:pStyle w:val="Step"/>
+        <w:numPr>
+          <w:ilvl w:val="0"/>
+          <w:numId w:val="0"/>
+        </w:numPr>
+        <w:ind w:left="720"/>
+      </w:pPr>
+    </w:p>
+    <w:p>
+      <w:pPr>
+        <w:pStyle w:val="Step"/>
+        <w:numPr>
+          <w:ilvl w:val="0"/>
+          <w:numId w:val="0"/>
+        </w:numPr>
+        <w:ind w:left="720"/>
+      </w:pPr>
+    </w:p>
+    <w:p>
+      <w:pPr>
+        <w:pStyle w:val="ZPara"/>
+      </w:pPr>
+      <w:r>
+        <w:t xml:space="preserve">Tester   __________________      Date ______________       PASS      </w:t>
+      </w:r>
+      <w:r>
+        <w:t>FAIL</w:t>
+      </w:r>
+    </w:p>
+    <w:p>
+      <w:pPr>
+        <w:autoSpaceDN w:val="0"/>
+        <w:spacing w:after="160" w:line="276" w:lineRule="auto"/>
+        <w:contextualSpacing/>
+        <w:rPr>
+          <w:szCs w:val="22"/>
+        </w:rPr>
+      </w:pPr>
+    </w:p>
+    <w:p>
+      <w:pPr>
+        <w:pStyle w:val="ZPara"/>
+      </w:pPr>
+    </w:p>
+    <w:p>
+      <w:pPr>
+        <w:pStyle w:val="Requirement"/>
+      </w:pPr>
+      <w:r>
+        <w:t xml:space="preserve">Shall provide a </w:t>
+      </w:r>
+      <w:r>
+        <w:t>means to enter persistent test information</w:t>
+      </w:r>
+      <w:r>
+        <w:t>.</w:t>
+      </w:r>
+    </w:p>
+    <w:p>
+      <w:pPr>
+        <w:pStyle w:val="Step"/>
+        <w:numPr>
+          <w:ilvl w:val="0"/>
+          <w:numId w:val="55"/>
+        </w:numPr>
+      </w:pPr>
+      <w:r>
+        <w:t xml:space="preserve">Click on the MLOI Desktop </w:t>
+      </w:r>
+      <w:proofErr w:type="gramStart"/>
+      <w:r>
+        <w:t>icon</w:t>
+      </w:r>
+      <w:r>
+        <w:t>, and</w:t>
+      </w:r>
+      <w:proofErr w:type="gramEnd"/>
+      <w:r>
+        <w:t xml:space="preserve"> run the application.</w:t>
+      </w:r>
+    </w:p>
+    <w:p>
+      <w:pPr>
+        <w:pStyle w:val="checkbox"/>
+      </w:pPr>
+      <w:r>
+        <w:t>Verify the application open</w:t>
+      </w:r>
+      <w:r>
+        <w:t>,</w:t>
+      </w:r>
+      <w:r>
+        <w:t xml:space="preserve"> in MANUAL mode</w:t>
+      </w:r>
+      <w:r>
+        <w:t xml:space="preserve"> and Test Information dialog is open</w:t>
+      </w:r>
+      <w:r>
+        <w:t xml:space="preserve">. </w:t>
+      </w:r>
+    </w:p>
+    <w:p>
+      <w:pPr>
+        <w:pStyle w:val="Step"/>
+        <w:numPr>
+          <w:ilvl w:val="0"/>
+          <w:numId w:val="46"/>
+        </w:numPr>
+      </w:pPr>
+      <w:r>
+        <w:t xml:space="preserve">Evaluate Test Configuration File </w:t>
+      </w:r>
+      <w:proofErr w:type="gramStart"/>
+      <w:r>
+        <w:t>drop</w:t>
+      </w:r>
+      <w:proofErr w:type="gramEnd"/>
+      <w:r>
+        <w:t xml:space="preserve"> down. </w:t>
+      </w:r>
+    </w:p>
+    <w:p>
+      <w:pPr>
+        <w:pStyle w:val="checkbox"/>
+      </w:pPr>
+      <w:r>
+        <w:t xml:space="preserve">Click on the dropdown </w:t>
+      </w:r>
+      <w:r>
+        <w:t>then</w:t>
+      </w:r>
+      <w:r>
+        <w:t xml:space="preserve"> verify a </w:t>
+      </w:r>
+      <w:r>
+        <w:t>choice of the default report folder path and “***Search***” is</w:t>
+      </w:r>
+      <w:r>
+        <w:t xml:space="preserve"> presented.</w:t>
+      </w:r>
+    </w:p>
+    <w:p>
+      <w:pPr>
+        <w:pStyle w:val="checkbox"/>
+      </w:pPr>
+      <w:r>
+        <w:t>Click on</w:t>
+      </w:r>
+      <w:r>
+        <w:t xml:space="preserve"> each of the file names and</w:t>
+      </w:r>
+      <w:r>
+        <w:t xml:space="preserve"> the “***Search***</w:t>
+      </w:r>
+      <w:proofErr w:type="gramStart"/>
+      <w:r>
+        <w:t xml:space="preserve">”  </w:t>
+      </w:r>
+      <w:r>
+        <w:t>verifying</w:t>
+      </w:r>
+      <w:proofErr w:type="gramEnd"/>
+      <w:r>
+        <w:t xml:space="preserve"> each</w:t>
+      </w:r>
+      <w:r>
+        <w:t xml:space="preserve"> it is selected indicated by a check mark and presented in the test box.</w:t>
+      </w:r>
+    </w:p>
+    <w:p>
+      <w:pPr>
+        <w:pStyle w:val="checkbox"/>
+      </w:pPr>
+      <w:r>
+        <w:t>Select “***Search***</w:t>
+      </w:r>
+      <w:proofErr w:type="gramStart"/>
+      <w:r>
+        <w:t xml:space="preserve">”  </w:t>
+      </w:r>
+      <w:r>
+        <w:t>Click</w:t>
+      </w:r>
+      <w:proofErr w:type="gramEnd"/>
+      <w:r>
+        <w:t xml:space="preserve"> on OK then verify the prompt to select a configuration file, then click OK then verify the File dialog opens.</w:t>
+      </w:r>
+    </w:p>
+    <w:p>
+      <w:pPr>
+        <w:pStyle w:val="checkbox"/>
+      </w:pPr>
+      <w:r>
+        <w:t xml:space="preserve">Select a configuration file then verify that &lt;config file&gt;.csv appears in the Test Configuration File test box. </w:t>
+      </w:r>
+      <w:r>
+        <w:t>Press OK.</w:t>
+      </w:r>
+    </w:p>
+    <w:p>
+      <w:pPr>
+        <w:pStyle w:val="checkbox"/>
+      </w:pPr>
+      <w:r>
+        <w:t xml:space="preserve">CANCEL, </w:t>
+      </w:r>
+      <w:r>
+        <w:t xml:space="preserve">STOP </w:t>
+      </w:r>
+      <w:r>
+        <w:t>to</w:t>
+      </w:r>
+      <w:r>
+        <w:t xml:space="preserve"> Quit the MLOI Program.</w:t>
+      </w:r>
+    </w:p>
+    <w:p>
+      <w:pPr>
+        <w:pStyle w:val="Step"/>
+        <w:numPr>
+          <w:ilvl w:val="0"/>
+          <w:numId w:val="46"/>
+        </w:numPr>
+      </w:pPr>
+      <w:r>
+        <w:t xml:space="preserve">Evaluate Test Report </w:t>
+      </w:r>
+      <w:r>
+        <w:t xml:space="preserve">Save Folder </w:t>
+      </w:r>
+      <w:r>
+        <w:t xml:space="preserve">drop down. </w:t>
+      </w:r>
+    </w:p>
+    <w:p>
+      <w:pPr>
+        <w:pStyle w:val="checkbox"/>
+      </w:pPr>
+      <w:r>
+        <w:t>Click on the dropdown then verify a selection of &lt;config&gt;.csv files and “search” are presented.</w:t>
+      </w:r>
+    </w:p>
+    <w:p>
+      <w:pPr>
+        <w:pStyle w:val="checkbox"/>
+      </w:pPr>
+      <w:r>
+        <w:t xml:space="preserve">Click on one of the &lt;config&gt;.csv then verify that file is selected indicated by a check mark and presented in the test box. </w:t>
+      </w:r>
+    </w:p>
+    <w:p>
+      <w:pPr>
+        <w:pStyle w:val="checkbox"/>
+      </w:pPr>
+      <w:r>
+        <w:t>Click on one of the “***Search***” then verify it is selected indicated by a check mark and presented in the test box.</w:t>
+      </w:r>
+    </w:p>
+    <w:p>
+      <w:pPr>
+        <w:pStyle w:val="checkbox"/>
+      </w:pPr>
+      <w:r>
+        <w:t xml:space="preserve">Click on OK then verify the prompt to select a </w:t>
+      </w:r>
+      <w:r>
+        <w:t>report destination folder</w:t>
+      </w:r>
+      <w:r>
+        <w:t xml:space="preserve">, then click OK then verify the </w:t>
+      </w:r>
+      <w:r>
+        <w:t>Folder</w:t>
+      </w:r>
+      <w:r>
+        <w:t xml:space="preserve"> dialog opens.</w:t>
+      </w:r>
+    </w:p>
+    <w:p>
+      <w:pPr>
+        <w:pStyle w:val="checkbox"/>
+      </w:pPr>
+      <w:r>
+        <w:t xml:space="preserve">Select a </w:t>
+      </w:r>
+      <w:r>
+        <w:t>destination Folder t</w:t>
+      </w:r>
+      <w:r>
+        <w:t xml:space="preserve">hen verify that </w:t>
+      </w:r>
+      <w:r>
+        <w:t xml:space="preserve">path </w:t>
+      </w:r>
+      <w:r>
+        <w:t xml:space="preserve">appears in the </w:t>
+      </w:r>
+      <w:r>
+        <w:t xml:space="preserve">Test Report Save Folder </w:t>
+      </w:r>
+      <w:r>
+        <w:t xml:space="preserve">test box. </w:t>
+      </w:r>
+    </w:p>
+    <w:p>
+      <w:pPr>
+        <w:pStyle w:val="checkbox"/>
+      </w:pPr>
+      <w:r>
+        <w:t>CANCEL, STOP to Quit the MLOI Program</w:t>
+      </w:r>
+    </w:p>
+    <w:p>
+      <w:pPr>
+        <w:pStyle w:val="Step"/>
+        <w:numPr>
+          <w:ilvl w:val="0"/>
+          <w:numId w:val="57"/>
+        </w:numPr>
+      </w:pPr>
+      <w:r>
+        <w:t xml:space="preserve">Evaluate Test Information. </w:t>
+      </w:r>
+    </w:p>
+    <w:p>
+      <w:pPr>
+        <w:pStyle w:val="checkbox"/>
+      </w:pPr>
+      <w:r>
+        <w:lastRenderedPageBreak/>
+        <w:t>Start the MLOI Program, On the Test Information dialog, e</w:t>
+      </w:r>
+      <w:r>
+        <w:t>nter some random test in each of the Job Number, Unit Number, Serial Number, Technician and Notes Fields. Click OK</w:t>
+      </w:r>
+    </w:p>
+    <w:p>
+      <w:pPr>
+        <w:pStyle w:val="checkbox"/>
+      </w:pPr>
+      <w:r>
+        <w:t xml:space="preserve">CANCEL, STOP to Quit the MLOI Program </w:t>
+      </w:r>
+    </w:p>
+    <w:p>
+      <w:pPr>
+        <w:pStyle w:val="checkbox"/>
+      </w:pPr>
+      <w:r>
+        <w:t>Restart the MLOI Program and Verify that information entered above persists.</w:t>
+      </w:r>
+    </w:p>
+    <w:p>
+      <w:pPr>
+        <w:pStyle w:val="Step"/>
+        <w:numPr>
+          <w:ilvl w:val="0"/>
+          <w:numId w:val="57"/>
+        </w:numPr>
+      </w:pPr>
+      <w:r>
+        <w:t xml:space="preserve">Evaluate Test </w:t>
+      </w:r>
+      <w:r>
+        <w:t>Options</w:t>
+      </w:r>
+      <w:r>
+        <w:t xml:space="preserve">. </w:t>
+      </w:r>
+    </w:p>
+    <w:p>
+      <w:pPr>
+        <w:pStyle w:val="checkbox"/>
+      </w:pPr>
+      <w:r>
+        <w:t>Start the MLOI Program, On the Test Information dialog, make the selection shown below, Click OK, then verify the results indicated to the Right.</w:t>
+      </w:r>
+    </w:p>
+    <w:p>
+      <w:pPr>
+        <w:pStyle w:val="checkbox"/>
+        <w:numPr>
+          <w:ilvl w:val="0"/>
+          <w:numId w:val="0"/>
+        </w:numPr>
+        <w:ind w:left="720"/>
+      </w:pPr>
+      <w:r>
+        <w:rPr>
+          <w:noProof/>
+        </w:rPr>
+        <w:drawing>
+          <wp:inline distT="0" distB="0" distL="0" distR="0" wp14:anchorId="10B46B41" wp14:editId="18790F01">
+            <wp:extent cx="5442930" cy="1802167"/>
+            <wp:effectExtent l="0" t="0" r="5715" b="7620"/>
+            <wp:docPr id="718558553" name="Picture 4"/>
+            <wp:cNvGraphicFramePr>
+              <a:graphicFrameLocks xmlns:a="http://schemas.openxmlformats.org/drawingml/2006/main" noChangeAspect="1"/>
+            </wp:cNvGraphicFramePr>
+            <a:graphic xmlns:a="http://schemas.openxmlformats.org/drawingml/2006/main">
+              <a:graphicData uri="http://schemas.openxmlformats.org/drawingml/2006/picture">
+                <pic:pic xmlns:pic="http://schemas.openxmlformats.org/drawingml/2006/picture">
+                  <pic:nvPicPr>
+                    <pic:cNvPr id="0" name="Picture 5"/>
+                    <pic:cNvPicPr>
+                      <a:picLocks noChangeAspect="1" noChangeArrowheads="1"/>
+                    </pic:cNvPicPr>
+                  </pic:nvPicPr>
+                  <pic:blipFill>
+                    <a:blip r:embed="rId19" cstate="print">
+                      <a:extLst>
+                        <a:ext uri="{28A0092B-C50C-407E-A947-70E740481C1C}">
+                          <a14:useLocalDpi xmlns:a14="http://schemas.microsoft.com/office/drawing/2010/main" val="0"/>
+                        </a:ext>
+                      </a:extLst>
+                    </a:blip>
+                    <a:srcRect/>
+                    <a:stretch>
+                      <a:fillRect/>
+                    </a:stretch>
+                  </pic:blipFill>
+                  <pic:spPr bwMode="auto">
+                    <a:xfrm>
+                      <a:off x="0" y="0"/>
+                      <a:ext cx="5532586" cy="1831852"/>
+                    </a:xfrm>
+                    <a:prstGeom prst="rect">
+                      <a:avLst/>
+                    </a:prstGeom>
+                    <a:noFill/>
+                  </pic:spPr>
+                </pic:pic>
+              </a:graphicData>
+            </a:graphic>
+          </wp:inline>
+        </w:drawing>
+      </w:r>
+    </w:p>
+    <w:p>
+      <w:pPr>
+        <w:pStyle w:val="checkbox"/>
+      </w:pPr>
+      <w:r>
+        <w:t>Press STOP, No Quit to exit MLOI Program after each observation. Repeat for each setting shown.</w:t>
+      </w:r>
+    </w:p>
+    <w:p>
+      <w:pPr>
+        <w:pStyle w:val="Step"/>
+      </w:pPr>
+      <w:r>
+        <w:t xml:space="preserve">Evaluate Replicate Setting. </w:t>
+      </w:r>
+    </w:p>
+    <w:p>
+      <w:pPr>
+        <w:pStyle w:val="checkbox"/>
+      </w:pPr>
+      <w:r>
+        <w:t>Start the MLOI Program, On the Test Information dialog Set:</w:t>
+      </w:r>
+    </w:p>
+    <w:tbl>
+      <w:tblPr>
+        <w:tblStyle w:val="TableGrid"/>
+        <w:tblW w:w="0" w:type="auto"/>
+        <w:tblInd w:w="1327" w:type="dxa"/>
+        <w:tblLook w:val="04A0" w:firstRow="1" w:lastRow="0" w:firstColumn="1" w:lastColumn="0" w:noHBand="0" w:noVBand="1"/>
+      </w:tblPr>
+      <w:tblGrid>
+        <w:gridCol w:w="2484"/>
+        <w:gridCol w:w="889"/>
+        <w:gridCol w:w="348"/>
+        <w:gridCol w:w="2500"/>
+        <w:gridCol w:w="1149"/>
+      </w:tblGrid>
+      <w:tr>
+        <w:tc>
+          <w:tcPr>
+            <w:tcW w:w="2484" w:type="dxa"/>
+          </w:tcPr>
+          <w:p>
+            <w:pPr>
+              <w:pStyle w:val="checkbox"/>
+              <w:numPr>
+                <w:ilvl w:val="0"/>
+                <w:numId w:val="0"/>
+              </w:numPr>
+              <w:ind w:left="288"/>
+              <w:rPr>
+                <w:sz w:val="20"/>
+              </w:rPr>
+            </w:pPr>
+            <w:r>
+              <w:rPr>
+                <w:sz w:val="20"/>
+              </w:rPr>
+              <w:t>Test</w:t>
+            </w:r>
+          </w:p>
+        </w:tc>
+        <w:tc>
+          <w:tcPr>
+            <w:tcW w:w="889" w:type="dxa"/>
+          </w:tcPr>
+          <w:p>
+            <w:pPr>
+              <w:pStyle w:val="checkbox"/>
+              <w:numPr>
+                <w:ilvl w:val="0"/>
+                <w:numId w:val="0"/>
+              </w:numPr>
+              <w:jc w:val="center"/>
+              <w:rPr>
+                <w:sz w:val="20"/>
+              </w:rPr>
+            </w:pPr>
+            <w:proofErr w:type="spellStart"/>
+            <w:r>
+              <w:rPr>
+                <w:sz w:val="20"/>
+              </w:rPr>
+              <w:t>PrePot</w:t>
+            </w:r>
+            <w:proofErr w:type="spellEnd"/>
+          </w:p>
+        </w:tc>
+        <w:tc>
+          <w:tcPr>
+            <w:tcW w:w="348" w:type="dxa"/>
+          </w:tcPr>
+          <w:p>
+            <w:pPr>
+              <w:pStyle w:val="checkbox"/>
+              <w:numPr>
+                <w:ilvl w:val="0"/>
+                <w:numId w:val="0"/>
+              </w:numPr>
+              <w:ind w:left="1620"/>
+              <w:rPr>
+                <w:sz w:val="20"/>
+              </w:rPr>
+            </w:pPr>
+          </w:p>
+        </w:tc>
+        <w:tc>
+          <w:tcPr>
+            <w:tcW w:w="2500" w:type="dxa"/>
+          </w:tcPr>
+          <w:p>
+            <w:pPr>
+              <w:pStyle w:val="checkbox"/>
+              <w:numPr>
+                <w:ilvl w:val="0"/>
+                <w:numId w:val="0"/>
+              </w:numPr>
+              <w:ind w:left="288"/>
+              <w:rPr>
+                <w:sz w:val="20"/>
+              </w:rPr>
+            </w:pPr>
+            <w:proofErr w:type="spellStart"/>
+            <w:r>
+              <w:rPr>
+                <w:sz w:val="20"/>
+              </w:rPr>
+              <w:t>PreFill</w:t>
+            </w:r>
+            <w:proofErr w:type="spellEnd"/>
+            <w:r>
+              <w:rPr>
+                <w:sz w:val="20"/>
+              </w:rPr>
+              <w:t xml:space="preserve"> to </w:t>
+            </w:r>
+          </w:p>
+        </w:tc>
+        <w:tc>
+          <w:tcPr>
+            <w:tcW w:w="1149" w:type="dxa"/>
+          </w:tcPr>
+          <w:p>
+            <w:pPr>
+              <w:pStyle w:val="checkbox"/>
+              <w:numPr>
+                <w:ilvl w:val="0"/>
+                <w:numId w:val="0"/>
+              </w:numPr>
+              <w:jc w:val="center"/>
+              <w:rPr>
+                <w:sz w:val="20"/>
+              </w:rPr>
+            </w:pPr>
+            <w:r>
+              <w:rPr>
+                <w:sz w:val="20"/>
+              </w:rPr>
+              <w:t>OFF</w:t>
+            </w:r>
+          </w:p>
+        </w:tc>
+      </w:tr>
+      <w:tr>
+        <w:tc>
+          <w:tcPr>
+            <w:tcW w:w="2484" w:type="dxa"/>
+          </w:tcPr>
+          <w:p>
+            <w:pPr>
+              <w:pStyle w:val="checkbox"/>
+              <w:numPr>
+                <w:ilvl w:val="0"/>
+                <w:numId w:val="0"/>
+              </w:numPr>
+              <w:ind w:left="288"/>
+              <w:rPr>
+                <w:sz w:val="20"/>
+              </w:rPr>
+            </w:pPr>
+            <w:r>
+              <w:rPr>
+                <w:sz w:val="20"/>
+              </w:rPr>
+              <w:t>Replicate to</w:t>
+            </w:r>
+          </w:p>
+        </w:tc>
+        <w:tc>
+          <w:tcPr>
+            <w:tcW w:w="889" w:type="dxa"/>
+          </w:tcPr>
+          <w:p>
+            <w:pPr>
+              <w:pStyle w:val="checkbox"/>
+              <w:numPr>
+                <w:ilvl w:val="0"/>
+                <w:numId w:val="0"/>
+              </w:numPr>
+              <w:jc w:val="center"/>
+              <w:rPr>
+                <w:sz w:val="20"/>
+              </w:rPr>
+            </w:pPr>
+            <w:r>
+              <w:rPr>
+                <w:sz w:val="20"/>
+              </w:rPr>
+              <w:t>1</w:t>
+            </w:r>
+          </w:p>
+        </w:tc>
+        <w:tc>
+          <w:tcPr>
+            <w:tcW w:w="348" w:type="dxa"/>
+          </w:tcPr>
+          <w:p>
+            <w:pPr>
+              <w:pStyle w:val="checkbox"/>
+              <w:numPr>
+                <w:ilvl w:val="0"/>
+                <w:numId w:val="0"/>
+              </w:numPr>
+              <w:ind w:left="1620"/>
+              <w:rPr>
+                <w:sz w:val="20"/>
+              </w:rPr>
+            </w:pPr>
+          </w:p>
+        </w:tc>
+        <w:tc>
+          <w:tcPr>
+            <w:tcW w:w="2500" w:type="dxa"/>
+          </w:tcPr>
+          <w:p>
+            <w:pPr>
+              <w:pStyle w:val="checkbox"/>
+              <w:numPr>
+                <w:ilvl w:val="0"/>
+                <w:numId w:val="0"/>
+              </w:numPr>
+              <w:ind w:left="288"/>
+              <w:rPr>
+                <w:sz w:val="20"/>
+              </w:rPr>
+            </w:pPr>
+            <w:r>
+              <w:rPr>
+                <w:sz w:val="20"/>
+              </w:rPr>
+              <w:t>Auto Start to ON</w:t>
+            </w:r>
+          </w:p>
+        </w:tc>
+        <w:tc>
+          <w:tcPr>
+            <w:tcW w:w="1149" w:type="dxa"/>
+          </w:tcPr>
+          <w:p>
+            <w:pPr>
+              <w:pStyle w:val="checkbox"/>
+              <w:numPr>
+                <w:ilvl w:val="0"/>
+                <w:numId w:val="0"/>
+              </w:numPr>
+              <w:jc w:val="center"/>
+              <w:rPr>
+                <w:sz w:val="20"/>
+              </w:rPr>
+            </w:pPr>
+            <w:r>
+              <w:rPr>
+                <w:sz w:val="20"/>
+              </w:rPr>
+              <w:t>ON</w:t>
+            </w:r>
+          </w:p>
+        </w:tc>
+      </w:tr>
+      <w:tr>
+        <w:tc>
+          <w:tcPr>
+            <w:tcW w:w="2484" w:type="dxa"/>
+          </w:tcPr>
+          <w:p>
+            <w:pPr>
+              <w:pStyle w:val="checkbox"/>
+              <w:numPr>
+                <w:ilvl w:val="0"/>
+                <w:numId w:val="0"/>
+              </w:numPr>
+              <w:ind w:left="288"/>
+              <w:rPr>
+                <w:sz w:val="20"/>
+              </w:rPr>
+            </w:pPr>
+          </w:p>
+        </w:tc>
+        <w:tc>
+          <w:tcPr>
+            <w:tcW w:w="889" w:type="dxa"/>
+          </w:tcPr>
+          <w:p>
+            <w:pPr>
+              <w:pStyle w:val="checkbox"/>
+              <w:numPr>
+                <w:ilvl w:val="0"/>
+                <w:numId w:val="0"/>
+              </w:numPr>
+              <w:jc w:val="center"/>
+              <w:rPr>
+                <w:sz w:val="20"/>
+              </w:rPr>
+            </w:pPr>
+          </w:p>
+        </w:tc>
+        <w:tc>
+          <w:tcPr>
+            <w:tcW w:w="348" w:type="dxa"/>
+          </w:tcPr>
+          <w:p>
+            <w:pPr>
+              <w:pStyle w:val="checkbox"/>
+              <w:numPr>
+                <w:ilvl w:val="0"/>
+                <w:numId w:val="0"/>
+              </w:numPr>
+              <w:ind w:left="1620"/>
+              <w:rPr>
+                <w:sz w:val="20"/>
+              </w:rPr>
+            </w:pPr>
+          </w:p>
+        </w:tc>
+        <w:tc>
+          <w:tcPr>
+            <w:tcW w:w="2500" w:type="dxa"/>
+          </w:tcPr>
+          <w:p>
+            <w:pPr>
+              <w:pStyle w:val="checkbox"/>
+              <w:numPr>
+                <w:ilvl w:val="0"/>
+                <w:numId w:val="0"/>
+              </w:numPr>
+              <w:ind w:left="288"/>
+              <w:rPr>
+                <w:sz w:val="20"/>
+              </w:rPr>
+            </w:pPr>
+            <w:r>
+              <w:rPr>
+                <w:sz w:val="20"/>
+              </w:rPr>
+              <w:t xml:space="preserve">Start in Jog to </w:t>
+            </w:r>
+          </w:p>
+        </w:tc>
+        <w:tc>
+          <w:tcPr>
+            <w:tcW w:w="1149" w:type="dxa"/>
+          </w:tcPr>
+          <w:p>
+            <w:pPr>
+              <w:pStyle w:val="checkbox"/>
+              <w:numPr>
+                <w:ilvl w:val="0"/>
+                <w:numId w:val="0"/>
+              </w:numPr>
+              <w:jc w:val="center"/>
+              <w:rPr>
+                <w:sz w:val="20"/>
+              </w:rPr>
+            </w:pPr>
+            <w:r>
+              <w:rPr>
+                <w:sz w:val="20"/>
+              </w:rPr>
+              <w:t>OFF</w:t>
+            </w:r>
+          </w:p>
+        </w:tc>
+      </w:tr>
+    </w:tbl>
+    <w:p>
+      <w:pPr>
+        <w:pStyle w:val="checkbox"/>
+      </w:pPr>
+      <w:r>
+        <w:t>Pess OK, Let the test run to completion</w:t>
+      </w:r>
+      <w:r>
+        <w:t xml:space="preserve"> Note the Test Name</w:t>
+      </w:r>
+      <w:r>
+        <w:t xml:space="preserve">.  </w:t>
+      </w:r>
+    </w:p>
+    <w:p>
+      <w:pPr>
+        <w:pStyle w:val="checkbox"/>
+      </w:pPr>
+      <w:r>
+        <w:t xml:space="preserve">Verify the </w:t>
+      </w:r>
+      <w:proofErr w:type="spellStart"/>
+      <w:r>
+        <w:t>PrePot</w:t>
+      </w:r>
+      <w:proofErr w:type="spellEnd"/>
+      <w:r>
+        <w:t xml:space="preserve"> test executed two times.</w:t>
+      </w:r>
+    </w:p>
+    <w:p>
+      <w:pPr>
+        <w:pStyle w:val="checkbox"/>
+      </w:pPr>
+      <w:r>
+        <w:t>Navigate to the Report folder indicated in the</w:t>
+      </w:r>
+      <w:r>
+        <w:t xml:space="preserve"> Report Folder Path indicator in the lower left corner.  Verify two test reports were generated with file name: &lt;Test Name&gt; &lt;YYMMDDHHMM formatted timestamp&gt;.xlsx   </w:t>
+      </w:r>
+    </w:p>
+    <w:p>
+      <w:pPr>
+        <w:pStyle w:val="checkbox"/>
+      </w:pPr>
+      <w:r>
+        <w:t xml:space="preserve">Restart the MLOI Program and Verify that </w:t>
+      </w:r>
+      <w:r>
+        <w:t xml:space="preserve">Replicate value </w:t>
+      </w:r>
+      <w:proofErr w:type="spellStart"/>
+      <w:r>
+        <w:t>tered</w:t>
+      </w:r>
+      <w:proofErr w:type="spellEnd"/>
+      <w:r>
+        <w:t xml:space="preserve"> above persists.</w:t>
+      </w:r>
+    </w:p>
+    <w:p>
+      <w:pPr>
+        <w:pStyle w:val="checkbox"/>
+        <w:numPr>
+          <w:ilvl w:val="0"/>
+          <w:numId w:val="0"/>
+        </w:numPr>
+        <w:ind w:left="1267"/>
+      </w:pPr>
+    </w:p>
+    <w:p>
+      <w:pPr>
+        <w:pStyle w:val="Requirement"/>
+      </w:pPr>
+      <w:r>
+        <w:t>Shall provide a one-button means for starting the automated test.</w:t>
+      </w:r>
+    </w:p>
+    <w:p>
+      <w:pPr>
+        <w:ind w:left="360"/>
+      </w:pPr>
+      <w:r>
+        <w:t>NOTE</w:t>
+      </w:r>
+      <w:proofErr w:type="gramStart"/>
+      <w:r>
+        <w:t>:  An</w:t>
+      </w:r>
+      <w:proofErr w:type="gramEnd"/>
+      <w:r>
+        <w:t xml:space="preserve"> automate start option has been added to the </w:t>
+      </w:r>
+      <w:proofErr w:type="gramStart"/>
+      <w:r>
+        <w:t>Settings</w:t>
+      </w:r>
+      <w:proofErr w:type="gramEnd"/>
+      <w:r>
+        <w:t xml:space="preserve"> as demonstrated above.</w:t>
+      </w:r>
+    </w:p>
+    <w:p>
+      <w:pPr>
+        <w:pStyle w:val="Step"/>
+        <w:numPr>
+          <w:ilvl w:val="0"/>
+          <w:numId w:val="58"/>
+        </w:numPr>
+      </w:pPr>
+      <w:r>
+        <w:t>Click on the MLOI Desktop icon.</w:t>
+      </w:r>
+    </w:p>
+    <w:p>
+      <w:pPr>
+        <w:pStyle w:val="checkbox"/>
+        <w:numPr>
+          <w:ilvl w:val="0"/>
+          <w:numId w:val="58"/>
+        </w:numPr>
+      </w:pPr>
+      <w:r>
+        <w:t>Start the MLOI Program, On the Test Information dialog Set:</w:t>
+      </w:r>
+    </w:p>
+    <w:tbl>
+      <w:tblPr>
+        <w:tblStyle w:val="TableGrid"/>
+        <w:tblW w:w="0" w:type="auto"/>
+        <w:tblInd w:w="1327" w:type="dxa"/>
+        <w:tblLook w:val="04A0" w:firstRow="1" w:lastRow="0" w:firstColumn="1" w:lastColumn="0" w:noHBand="0" w:noVBand="1"/>
+      </w:tblPr>
+      <w:tblGrid>
+        <w:gridCol w:w="2484"/>
+        <w:gridCol w:w="889"/>
+        <w:gridCol w:w="348"/>
+        <w:gridCol w:w="2500"/>
+        <w:gridCol w:w="1149"/>
+      </w:tblGrid>
+      <w:tr>
+        <w:tc>
+          <w:tcPr>
+            <w:tcW w:w="2484" w:type="dxa"/>
+          </w:tcPr>
+          <w:p>
+            <w:pPr>
+              <w:pStyle w:val="checkbox"/>
+              <w:numPr>
+                <w:ilvl w:val="0"/>
+                <w:numId w:val="0"/>
+              </w:numPr>
+              <w:ind w:left="288"/>
+              <w:rPr>
+                <w:sz w:val="20"/>
+              </w:rPr>
+            </w:pPr>
+            <w:r>
+              <w:rPr>
+                <w:sz w:val="20"/>
+              </w:rPr>
+              <w:t>Test</w:t>
+            </w:r>
+          </w:p>
+        </w:tc>
+        <w:tc>
+          <w:tcPr>
+            <w:tcW w:w="889" w:type="dxa"/>
+          </w:tcPr>
+          <w:p>
+            <w:pPr>
+              <w:pStyle w:val="checkbox"/>
+              <w:numPr>
+                <w:ilvl w:val="0"/>
+                <w:numId w:val="0"/>
+              </w:numPr>
+              <w:jc w:val="center"/>
+              <w:rPr>
+                <w:sz w:val="20"/>
+              </w:rPr>
+            </w:pPr>
+            <w:proofErr w:type="spellStart"/>
+            <w:r>
+              <w:rPr>
+                <w:sz w:val="20"/>
+              </w:rPr>
+              <w:t>Pr</w:t>
+            </w:r>
+            <w:r>
+              <w:rPr>
+                <w:sz w:val="20"/>
+              </w:rPr>
+              <w:t>ot</w:t>
+            </w:r>
+            <w:r>
+              <w:rPr>
+                <w:sz w:val="20"/>
+              </w:rPr>
+              <w:t>Pot</w:t>
+            </w:r>
+            <w:proofErr w:type="spellEnd"/>
+          </w:p>
+        </w:tc>
+        <w:tc>
+          <w:tcPr>
+            <w:tcW w:w="348" w:type="dxa"/>
+          </w:tcPr>
+          <w:p>
+            <w:pPr>
+              <w:pStyle w:val="checkbox"/>
+              <w:numPr>
+                <w:ilvl w:val="0"/>
+                <w:numId w:val="0"/>
+              </w:numPr>
+              <w:ind w:left="1620"/>
+              <w:rPr>
+                <w:sz w:val="20"/>
+              </w:rPr>
+            </w:pPr>
+          </w:p>
+        </w:tc>
+        <w:tc>
+          <w:tcPr>
+            <w:tcW w:w="2500" w:type="dxa"/>
+          </w:tcPr>
+          <w:p>
+            <w:pPr>
+              <w:pStyle w:val="checkbox"/>
+              <w:numPr>
+                <w:ilvl w:val="0"/>
+                <w:numId w:val="0"/>
+              </w:numPr>
+              <w:ind w:left="288"/>
+              <w:rPr>
+                <w:sz w:val="20"/>
+              </w:rPr>
+            </w:pPr>
+            <w:proofErr w:type="spellStart"/>
+            <w:r>
+              <w:rPr>
+                <w:sz w:val="20"/>
+              </w:rPr>
+              <w:t>PreFill</w:t>
+            </w:r>
+            <w:proofErr w:type="spellEnd"/>
+            <w:r>
+              <w:rPr>
+                <w:sz w:val="20"/>
+              </w:rPr>
+              <w:t xml:space="preserve"> to </w:t>
+            </w:r>
+          </w:p>
+        </w:tc>
+        <w:tc>
+          <w:tcPr>
+            <w:tcW w:w="1149" w:type="dxa"/>
+          </w:tcPr>
+          <w:p>
+            <w:pPr>
+              <w:pStyle w:val="checkbox"/>
+              <w:numPr>
+                <w:ilvl w:val="0"/>
+                <w:numId w:val="0"/>
+              </w:numPr>
+              <w:jc w:val="center"/>
+              <w:rPr>
+                <w:sz w:val="20"/>
+              </w:rPr>
+            </w:pPr>
+            <w:r>
+              <w:rPr>
+                <w:sz w:val="20"/>
+              </w:rPr>
+              <w:t>OFF</w:t>
+            </w:r>
+          </w:p>
+        </w:tc>
+      </w:tr>
+      <w:tr>
+        <w:tc>
+          <w:tcPr>
+            <w:tcW w:w="2484" w:type="dxa"/>
+          </w:tcPr>
+          <w:p>
+            <w:pPr>
+              <w:pStyle w:val="checkbox"/>
+              <w:numPr>
+                <w:ilvl w:val="0"/>
+                <w:numId w:val="0"/>
+              </w:numPr>
+              <w:ind w:left="288"/>
+              <w:rPr>
+                <w:sz w:val="20"/>
+              </w:rPr>
+            </w:pPr>
+            <w:r>
+              <w:rPr>
+                <w:sz w:val="20"/>
+              </w:rPr>
+              <w:t>Replicate to</w:t>
+            </w:r>
+          </w:p>
+        </w:tc>
+        <w:tc>
+          <w:tcPr>
+            <w:tcW w:w="889" w:type="dxa"/>
+          </w:tcPr>
+          <w:p>
+            <w:pPr>
+              <w:pStyle w:val="checkbox"/>
+              <w:numPr>
+                <w:ilvl w:val="0"/>
+                <w:numId w:val="0"/>
+              </w:numPr>
+              <w:jc w:val="center"/>
+              <w:rPr>
+                <w:sz w:val="20"/>
+              </w:rPr>
+            </w:pPr>
+            <w:r>
+              <w:rPr>
+                <w:sz w:val="20"/>
+              </w:rPr>
+              <w:t>1</w:t>
+            </w:r>
+          </w:p>
+        </w:tc>
+        <w:tc>
+          <w:tcPr>
+            <w:tcW w:w="348" w:type="dxa"/>
+          </w:tcPr>
+          <w:p>
+            <w:pPr>
+              <w:pStyle w:val="checkbox"/>
+              <w:numPr>
+                <w:ilvl w:val="0"/>
+                <w:numId w:val="0"/>
+              </w:numPr>
+              <w:ind w:left="1620"/>
+              <w:rPr>
+                <w:sz w:val="20"/>
+              </w:rPr>
+            </w:pPr>
+          </w:p>
+        </w:tc>
+        <w:tc>
+          <w:tcPr>
+            <w:tcW w:w="2500" w:type="dxa"/>
+          </w:tcPr>
+          <w:p>
+            <w:pPr>
+              <w:pStyle w:val="checkbox"/>
+              <w:numPr>
+                <w:ilvl w:val="0"/>
+                <w:numId w:val="0"/>
+              </w:numPr>
+              <w:ind w:left="288"/>
+              <w:rPr>
+                <w:sz w:val="20"/>
+              </w:rPr>
+            </w:pPr>
+            <w:r>
+              <w:rPr>
+                <w:sz w:val="20"/>
+              </w:rPr>
+              <w:t>Auto Start to ON</w:t>
+            </w:r>
+          </w:p>
+        </w:tc>
+        <w:tc>
+          <w:tcPr>
+            <w:tcW w:w="1149" w:type="dxa"/>
+          </w:tcPr>
+          <w:p>
+            <w:pPr>
+              <w:pStyle w:val="checkbox"/>
+              <w:numPr>
+                <w:ilvl w:val="0"/>
+                <w:numId w:val="0"/>
+              </w:numPr>
+              <w:jc w:val="center"/>
+              <w:rPr>
+                <w:sz w:val="20"/>
+              </w:rPr>
+            </w:pPr>
+            <w:r>
+              <w:rPr>
+                <w:sz w:val="20"/>
+              </w:rPr>
+              <w:t>OFF</w:t>
+            </w:r>
+          </w:p>
+        </w:tc>
+      </w:tr>
+      <w:tr>
+        <w:tc>
+          <w:tcPr>
+            <w:tcW w:w="2484" w:type="dxa"/>
+          </w:tcPr>
+          <w:p>
+            <w:pPr>
+              <w:pStyle w:val="checkbox"/>
+              <w:numPr>
+                <w:ilvl w:val="0"/>
+                <w:numId w:val="0"/>
+              </w:numPr>
+              <w:ind w:left="288"/>
+              <w:rPr>
+                <w:sz w:val="20"/>
+              </w:rPr>
+            </w:pPr>
+          </w:p>
+        </w:tc>
+        <w:tc>
+          <w:tcPr>
+            <w:tcW w:w="889" w:type="dxa"/>
+          </w:tcPr>
+          <w:p>
+            <w:pPr>
+              <w:pStyle w:val="checkbox"/>
+              <w:numPr>
+                <w:ilvl w:val="0"/>
+                <w:numId w:val="0"/>
+              </w:numPr>
+              <w:jc w:val="center"/>
+              <w:rPr>
+                <w:sz w:val="20"/>
+              </w:rPr>
+            </w:pPr>
+          </w:p>
+        </w:tc>
+        <w:tc>
+          <w:tcPr>
+            <w:tcW w:w="348" w:type="dxa"/>
+          </w:tcPr>
+          <w:p>
+            <w:pPr>
+              <w:pStyle w:val="checkbox"/>
+              <w:numPr>
+                <w:ilvl w:val="0"/>
+                <w:numId w:val="0"/>
+              </w:numPr>
+              <w:ind w:left="1620"/>
+              <w:rPr>
+                <w:sz w:val="20"/>
+              </w:rPr>
+            </w:pPr>
+          </w:p>
+        </w:tc>
+        <w:tc>
+          <w:tcPr>
+            <w:tcW w:w="2500" w:type="dxa"/>
+          </w:tcPr>
+          <w:p>
+            <w:pPr>
+              <w:pStyle w:val="checkbox"/>
+              <w:numPr>
+                <w:ilvl w:val="0"/>
+                <w:numId w:val="0"/>
+              </w:numPr>
+              <w:ind w:left="288"/>
+              <w:rPr>
+                <w:sz w:val="20"/>
+              </w:rPr>
+            </w:pPr>
+            <w:r>
+              <w:rPr>
+                <w:sz w:val="20"/>
+              </w:rPr>
+              <w:t xml:space="preserve">Start in Jog to </w:t>
+            </w:r>
+          </w:p>
+        </w:tc>
+        <w:tc>
+          <w:tcPr>
+            <w:tcW w:w="1149" w:type="dxa"/>
+          </w:tcPr>
+          <w:p>
+            <w:pPr>
+              <w:pStyle w:val="checkbox"/>
+              <w:numPr>
+                <w:ilvl w:val="0"/>
+                <w:numId w:val="0"/>
+              </w:numPr>
+              <w:jc w:val="center"/>
+              <w:rPr>
+                <w:sz w:val="20"/>
+              </w:rPr>
+            </w:pPr>
+            <w:r>
+              <w:rPr>
+                <w:sz w:val="20"/>
+              </w:rPr>
+              <w:t>OFF</w:t>
+            </w:r>
+          </w:p>
+        </w:tc>
+      </w:tr>
+    </w:tbl>
+    <w:p>
+      <w:pPr>
+        <w:pStyle w:val="checkbox"/>
+      </w:pPr>
+      <w:r>
+        <w:t xml:space="preserve">Verify the application </w:t>
+      </w:r>
+      <w:r>
+        <w:t xml:space="preserve">is </w:t>
+      </w:r>
+      <w:r>
+        <w:t xml:space="preserve">open and running and </w:t>
+      </w:r>
+      <w:r>
+        <w:t xml:space="preserve">TEST State Out is in MANUAL mode. </w:t>
+      </w:r>
+    </w:p>
+    <w:p>
+      <w:pPr>
+        <w:pStyle w:val="Step"/>
+        <w:numPr>
+          <w:ilvl w:val="0"/>
+          <w:numId w:val="59"/>
+        </w:numPr>
+      </w:pPr>
+      <w:r>
+        <w:t>Click on the Run Test START button.</w:t>
+      </w:r>
+    </w:p>
+    <w:p>
+      <w:pPr>
+        <w:pStyle w:val="checkbox"/>
+      </w:pPr>
+      <w:r>
+        <w:lastRenderedPageBreak/>
+        <w:t>Verify the Test protocol starts,</w:t>
+      </w:r>
+      <w:r>
+        <w:t xml:space="preserve"> the Run Test button is </w:t>
+      </w:r>
+      <w:proofErr w:type="gramStart"/>
+      <w:r>
+        <w:t>RUNNING</w:t>
+      </w:r>
+      <w:proofErr w:type="gramEnd"/>
+      <w:r>
+        <w:t xml:space="preserve"> and highlighted Green and TEST State Out is in START</w:t>
+      </w:r>
+    </w:p>
+    <w:p>
+      <w:pPr>
+        <w:pStyle w:val="checkbox"/>
+      </w:pPr>
+      <w:r>
+        <w:t xml:space="preserve"> </w:t>
+      </w:r>
+      <w:r>
+        <w:t xml:space="preserve">Verify after the Level (green plot) reaches EMPTY (bottom of plot), TEST State Out becomes Pre-Test Fill. </w:t>
+      </w:r>
+    </w:p>
+    <w:p>
+      <w:pPr>
+        <w:pStyle w:val="checkbox"/>
+      </w:pPr>
+      <w:r>
+        <w:t xml:space="preserve">Verify after a few seconds, the resistor ladder is </w:t>
+      </w:r>
+      <w:r>
+        <w:t>plotted</w:t>
+      </w:r>
+      <w:r>
+        <w:t xml:space="preserve">. </w:t>
+      </w:r>
+    </w:p>
+    <w:p>
+      <w:pPr>
+        <w:pStyle w:val="Step"/>
+        <w:numPr>
+          <w:ilvl w:val="0"/>
+          <w:numId w:val="60"/>
+        </w:numPr>
+      </w:pPr>
+      <w:r>
+        <w:t xml:space="preserve">Click on the </w:t>
+      </w:r>
+      <w:r>
+        <w:t>Run Test</w:t>
+      </w:r>
+      <w:r>
+        <w:t xml:space="preserve"> </w:t>
+      </w:r>
+      <w:r>
+        <w:t>button.</w:t>
+      </w:r>
+    </w:p>
+    <w:p>
+      <w:pPr>
+        <w:pStyle w:val="checkbox"/>
+      </w:pPr>
+      <w:r>
+        <w:t xml:space="preserve">Verify that </w:t>
+      </w:r>
+      <w:r>
+        <w:t xml:space="preserve">Run Test button returns to gray START, </w:t>
+      </w:r>
+      <w:r>
+        <w:t xml:space="preserve">the test protocol stops and the </w:t>
+      </w:r>
+      <w:r>
+        <w:t>Test State Out</w:t>
+      </w:r>
+      <w:r>
+        <w:t xml:space="preserve"> indicates MANUAL</w:t>
+      </w:r>
+      <w:r>
+        <w:t xml:space="preserve"> mode</w:t>
+      </w:r>
+      <w:r>
+        <w:t>.</w:t>
+      </w:r>
+    </w:p>
+    <w:p>
+      <w:pPr>
         <w:pStyle w:val="checkbox"/>
         <w:numPr>
           <w:ilvl w:val="0"/>
@@ -10428,6 +11614,17 @@
     </w:p>
     <w:p>
       <w:pPr>
+        <w:pStyle w:val="checkbox"/>
+        <w:numPr>
+          <w:ilvl w:val="0"/>
+          <w:numId w:val="0"/>
+        </w:numPr>
+        <w:ind w:left="1267" w:hanging="360"/>
+        <w:jc w:val="center"/>
+      </w:pPr>
+    </w:p>
+    <w:p>
+      <w:pPr>
         <w:pStyle w:val="ZPara"/>
       </w:pPr>
       <w:r>
@@ -10474,13 +11671,16 @@
         </w:numPr>
       </w:pPr>
       <w:r>
-        <w:t xml:space="preserve">. </w:t>
-      </w:r>
-      <w:r>
         <w:t xml:space="preserve">Sete the </w:t>
       </w:r>
       <w:r>
-        <w:t>JOG buttons to ON</w:t>
+        <w:t>JOG button</w:t>
+      </w:r>
+      <w:r>
+        <w:t xml:space="preserve"> </w:t>
+      </w:r>
+      <w:r>
+        <w:t>to ON</w:t>
       </w:r>
       <w:r>
         <w:t xml:space="preserve"> (green)</w:t>
@@ -10539,7 +11739,13 @@
         <w:pStyle w:val="checkbox"/>
       </w:pPr>
       <w:r>
-        <w:t xml:space="preserve">Verify that PV slider and its digital output read approximately the same value over the slider range. </w:t>
+        <w:t xml:space="preserve">Verify </w:t>
+      </w:r>
+      <w:r>
+        <w:t>the Speed becomes SLOW, and Level and PV values decrease towards FULL and the Green plot rises</w:t>
+      </w:r>
+      <w:r>
+        <w:t xml:space="preserve">. </w:t>
       </w:r>
     </w:p>
     <w:p>
@@ -10555,7 +11761,24 @@
         <w:pStyle w:val="checkbox"/>
       </w:pPr>
       <w:r>
-        <w:t>Verify that Level and PV values decrease towards FULL and the Green plot rises.</w:t>
+        <w:t>Verify that</w:t>
+      </w:r>
+      <w:r>
+        <w:t xml:space="preserve"> </w:t>
+      </w:r>
+      <w:r>
+        <w:t xml:space="preserve">that PV </w:t>
+      </w:r>
+      <w:proofErr w:type="gramStart"/>
+      <w:r>
+        <w:t>slider</w:t>
+      </w:r>
+      <w:proofErr w:type="gramEnd"/>
+      <w:r>
+        <w:t xml:space="preserve"> and its digital output read approximately the same value over the slider range</w:t>
+      </w:r>
+      <w:r>
+        <w:t>.</w:t>
       </w:r>
     </w:p>
     <w:p>
@@ -10566,7 +11789,6 @@
         <w:rPr>
           <w:noProof/>
         </w:rPr>
-        <w:lastRenderedPageBreak/>
         <w:drawing>
           <wp:inline distT="0" distB="0" distL="0" distR="0" wp14:anchorId="2AE5AE00" wp14:editId="2F16CD5E">
             <wp:extent cx="4431323" cy="2308261"/>
@@ -10585,7 +11807,7 @@
                     </pic:cNvPicPr>
                   </pic:nvPicPr>
                   <pic:blipFill>
-                    <a:blip r:embed="rId17" cstate="print">
+                    <a:blip r:embed="rId20" cstate="print">
                       <a:extLst>
                         <a:ext uri="{28A0092B-C50C-407E-A947-70E740481C1C}">
                           <a14:useLocalDpi xmlns:a14="http://schemas.microsoft.com/office/drawing/2010/main" val="0"/>
@@ -10623,13 +11845,11 @@
         </w:numPr>
       </w:pPr>
       <w:r>
-        <w:t>Chan</w:t>
-      </w:r>
-      <w:r>
-        <w:t>g</w:t>
-      </w:r>
-      <w:r>
-        <w:t>e the Pump Speed to CREEP, SLOW, FAST.</w:t>
+        <w:lastRenderedPageBreak/>
+        <w:t>In turn, set</w:t>
+      </w:r>
+      <w:r>
+        <w:t xml:space="preserve"> the Pump Speed to CREEP, SLOW, FAST.</w:t>
       </w:r>
     </w:p>
     <w:p>
@@ -10809,7 +12029,13 @@
         <w:pStyle w:val="checkbox"/>
       </w:pPr>
       <w:r>
-        <w:t>Verify FILL and DRAIN can NOT be both ON (</w:t>
+        <w:t xml:space="preserve">Verify FILL and </w:t>
+      </w:r>
+      <w:r>
+        <w:t>DRAIN</w:t>
+      </w:r>
+      <w:r>
+        <w:t xml:space="preserve"> can NOT be both ON (</w:t>
       </w:r>
       <w:r>
         <w:t>gray</w:t>
@@ -10847,7 +12073,10 @@
         </w:numPr>
       </w:pPr>
       <w:r>
-        <w:t xml:space="preserve">Ensure that the Laser and the Pump status lights are GREEN.  Then Set the Simulate button to OFF (gray).  </w:t>
+        <w:t>E</w:t>
+      </w:r>
+      <w:r>
+        <w:t xml:space="preserve">nsure that the Laser and the Pump status lights are GREEN.  Then Set the Simulate button to OFF (gray).  </w:t>
       </w:r>
     </w:p>
     <w:p>
@@ -10859,6 +12088,9 @@
         </w:numPr>
       </w:pPr>
       <w:r>
+        <w:t xml:space="preserve">Connect the instruments and USB hub, with SIM Mode OFF </w:t>
+      </w:r>
+      <w:r>
         <w:t xml:space="preserve">Repeat Steps </w:t>
       </w:r>
       <w:r>
@@ -10870,7 +12102,6 @@
         <w:pStyle w:val="checkbox"/>
       </w:pPr>
       <w:r>
-        <w:lastRenderedPageBreak/>
         <w:t>Verify the actual tank performed the same as the simulated tank.</w:t>
       </w:r>
     </w:p>
@@ -10945,8 +12176,25 @@
         <w:pStyle w:val="Requirement"/>
       </w:pPr>
       <w:r>
-        <w:t>Shall provide time-based plot of the resistance for both ChA and ChB, and tank Level.</w:t>
-      </w:r>
+        <w:t xml:space="preserve">Shall provide time-based plot of </w:t>
+      </w:r>
+      <w:proofErr w:type="gramStart"/>
+      <w:r>
+        <w:t>the resistance</w:t>
+      </w:r>
+      <w:proofErr w:type="gramEnd"/>
+      <w:r>
+        <w:t xml:space="preserve"> for both ChA and ChB, and tank </w:t>
+      </w:r>
+      <w:proofErr w:type="gramStart"/>
+      <w:r>
+        <w:lastRenderedPageBreak/>
+        <w:t>Level.</w:t>
+      </w:r>
+      <w:r>
+        <w:t>.</w:t>
+      </w:r>
+      <w:proofErr w:type="gramEnd"/>
     </w:p>
     <w:p>
       <w:pPr>
@@ -10957,68 +12205,409 @@
         </w:numPr>
       </w:pPr>
       <w:r>
-        <w:t xml:space="preserve">With the MLOI app running, connect the </w:t>
-      </w:r>
-      <w:proofErr w:type="gramStart"/>
-      <w:r>
-        <w:t>Orange</w:t>
-      </w:r>
-      <w:proofErr w:type="gramEnd"/>
-      <w:r>
-        <w:t xml:space="preserve"> clip </w:t>
-      </w:r>
-      <w:proofErr w:type="gramStart"/>
-      <w:r>
-        <w:t>lead</w:t>
-      </w:r>
-      <w:proofErr w:type="gramEnd"/>
-      <w:r>
-        <w:t xml:space="preserve"> to the 100</w:t>
-      </w:r>
-      <w:r>
-        <w:sym w:font="Symbol" w:char="F057"/>
-      </w:r>
-      <w:r>
-        <w:t xml:space="preserve"> test resistor and the </w:t>
-      </w:r>
-      <w:proofErr w:type="gramStart"/>
-      <w:r>
-        <w:t>Red</w:t>
-      </w:r>
-      <w:proofErr w:type="gramEnd"/>
-      <w:r>
-        <w:t xml:space="preserve"> clip </w:t>
-      </w:r>
-      <w:proofErr w:type="gramStart"/>
-      <w:r>
-        <w:t>lead</w:t>
-      </w:r>
-      <w:proofErr w:type="gramEnd"/>
-      <w:r>
-        <w:t xml:space="preserve"> to the 1K</w:t>
-      </w:r>
-      <w:r>
-        <w:sym w:font="Symbol" w:char="F057"/>
-      </w:r>
-      <w:r>
-        <w:t xml:space="preserve"> test resistor.</w:t>
-      </w:r>
-    </w:p>
+        <w:t xml:space="preserve">Verify Resistor and Level Measurement in SIM mode. </w:t>
+      </w:r>
+    </w:p>
+    <w:p>
+      <w:pPr>
+        <w:pStyle w:val="Step"/>
+        <w:numPr>
+          <w:ilvl w:val="0"/>
+          <w:numId w:val="29"/>
+        </w:numPr>
+      </w:pPr>
+      <w:r>
+        <w:t>Run MLOI.</w:t>
+      </w:r>
+      <w:r>
+        <w:t xml:space="preserve">  </w:t>
+      </w:r>
+      <w:r>
+        <w:t>Start the MLOI Program, On the Test Information dialog Set:</w:t>
+      </w:r>
+    </w:p>
+    <w:tbl>
+      <w:tblPr>
+        <w:tblStyle w:val="TableGrid"/>
+        <w:tblW w:w="0" w:type="auto"/>
+        <w:tblInd w:w="1327" w:type="dxa"/>
+        <w:tblLook w:val="04A0" w:firstRow="1" w:lastRow="0" w:firstColumn="1" w:lastColumn="0" w:noHBand="0" w:noVBand="1"/>
+      </w:tblPr>
+      <w:tblGrid>
+        <w:gridCol w:w="2484"/>
+        <w:gridCol w:w="917"/>
+        <w:gridCol w:w="348"/>
+        <w:gridCol w:w="2500"/>
+        <w:gridCol w:w="1149"/>
+      </w:tblGrid>
+      <w:tr>
+        <w:tc>
+          <w:tcPr>
+            <w:tcW w:w="2484" w:type="dxa"/>
+          </w:tcPr>
+          <w:p>
+            <w:pPr>
+              <w:pStyle w:val="checkbox"/>
+              <w:numPr>
+                <w:ilvl w:val="0"/>
+                <w:numId w:val="0"/>
+              </w:numPr>
+              <w:ind w:left="288"/>
+              <w:rPr>
+                <w:sz w:val="20"/>
+              </w:rPr>
+            </w:pPr>
+            <w:r>
+              <w:rPr>
+                <w:sz w:val="20"/>
+              </w:rPr>
+              <w:t>Test</w:t>
+            </w:r>
+          </w:p>
+        </w:tc>
+        <w:tc>
+          <w:tcPr>
+            <w:tcW w:w="889" w:type="dxa"/>
+          </w:tcPr>
+          <w:p>
+            <w:pPr>
+              <w:pStyle w:val="checkbox"/>
+              <w:numPr>
+                <w:ilvl w:val="0"/>
+                <w:numId w:val="0"/>
+              </w:numPr>
+              <w:jc w:val="center"/>
+              <w:rPr>
+                <w:sz w:val="20"/>
+              </w:rPr>
+            </w:pPr>
+            <w:proofErr w:type="spellStart"/>
+            <w:r>
+              <w:rPr>
+                <w:sz w:val="20"/>
+              </w:rPr>
+              <w:t>P</w:t>
+            </w:r>
+            <w:r>
+              <w:rPr>
+                <w:sz w:val="20"/>
+              </w:rPr>
+              <w:t>ost</w:t>
+            </w:r>
+            <w:r>
+              <w:rPr>
+                <w:sz w:val="20"/>
+              </w:rPr>
+              <w:t>Pot</w:t>
+            </w:r>
+            <w:proofErr w:type="spellEnd"/>
+          </w:p>
+        </w:tc>
+        <w:tc>
+          <w:tcPr>
+            <w:tcW w:w="348" w:type="dxa"/>
+          </w:tcPr>
+          <w:p>
+            <w:pPr>
+              <w:pStyle w:val="checkbox"/>
+              <w:numPr>
+                <w:ilvl w:val="0"/>
+                <w:numId w:val="0"/>
+              </w:numPr>
+              <w:ind w:left="1620"/>
+              <w:rPr>
+                <w:sz w:val="20"/>
+              </w:rPr>
+            </w:pPr>
+          </w:p>
+        </w:tc>
+        <w:tc>
+          <w:tcPr>
+            <w:tcW w:w="2500" w:type="dxa"/>
+          </w:tcPr>
+          <w:p>
+            <w:pPr>
+              <w:pStyle w:val="checkbox"/>
+              <w:numPr>
+                <w:ilvl w:val="0"/>
+                <w:numId w:val="0"/>
+              </w:numPr>
+              <w:ind w:left="288"/>
+              <w:rPr>
+                <w:sz w:val="20"/>
+              </w:rPr>
+            </w:pPr>
+            <w:proofErr w:type="spellStart"/>
+            <w:r>
+              <w:rPr>
+                <w:sz w:val="20"/>
+              </w:rPr>
+              <w:t>PreFill</w:t>
+            </w:r>
+            <w:proofErr w:type="spellEnd"/>
+            <w:r>
+              <w:rPr>
+                <w:sz w:val="20"/>
+              </w:rPr>
+              <w:t xml:space="preserve"> to </w:t>
+            </w:r>
+          </w:p>
+        </w:tc>
+        <w:tc>
+          <w:tcPr>
+            <w:tcW w:w="1149" w:type="dxa"/>
+          </w:tcPr>
+          <w:p>
+            <w:pPr>
+              <w:pStyle w:val="checkbox"/>
+              <w:numPr>
+                <w:ilvl w:val="0"/>
+                <w:numId w:val="0"/>
+              </w:numPr>
+              <w:jc w:val="center"/>
+              <w:rPr>
+                <w:sz w:val="20"/>
+              </w:rPr>
+            </w:pPr>
+            <w:r>
+              <w:rPr>
+                <w:sz w:val="20"/>
+              </w:rPr>
+              <w:t>OFF</w:t>
+            </w:r>
+          </w:p>
+        </w:tc>
+      </w:tr>
+      <w:tr>
+        <w:tc>
+          <w:tcPr>
+            <w:tcW w:w="2484" w:type="dxa"/>
+          </w:tcPr>
+          <w:p>
+            <w:pPr>
+              <w:pStyle w:val="checkbox"/>
+              <w:numPr>
+                <w:ilvl w:val="0"/>
+                <w:numId w:val="0"/>
+              </w:numPr>
+              <w:ind w:left="288"/>
+              <w:rPr>
+                <w:sz w:val="20"/>
+              </w:rPr>
+            </w:pPr>
+            <w:r>
+              <w:rPr>
+                <w:sz w:val="20"/>
+              </w:rPr>
+              <w:t>Replicate to</w:t>
+            </w:r>
+          </w:p>
+        </w:tc>
+        <w:tc>
+          <w:tcPr>
+            <w:tcW w:w="889" w:type="dxa"/>
+          </w:tcPr>
+          <w:p>
+            <w:pPr>
+              <w:pStyle w:val="checkbox"/>
+              <w:numPr>
+                <w:ilvl w:val="0"/>
+                <w:numId w:val="0"/>
+              </w:numPr>
+              <w:jc w:val="center"/>
+              <w:rPr>
+                <w:sz w:val="20"/>
+              </w:rPr>
+            </w:pPr>
+            <w:r>
+              <w:rPr>
+                <w:sz w:val="20"/>
+              </w:rPr>
+              <w:t>0</w:t>
+            </w:r>
+          </w:p>
+        </w:tc>
+        <w:tc>
+          <w:tcPr>
+            <w:tcW w:w="348" w:type="dxa"/>
+          </w:tcPr>
+          <w:p>
+            <w:pPr>
+              <w:pStyle w:val="checkbox"/>
+              <w:numPr>
+                <w:ilvl w:val="0"/>
+                <w:numId w:val="0"/>
+              </w:numPr>
+              <w:ind w:left="1620"/>
+              <w:rPr>
+                <w:sz w:val="20"/>
+              </w:rPr>
+            </w:pPr>
+          </w:p>
+        </w:tc>
+        <w:tc>
+          <w:tcPr>
+            <w:tcW w:w="2500" w:type="dxa"/>
+          </w:tcPr>
+          <w:p>
+            <w:pPr>
+              <w:pStyle w:val="checkbox"/>
+              <w:numPr>
+                <w:ilvl w:val="0"/>
+                <w:numId w:val="0"/>
+              </w:numPr>
+              <w:ind w:left="288"/>
+              <w:rPr>
+                <w:sz w:val="20"/>
+              </w:rPr>
+            </w:pPr>
+            <w:r>
+              <w:rPr>
+                <w:sz w:val="20"/>
+              </w:rPr>
+              <w:t>Auto Start to ON</w:t>
+            </w:r>
+          </w:p>
+        </w:tc>
+        <w:tc>
+          <w:tcPr>
+            <w:tcW w:w="1149" w:type="dxa"/>
+          </w:tcPr>
+          <w:p>
+            <w:pPr>
+              <w:pStyle w:val="checkbox"/>
+              <w:numPr>
+                <w:ilvl w:val="0"/>
+                <w:numId w:val="0"/>
+              </w:numPr>
+              <w:jc w:val="center"/>
+              <w:rPr>
+                <w:sz w:val="20"/>
+              </w:rPr>
+            </w:pPr>
+            <w:r>
+              <w:rPr>
+                <w:sz w:val="20"/>
+              </w:rPr>
+              <w:t>ON</w:t>
+            </w:r>
+          </w:p>
+        </w:tc>
+      </w:tr>
+      <w:tr>
+        <w:tc>
+          <w:tcPr>
+            <w:tcW w:w="2484" w:type="dxa"/>
+          </w:tcPr>
+          <w:p>
+            <w:pPr>
+              <w:pStyle w:val="checkbox"/>
+              <w:numPr>
+                <w:ilvl w:val="0"/>
+                <w:numId w:val="0"/>
+              </w:numPr>
+              <w:ind w:left="288"/>
+              <w:rPr>
+                <w:sz w:val="20"/>
+              </w:rPr>
+            </w:pPr>
+          </w:p>
+        </w:tc>
+        <w:tc>
+          <w:tcPr>
+            <w:tcW w:w="889" w:type="dxa"/>
+          </w:tcPr>
+          <w:p>
+            <w:pPr>
+              <w:pStyle w:val="checkbox"/>
+              <w:numPr>
+                <w:ilvl w:val="0"/>
+                <w:numId w:val="0"/>
+              </w:numPr>
+              <w:jc w:val="center"/>
+              <w:rPr>
+                <w:sz w:val="20"/>
+              </w:rPr>
+            </w:pPr>
+          </w:p>
+        </w:tc>
+        <w:tc>
+          <w:tcPr>
+            <w:tcW w:w="348" w:type="dxa"/>
+          </w:tcPr>
+          <w:p>
+            <w:pPr>
+              <w:pStyle w:val="checkbox"/>
+              <w:numPr>
+                <w:ilvl w:val="0"/>
+                <w:numId w:val="0"/>
+              </w:numPr>
+              <w:ind w:left="1620"/>
+              <w:rPr>
+                <w:sz w:val="20"/>
+              </w:rPr>
+            </w:pPr>
+          </w:p>
+        </w:tc>
+        <w:tc>
+          <w:tcPr>
+            <w:tcW w:w="2500" w:type="dxa"/>
+          </w:tcPr>
+          <w:p>
+            <w:pPr>
+              <w:pStyle w:val="checkbox"/>
+              <w:numPr>
+                <w:ilvl w:val="0"/>
+                <w:numId w:val="0"/>
+              </w:numPr>
+              <w:ind w:left="288"/>
+              <w:rPr>
+                <w:sz w:val="20"/>
+              </w:rPr>
+            </w:pPr>
+            <w:r>
+              <w:rPr>
+                <w:sz w:val="20"/>
+              </w:rPr>
+              <w:t xml:space="preserve">Start in Jog to </w:t>
+            </w:r>
+          </w:p>
+        </w:tc>
+        <w:tc>
+          <w:tcPr>
+            <w:tcW w:w="1149" w:type="dxa"/>
+          </w:tcPr>
+          <w:p>
+            <w:pPr>
+              <w:pStyle w:val="checkbox"/>
+              <w:numPr>
+                <w:ilvl w:val="0"/>
+                <w:numId w:val="0"/>
+              </w:numPr>
+              <w:jc w:val="center"/>
+              <w:rPr>
+                <w:sz w:val="20"/>
+              </w:rPr>
+            </w:pPr>
+            <w:r>
+              <w:rPr>
+                <w:sz w:val="20"/>
+              </w:rPr>
+              <w:t>OFF</w:t>
+            </w:r>
+          </w:p>
+        </w:tc>
+      </w:tr>
+    </w:tbl>
     <w:p>
       <w:pPr>
         <w:pStyle w:val="checkbox"/>
       </w:pPr>
       <w:r>
-        <w:t xml:space="preserve">Verify that ChA </w:t>
-      </w:r>
-      <w:r>
-        <w:t>Value and the white plot on the chart indicates</w:t>
-      </w:r>
-      <w:r>
-        <w:t xml:space="preserve"> about 100.0</w:t>
-      </w:r>
-      <w:r>
-        <w:t xml:space="preserve"> </w:t>
+        <w:t>Click OK, Simulate and Continue</w:t>
+      </w:r>
+      <w:r>
+        <w:t>.</w:t>
       </w:r>
     </w:p>
     <w:p>
@@ -11026,16 +12615,7 @@
         <w:pStyle w:val="checkbox"/>
       </w:pPr>
       <w:r>
-        <w:t xml:space="preserve">Verify that ChB </w:t>
-      </w:r>
-      <w:r>
-        <w:t xml:space="preserve">Value and the red plot on the chart indicates </w:t>
-      </w:r>
-      <w:r>
-        <w:t>about 1000.0</w:t>
-      </w:r>
-      <w:r>
-        <w:t xml:space="preserve"> </w:t>
+        <w:t xml:space="preserve">Set Level SP to a value between 2.4 and 8.5. </w:t>
       </w:r>
     </w:p>
     <w:p>
@@ -11043,14 +12623,37 @@
         <w:pStyle w:val="checkbox"/>
       </w:pPr>
       <w:r>
-        <w:t>Verify that the Level reading is to three (3) decimal places</w:t>
-      </w:r>
-      <w:r>
-        <w:t xml:space="preserve"> and is displayed as green plot on the chart.</w:t>
-      </w:r>
-    </w:p>
-    <w:p>
-      <w:pPr>
+        <w:t xml:space="preserve">Verify that </w:t>
+      </w:r>
+      <w:r>
+        <w:t>stair step plot and that ChA and ChB values represent the charted Resistor Values (White and Red Plot) to one decimal place.</w:t>
+      </w:r>
+    </w:p>
+    <w:p>
+      <w:pPr>
+        <w:pStyle w:val="checkbox"/>
+      </w:pPr>
+      <w:r>
+        <w:t>Verify the Level values represent the charted Level values (Green Plot) to three decimal places.</w:t>
+      </w:r>
+    </w:p>
+    <w:p>
+      <w:pPr>
+        <w:pStyle w:val="checkbox"/>
+        <w:numPr>
+          <w:ilvl w:val="0"/>
+          <w:numId w:val="0"/>
+        </w:numPr>
+        <w:ind w:left="1267"/>
+      </w:pPr>
+    </w:p>
+    <w:p>
+      <w:pPr>
+        <w:pStyle w:val="checkbox"/>
+        <w:numPr>
+          <w:ilvl w:val="0"/>
+          <w:numId w:val="0"/>
+        </w:numPr>
         <w:jc w:val="center"/>
       </w:pPr>
       <w:r>
@@ -11058,10 +12661,10 @@
           <w:noProof/>
         </w:rPr>
         <w:drawing>
-          <wp:inline distT="0" distB="0" distL="0" distR="0" wp14:anchorId="274529BB" wp14:editId="2D36C97F">
+          <wp:inline distT="0" distB="0" distL="0" distR="0" wp14:anchorId="5083FDAD" wp14:editId="72A7A3D8">
             <wp:extent cx="2525790" cy="1611707"/>
             <wp:effectExtent l="0" t="0" r="8255" b="7620"/>
-            <wp:docPr id="2072057139" name="Picture 4" descr="A screenshot of a computer&#10;&#10;AI-generated content may be incorrect."/>
+            <wp:docPr id="1664244971" name="Picture 4" descr="A screenshot of a computer&#10;&#10;AI-generated content may be incorrect."/>
             <wp:cNvGraphicFramePr>
               <a:graphicFrameLocks xmlns:a="http://schemas.openxmlformats.org/drawingml/2006/main" noChangeAspect="1"/>
             </wp:cNvGraphicFramePr>
@@ -11075,7 +12678,7 @@
                     </pic:cNvPicPr>
                   </pic:nvPicPr>
                   <pic:blipFill>
-                    <a:blip r:embed="rId18" cstate="print">
+                    <a:blip r:embed="rId21" cstate="print">
                       <a:extLst>
                         <a:ext uri="{28A0092B-C50C-407E-A947-70E740481C1C}">
                           <a14:useLocalDpi xmlns:a14="http://schemas.microsoft.com/office/drawing/2010/main" val="0"/>
@@ -11106,7 +12709,12 @@
     </w:p>
     <w:p>
       <w:pPr>
-        <w:jc w:val="center"/>
+        <w:pStyle w:val="checkbox"/>
+        <w:numPr>
+          <w:ilvl w:val="0"/>
+          <w:numId w:val="0"/>
+        </w:numPr>
+        <w:ind w:left="1267"/>
       </w:pPr>
     </w:p>
     <w:p>
@@ -11118,43 +12726,147 @@
         </w:numPr>
       </w:pPr>
       <w:r>
-        <w:t xml:space="preserve">Connect the Orange clip </w:t>
+        <w:t xml:space="preserve">Verify Resistor and Level Measurement in TEST mode. Connect the instruments and USB Hub.  </w:t>
+      </w:r>
+    </w:p>
+    <w:p>
+      <w:pPr>
+        <w:pStyle w:val="Step"/>
+        <w:numPr>
+          <w:ilvl w:val="0"/>
+          <w:numId w:val="29"/>
+        </w:numPr>
+      </w:pPr>
+      <w:r>
+        <w:t xml:space="preserve">Run MLOI. </w:t>
+      </w:r>
+      <w:r>
+        <w:t xml:space="preserve">On the Enter Test Information dialog, select </w:t>
+      </w:r>
+      <w:proofErr w:type="spellStart"/>
+      <w:r>
+        <w:t>PostPot</w:t>
+      </w:r>
+      <w:proofErr w:type="spellEnd"/>
+      <w:r>
+        <w:t xml:space="preserve">, set the </w:t>
+      </w:r>
+      <w:proofErr w:type="spellStart"/>
+      <w:r>
+        <w:t>PreFill</w:t>
+      </w:r>
+      <w:proofErr w:type="spellEnd"/>
+      <w:r>
+        <w:t xml:space="preserve"> to OFF, Auto Start option to </w:t>
       </w:r>
       <w:proofErr w:type="gramStart"/>
       <w:r>
-        <w:t>lead</w:t>
+        <w:t>OFF,  Start</w:t>
       </w:r>
       <w:proofErr w:type="gramEnd"/>
       <w:r>
-        <w:t xml:space="preserve"> to the 1K</w:t>
+        <w:t xml:space="preserve"> in JOG to OFF and Replicates to 0.  Click OK, Simulate and Continue</w:t>
+      </w:r>
+      <w:r>
+        <w:t>.</w:t>
+      </w:r>
+    </w:p>
+    <w:p>
+      <w:pPr>
+        <w:pStyle w:val="Step"/>
+        <w:numPr>
+          <w:ilvl w:val="0"/>
+          <w:numId w:val="29"/>
+        </w:numPr>
+      </w:pPr>
+      <w:r>
+        <w:t xml:space="preserve">With the MLOI app running, </w:t>
+      </w:r>
+      <w:r>
+        <w:t xml:space="preserve">install the </w:t>
+      </w:r>
+      <w:r>
+        <w:t>1</w:t>
+      </w:r>
+      <w:r>
+        <w:t>00</w:t>
       </w:r>
       <w:r>
         <w:sym w:font="Symbol" w:char="F057"/>
       </w:r>
       <w:r>
-        <w:t xml:space="preserve"> test resistor and the </w:t>
-      </w:r>
-      <w:proofErr w:type="gramStart"/>
-      <w:r>
-        <w:t>Red</w:t>
-      </w:r>
-      <w:proofErr w:type="gramEnd"/>
-      <w:r>
-        <w:t xml:space="preserve"> clip </w:t>
-      </w:r>
-      <w:proofErr w:type="gramStart"/>
-      <w:r>
-        <w:t>lead</w:t>
-      </w:r>
-      <w:proofErr w:type="gramEnd"/>
-      <w:r>
-        <w:t xml:space="preserve"> to the 100</w:t>
+        <w:t xml:space="preserve"> test resistor.</w:t>
+      </w:r>
+    </w:p>
+    <w:p>
+      <w:pPr>
+        <w:pStyle w:val="checkbox"/>
+      </w:pPr>
+      <w:r>
+        <w:t xml:space="preserve">Verify that ChA </w:t>
+      </w:r>
+      <w:r>
+        <w:t>Value and the white plot on the chart indicates</w:t>
+      </w:r>
+      <w:r>
+        <w:t xml:space="preserve"> about 100.0</w:t>
+      </w:r>
+      <w:r>
+        <w:t xml:space="preserve"> </w:t>
+      </w:r>
+    </w:p>
+    <w:p>
+      <w:pPr>
+        <w:pStyle w:val="checkbox"/>
+      </w:pPr>
+      <w:r>
+        <w:t xml:space="preserve">Verify that ChB </w:t>
+      </w:r>
+      <w:r>
+        <w:t xml:space="preserve">Value and the red plot on the chart indicates </w:t>
+      </w:r>
+      <w:r>
+        <w:t>about 100.0</w:t>
+      </w:r>
+      <w:r>
+        <w:t xml:space="preserve"> </w:t>
+      </w:r>
+    </w:p>
+    <w:p>
+      <w:pPr>
+        <w:pStyle w:val="checkbox"/>
+      </w:pPr>
+      <w:r>
+        <w:t>Verify that the Level reading is to three (3) decimal places</w:t>
+      </w:r>
+      <w:r>
+        <w:t xml:space="preserve"> and is displayed as green plot on the chart.</w:t>
+      </w:r>
+    </w:p>
+    <w:p>
+      <w:pPr>
+        <w:jc w:val="center"/>
+      </w:pPr>
+    </w:p>
+    <w:p>
+      <w:pPr>
+        <w:pStyle w:val="Step"/>
+        <w:numPr>
+          <w:ilvl w:val="0"/>
+          <w:numId w:val="29"/>
+        </w:numPr>
+      </w:pPr>
+      <w:r>
+        <w:t>Install the 1K</w:t>
       </w:r>
       <w:r>
         <w:sym w:font="Symbol" w:char="F057"/>
       </w:r>
       <w:r>
-        <w:t xml:space="preserve"> test resistor.</w:t>
+        <w:t xml:space="preserve"> test resistor</w:t>
+      </w:r>
+      <w:r>
+        <w:t xml:space="preserve">. </w:t>
       </w:r>
     </w:p>
     <w:p>
@@ -11170,7 +12882,13 @@
         <w:pStyle w:val="checkbox"/>
       </w:pPr>
       <w:r>
-        <w:t>Verify that ChB Value and the red plot on the chart indicates about 100.0</w:t>
+        <w:t>Verify that ChB Value and the red plot on the chart indicates about 100</w:t>
+      </w:r>
+      <w:r>
+        <w:t>0</w:t>
+      </w:r>
+      <w:r>
+        <w:t>.0</w:t>
       </w:r>
       <w:r>
         <w:t xml:space="preserve"> </w:t>
@@ -11220,33 +12938,17 @@
         <w:pStyle w:val="ZPara"/>
       </w:pPr>
       <w:r>
+        <w:lastRenderedPageBreak/>
         <w:t>Tester   __________________      Date ______________       PASS      FAIL</w:t>
       </w:r>
     </w:p>
     <w:p/>
+    <w:p/>
     <w:p>
       <w:pPr>
         <w:pStyle w:val="Requirement"/>
       </w:pPr>
       <w:r>
-        <w:t>Shall display instrument status.</w:t>
-      </w:r>
-    </w:p>
-    <w:p>
-      <w:pPr>
-        <w:pStyle w:val="ZPara"/>
-      </w:pPr>
-      <w:r>
-        <w:t>NOTE:  This is a duplicate, see Test Case 4).</w:t>
-      </w:r>
-    </w:p>
-    <w:p/>
-    <w:p>
-      <w:pPr>
-        <w:pStyle w:val="Requirement"/>
-      </w:pPr>
-      <w:r>
-        <w:lastRenderedPageBreak/>
         <w:t>Shall display the Pass/Fail status and progress of the test.</w:t>
       </w:r>
     </w:p>
@@ -11255,7 +12957,415 @@
         <w:pStyle w:val="Step"/>
         <w:numPr>
           <w:ilvl w:val="0"/>
-          <w:numId w:val="30"/>
+          <w:numId w:val="61"/>
+        </w:numPr>
+      </w:pPr>
+      <w:r>
+        <w:t>Run MLOI.  Start the MLOI Program, On the Test Information dialog Set:</w:t>
+      </w:r>
+    </w:p>
+    <w:tbl>
+      <w:tblPr>
+        <w:tblStyle w:val="TableGrid"/>
+        <w:tblW w:w="0" w:type="auto"/>
+        <w:tblInd w:w="1327" w:type="dxa"/>
+        <w:tblLook w:val="04A0" w:firstRow="1" w:lastRow="0" w:firstColumn="1" w:lastColumn="0" w:noHBand="0" w:noVBand="1"/>
+      </w:tblPr>
+      <w:tblGrid>
+        <w:gridCol w:w="2484"/>
+        <w:gridCol w:w="917"/>
+        <w:gridCol w:w="348"/>
+        <w:gridCol w:w="2500"/>
+        <w:gridCol w:w="1149"/>
+      </w:tblGrid>
+      <w:tr>
+        <w:tc>
+          <w:tcPr>
+            <w:tcW w:w="2484" w:type="dxa"/>
+          </w:tcPr>
+          <w:p>
+            <w:pPr>
+              <w:pStyle w:val="checkbox"/>
+              <w:numPr>
+                <w:ilvl w:val="0"/>
+                <w:numId w:val="0"/>
+              </w:numPr>
+              <w:ind w:left="288"/>
+              <w:rPr>
+                <w:sz w:val="20"/>
+              </w:rPr>
+            </w:pPr>
+            <w:r>
+              <w:rPr>
+                <w:sz w:val="20"/>
+              </w:rPr>
+              <w:t>Test</w:t>
+            </w:r>
+          </w:p>
+        </w:tc>
+        <w:tc>
+          <w:tcPr>
+            <w:tcW w:w="889" w:type="dxa"/>
+          </w:tcPr>
+          <w:p>
+            <w:pPr>
+              <w:pStyle w:val="checkbox"/>
+              <w:numPr>
+                <w:ilvl w:val="0"/>
+                <w:numId w:val="0"/>
+              </w:numPr>
+              <w:jc w:val="center"/>
+              <w:rPr>
+                <w:sz w:val="20"/>
+              </w:rPr>
+            </w:pPr>
+            <w:proofErr w:type="spellStart"/>
+            <w:r>
+              <w:rPr>
+                <w:sz w:val="20"/>
+              </w:rPr>
+              <w:t>P</w:t>
+            </w:r>
+            <w:r>
+              <w:rPr>
+                <w:sz w:val="20"/>
+              </w:rPr>
+              <w:t>ost</w:t>
+            </w:r>
+            <w:r>
+              <w:rPr>
+                <w:sz w:val="20"/>
+              </w:rPr>
+              <w:t>Pot</w:t>
+            </w:r>
+            <w:proofErr w:type="spellEnd"/>
+          </w:p>
+        </w:tc>
+        <w:tc>
+          <w:tcPr>
+            <w:tcW w:w="348" w:type="dxa"/>
+          </w:tcPr>
+          <w:p>
+            <w:pPr>
+              <w:pStyle w:val="checkbox"/>
+              <w:numPr>
+                <w:ilvl w:val="0"/>
+                <w:numId w:val="0"/>
+              </w:numPr>
+              <w:ind w:left="1620"/>
+              <w:rPr>
+                <w:sz w:val="20"/>
+              </w:rPr>
+            </w:pPr>
+          </w:p>
+        </w:tc>
+        <w:tc>
+          <w:tcPr>
+            <w:tcW w:w="2500" w:type="dxa"/>
+          </w:tcPr>
+          <w:p>
+            <w:pPr>
+              <w:pStyle w:val="checkbox"/>
+              <w:numPr>
+                <w:ilvl w:val="0"/>
+                <w:numId w:val="0"/>
+              </w:numPr>
+              <w:ind w:left="288"/>
+              <w:rPr>
+                <w:sz w:val="20"/>
+              </w:rPr>
+            </w:pPr>
+            <w:proofErr w:type="spellStart"/>
+            <w:r>
+              <w:rPr>
+                <w:sz w:val="20"/>
+              </w:rPr>
+              <w:t>PreFill</w:t>
+            </w:r>
+            <w:proofErr w:type="spellEnd"/>
+            <w:r>
+              <w:rPr>
+                <w:sz w:val="20"/>
+              </w:rPr>
+              <w:t xml:space="preserve"> to </w:t>
+            </w:r>
+          </w:p>
+        </w:tc>
+        <w:tc>
+          <w:tcPr>
+            <w:tcW w:w="1149" w:type="dxa"/>
+          </w:tcPr>
+          <w:p>
+            <w:pPr>
+              <w:pStyle w:val="checkbox"/>
+              <w:numPr>
+                <w:ilvl w:val="0"/>
+                <w:numId w:val="0"/>
+              </w:numPr>
+              <w:jc w:val="center"/>
+              <w:rPr>
+                <w:sz w:val="20"/>
+              </w:rPr>
+            </w:pPr>
+            <w:r>
+              <w:rPr>
+                <w:sz w:val="20"/>
+              </w:rPr>
+              <w:t>OFF</w:t>
+            </w:r>
+          </w:p>
+        </w:tc>
+      </w:tr>
+      <w:tr>
+        <w:tc>
+          <w:tcPr>
+            <w:tcW w:w="2484" w:type="dxa"/>
+          </w:tcPr>
+          <w:p>
+            <w:pPr>
+              <w:pStyle w:val="checkbox"/>
+              <w:numPr>
+                <w:ilvl w:val="0"/>
+                <w:numId w:val="0"/>
+              </w:numPr>
+              <w:ind w:left="288"/>
+              <w:rPr>
+                <w:sz w:val="20"/>
+              </w:rPr>
+            </w:pPr>
+            <w:r>
+              <w:rPr>
+                <w:sz w:val="20"/>
+              </w:rPr>
+              <w:t>Replicate to</w:t>
+            </w:r>
+          </w:p>
+        </w:tc>
+        <w:tc>
+          <w:tcPr>
+            <w:tcW w:w="889" w:type="dxa"/>
+          </w:tcPr>
+          <w:p>
+            <w:pPr>
+              <w:pStyle w:val="checkbox"/>
+              <w:numPr>
+                <w:ilvl w:val="0"/>
+                <w:numId w:val="0"/>
+              </w:numPr>
+              <w:jc w:val="center"/>
+              <w:rPr>
+                <w:sz w:val="20"/>
+              </w:rPr>
+            </w:pPr>
+            <w:r>
+              <w:rPr>
+                <w:sz w:val="20"/>
+              </w:rPr>
+              <w:t>0</w:t>
+            </w:r>
+          </w:p>
+        </w:tc>
+        <w:tc>
+          <w:tcPr>
+            <w:tcW w:w="348" w:type="dxa"/>
+          </w:tcPr>
+          <w:p>
+            <w:pPr>
+              <w:pStyle w:val="checkbox"/>
+              <w:numPr>
+                <w:ilvl w:val="0"/>
+                <w:numId w:val="0"/>
+              </w:numPr>
+              <w:ind w:left="1620"/>
+              <w:rPr>
+                <w:sz w:val="20"/>
+              </w:rPr>
+            </w:pPr>
+          </w:p>
+        </w:tc>
+        <w:tc>
+          <w:tcPr>
+            <w:tcW w:w="2500" w:type="dxa"/>
+          </w:tcPr>
+          <w:p>
+            <w:pPr>
+              <w:pStyle w:val="checkbox"/>
+              <w:numPr>
+                <w:ilvl w:val="0"/>
+                <w:numId w:val="0"/>
+              </w:numPr>
+              <w:ind w:left="288"/>
+              <w:rPr>
+                <w:sz w:val="20"/>
+              </w:rPr>
+            </w:pPr>
+            <w:r>
+              <w:rPr>
+                <w:sz w:val="20"/>
+              </w:rPr>
+              <w:t>Auto Start to ON</w:t>
+            </w:r>
+          </w:p>
+        </w:tc>
+        <w:tc>
+          <w:tcPr>
+            <w:tcW w:w="1149" w:type="dxa"/>
+          </w:tcPr>
+          <w:p>
+            <w:pPr>
+              <w:pStyle w:val="checkbox"/>
+              <w:numPr>
+                <w:ilvl w:val="0"/>
+                <w:numId w:val="0"/>
+              </w:numPr>
+              <w:jc w:val="center"/>
+              <w:rPr>
+                <w:sz w:val="20"/>
+              </w:rPr>
+            </w:pPr>
+            <w:r>
+              <w:rPr>
+                <w:sz w:val="20"/>
+              </w:rPr>
+              <w:t>ON</w:t>
+            </w:r>
+          </w:p>
+        </w:tc>
+      </w:tr>
+      <w:tr>
+        <w:tc>
+          <w:tcPr>
+            <w:tcW w:w="2484" w:type="dxa"/>
+          </w:tcPr>
+          <w:p>
+            <w:pPr>
+              <w:pStyle w:val="checkbox"/>
+              <w:numPr>
+                <w:ilvl w:val="0"/>
+                <w:numId w:val="0"/>
+              </w:numPr>
+              <w:ind w:left="288"/>
+              <w:rPr>
+                <w:sz w:val="20"/>
+              </w:rPr>
+            </w:pPr>
+          </w:p>
+        </w:tc>
+        <w:tc>
+          <w:tcPr>
+            <w:tcW w:w="889" w:type="dxa"/>
+          </w:tcPr>
+          <w:p>
+            <w:pPr>
+              <w:pStyle w:val="checkbox"/>
+              <w:numPr>
+                <w:ilvl w:val="0"/>
+                <w:numId w:val="0"/>
+              </w:numPr>
+              <w:jc w:val="center"/>
+              <w:rPr>
+                <w:sz w:val="20"/>
+              </w:rPr>
+            </w:pPr>
+          </w:p>
+        </w:tc>
+        <w:tc>
+          <w:tcPr>
+            <w:tcW w:w="348" w:type="dxa"/>
+          </w:tcPr>
+          <w:p>
+            <w:pPr>
+              <w:pStyle w:val="checkbox"/>
+              <w:numPr>
+                <w:ilvl w:val="0"/>
+                <w:numId w:val="0"/>
+              </w:numPr>
+              <w:ind w:left="1620"/>
+              <w:rPr>
+                <w:sz w:val="20"/>
+              </w:rPr>
+            </w:pPr>
+          </w:p>
+        </w:tc>
+        <w:tc>
+          <w:tcPr>
+            <w:tcW w:w="2500" w:type="dxa"/>
+          </w:tcPr>
+          <w:p>
+            <w:pPr>
+              <w:pStyle w:val="checkbox"/>
+              <w:numPr>
+                <w:ilvl w:val="0"/>
+                <w:numId w:val="0"/>
+              </w:numPr>
+              <w:ind w:left="288"/>
+              <w:rPr>
+                <w:sz w:val="20"/>
+              </w:rPr>
+            </w:pPr>
+            <w:r>
+              <w:rPr>
+                <w:sz w:val="20"/>
+              </w:rPr>
+              <w:t xml:space="preserve">Start in Jog to </w:t>
+            </w:r>
+          </w:p>
+        </w:tc>
+        <w:tc>
+          <w:tcPr>
+            <w:tcW w:w="1149" w:type="dxa"/>
+          </w:tcPr>
+          <w:p>
+            <w:pPr>
+              <w:pStyle w:val="checkbox"/>
+              <w:numPr>
+                <w:ilvl w:val="0"/>
+                <w:numId w:val="0"/>
+              </w:numPr>
+              <w:jc w:val="center"/>
+              <w:rPr>
+                <w:sz w:val="20"/>
+              </w:rPr>
+            </w:pPr>
+            <w:r>
+              <w:rPr>
+                <w:sz w:val="20"/>
+              </w:rPr>
+              <w:t>OFF</w:t>
+            </w:r>
+          </w:p>
+        </w:tc>
+      </w:tr>
+    </w:tbl>
+    <w:p>
+      <w:pPr>
+        <w:pStyle w:val="checkbox"/>
+        <w:numPr>
+          <w:ilvl w:val="0"/>
+          <w:numId w:val="61"/>
+        </w:numPr>
+      </w:pPr>
+      <w:r>
+        <w:t>Click OK, Simulate and Continue</w:t>
+      </w:r>
+      <w:r>
+        <w:t>.</w:t>
+      </w:r>
+    </w:p>
+    <w:p>
+      <w:pPr>
+        <w:pStyle w:val="checkbox"/>
+      </w:pPr>
+      <w:r>
+        <w:t xml:space="preserve">Verify the application is open and running and TEST State Out is in MANUAL mode. </w:t>
+      </w:r>
+    </w:p>
+    <w:p>
+      <w:pPr>
+        <w:pStyle w:val="Step"/>
+        <w:numPr>
+          <w:ilvl w:val="0"/>
+          <w:numId w:val="62"/>
         </w:numPr>
       </w:pPr>
       <w:r>
@@ -11296,7 +13406,7 @@
                     </pic:cNvPicPr>
                   </pic:nvPicPr>
                   <pic:blipFill>
-                    <a:blip r:embed="rId19" cstate="print">
+                    <a:blip r:embed="rId22" cstate="print">
                       <a:extLst>
                         <a:ext uri="{28A0092B-C50C-407E-A947-70E740481C1C}">
                           <a14:useLocalDpi xmlns:a14="http://schemas.microsoft.com/office/drawing/2010/main" val="0"/>
@@ -11351,7 +13461,13 @@
         <w:pStyle w:val="checkbox"/>
       </w:pPr>
       <w:r>
-        <w:t>Verify both the Fil and Drain status lights indicate test status as the test progresses.</w:t>
+        <w:t>Verify both the Fil</w:t>
+      </w:r>
+      <w:r>
+        <w:t>l</w:t>
+      </w:r>
+      <w:r>
+        <w:t xml:space="preserve"> and Drain status lights indicate test status as the test progresses.</w:t>
       </w:r>
     </w:p>
     <w:p>
@@ -11417,14 +13533,9 @@
     <w:p>
       <w:pPr>
         <w:pStyle w:val="Requirement"/>
-        <w:rPr>
-          <w:highlight w:val="cyan"/>
-        </w:rPr>
-      </w:pPr>
-      <w:r>
-        <w:rPr>
-          <w:highlight w:val="cyan"/>
-        </w:rPr>
+      </w:pPr>
+      <w:r>
+        <w:lastRenderedPageBreak/>
         <w:t>Shall provide a menu means to launch secondary methods.</w:t>
       </w:r>
     </w:p>
@@ -11432,11 +13543,12 @@
       <w:pPr>
         <w:pStyle w:val="ZPara"/>
       </w:pPr>
-      <w:proofErr w:type="gramStart"/>
       <w:r>
         <w:t>NOT</w:t>
       </w:r>
-      <w:proofErr w:type="gramEnd"/>
+      <w:r>
+        <w:t>E</w:t>
+      </w:r>
       <w:r>
         <w:t xml:space="preserve"> sure what I meant?  Perhaps the Calibrate </w:t>
       </w:r>
@@ -11467,19 +13579,6 @@
         <w:ind w:left="1260"/>
       </w:pPr>
     </w:p>
-    <w:p>
-      <w:pPr>
-        <w:pStyle w:val="ZPara"/>
-      </w:pPr>
-      <w:r>
-        <w:t>Tester   __________________      Date ______________       PASS      FAIL</w:t>
-      </w:r>
-    </w:p>
-    <w:p>
-      <w:pPr>
-        <w:pStyle w:val="ZPara"/>
-      </w:pPr>
-    </w:p>
     <w:p/>
     <w:p>
       <w:pPr>
@@ -11496,160 +13595,20 @@
     </w:p>
     <w:p>
       <w:pPr>
-        <w:pStyle w:val="Step"/>
-        <w:numPr>
-          <w:ilvl w:val="0"/>
-          <w:numId w:val="31"/>
-        </w:numPr>
-      </w:pPr>
-      <w:r>
-        <w:t xml:space="preserve">With the app closed, click on the desktop icon. </w:t>
-      </w:r>
-    </w:p>
-    <w:p>
-      <w:pPr>
-        <w:jc w:val="center"/>
+        <w:ind w:firstLine="720"/>
+      </w:pPr>
+      <w:r>
+        <w:t xml:space="preserve">NOTE </w:t>
+      </w:r>
+      <w:r>
+        <w:t>Accomplished in section 5.1.4 HMI.</w:t>
+      </w:r>
+    </w:p>
+    <w:p>
+      <w:pPr>
         <w:rPr>
           <w:noProof/>
         </w:rPr>
-      </w:pPr>
-    </w:p>
-    <w:p>
-      <w:pPr>
-        <w:jc w:val="center"/>
-      </w:pPr>
-      <w:r>
-        <w:rPr>
-          <w:noProof/>
-        </w:rPr>
-        <w:lastRenderedPageBreak/>
-        <w:drawing>
-          <wp:inline distT="0" distB="0" distL="0" distR="0" wp14:anchorId="4335B9B1" wp14:editId="450805DD">
-            <wp:extent cx="2831096" cy="2636547"/>
-            <wp:effectExtent l="0" t="0" r="7620" b="0"/>
-            <wp:docPr id="1201884475" name="Picture 8"/>
-            <wp:cNvGraphicFramePr>
-              <a:graphicFrameLocks xmlns:a="http://schemas.openxmlformats.org/drawingml/2006/main" noChangeAspect="1"/>
-            </wp:cNvGraphicFramePr>
-            <a:graphic xmlns:a="http://schemas.openxmlformats.org/drawingml/2006/main">
-              <a:graphicData uri="http://schemas.openxmlformats.org/drawingml/2006/picture">
-                <pic:pic xmlns:pic="http://schemas.openxmlformats.org/drawingml/2006/picture">
-                  <pic:nvPicPr>
-                    <pic:cNvPr id="0" name="Picture 9"/>
-                    <pic:cNvPicPr>
-                      <a:picLocks noChangeAspect="1" noChangeArrowheads="1"/>
-                    </pic:cNvPicPr>
-                  </pic:nvPicPr>
-                  <pic:blipFill>
-                    <a:blip r:embed="rId20" cstate="print">
-                      <a:extLst>
-                        <a:ext uri="{28A0092B-C50C-407E-A947-70E740481C1C}">
-                          <a14:useLocalDpi xmlns:a14="http://schemas.microsoft.com/office/drawing/2010/main" val="0"/>
-                        </a:ext>
-                      </a:extLst>
-                    </a:blip>
-                    <a:srcRect/>
-                    <a:stretch>
-                      <a:fillRect/>
-                    </a:stretch>
-                  </pic:blipFill>
-                  <pic:spPr bwMode="auto">
-                    <a:xfrm>
-                      <a:off x="0" y="0"/>
-                      <a:ext cx="2840049" cy="2644885"/>
-                    </a:xfrm>
-                    <a:prstGeom prst="rect">
-                      <a:avLst/>
-                    </a:prstGeom>
-                    <a:noFill/>
-                  </pic:spPr>
-                </pic:pic>
-              </a:graphicData>
-            </a:graphic>
-          </wp:inline>
-        </w:drawing>
-      </w:r>
-    </w:p>
-    <w:p>
-      <w:pPr>
-        <w:jc w:val="center"/>
-      </w:pPr>
-    </w:p>
-    <w:p>
-      <w:pPr>
-        <w:pStyle w:val="checkbox"/>
-      </w:pPr>
-      <w:r>
-        <w:t>Verify the test information dialog opens.</w:t>
-      </w:r>
-    </w:p>
-    <w:p>
-      <w:pPr>
-        <w:pStyle w:val="Step"/>
-        <w:numPr>
-          <w:ilvl w:val="0"/>
-          <w:numId w:val="41"/>
-        </w:numPr>
-      </w:pPr>
-      <w:r>
-        <w:t xml:space="preserve">Note the values of each field, then change each test information field value. </w:t>
-      </w:r>
-    </w:p>
-    <w:p>
-      <w:pPr>
-        <w:pStyle w:val="Step"/>
-      </w:pPr>
-      <w:r>
-        <w:t>Click OK to close the dialog then Click the app STOP button to exit the app.</w:t>
-      </w:r>
-    </w:p>
-    <w:p>
-      <w:pPr>
-        <w:pStyle w:val="Step"/>
-      </w:pPr>
-      <w:r>
-        <w:t xml:space="preserve">With the app closed, click on the desktop icon. </w:t>
-      </w:r>
-    </w:p>
-    <w:p>
-      <w:pPr>
-        <w:pStyle w:val="checkbox"/>
-      </w:pPr>
-      <w:r>
-        <w:t>Verify that the Test information dialog opens and contains the new test information values entered in step 2.</w:t>
-      </w:r>
-    </w:p>
-    <w:p>
-      <w:pPr>
-        <w:pStyle w:val="checkbox"/>
-        <w:numPr>
-          <w:ilvl w:val="0"/>
-          <w:numId w:val="0"/>
-        </w:numPr>
-        <w:ind w:left="1260"/>
-      </w:pPr>
-    </w:p>
-    <w:p>
-      <w:pPr>
-        <w:pStyle w:val="checkbox"/>
-        <w:numPr>
-          <w:ilvl w:val="0"/>
-          <w:numId w:val="0"/>
-        </w:numPr>
-        <w:ind w:left="1260"/>
-      </w:pPr>
-    </w:p>
-    <w:p>
-      <w:pPr>
-        <w:pStyle w:val="ZPara"/>
-      </w:pPr>
-      <w:r>
-        <w:t>Tester   __________________      Date ______________       PASS      FAIL</w:t>
-      </w:r>
-    </w:p>
-    <w:p>
-      <w:pPr>
-        <w:pStyle w:val="ZPara"/>
       </w:pPr>
     </w:p>
     <w:p/>
@@ -12160,6 +14119,77 @@
         <w:t xml:space="preserve">  Configuration File path into the user prompt.</w:t>
       </w:r>
     </w:p>
+    <w:p>
+      <w:pPr>
+        <w:pStyle w:val="Step"/>
+        <w:numPr>
+          <w:ilvl w:val="0"/>
+          <w:numId w:val="63"/>
+        </w:numPr>
+      </w:pPr>
+      <w:r>
+        <w:t xml:space="preserve">Change a Test Configuration File </w:t>
+      </w:r>
+      <w:r>
+        <w:t xml:space="preserve">used by the MLOI Test. </w:t>
+      </w:r>
+    </w:p>
+    <w:p>
+      <w:pPr>
+        <w:pStyle w:val="checkbox"/>
+      </w:pPr>
+      <w:r>
+        <w:t>Click on the dropdown then verify a choice of the default report folder path and “***Search***” is presented.</w:t>
+      </w:r>
+    </w:p>
+    <w:p>
+      <w:pPr>
+        <w:pStyle w:val="checkbox"/>
+      </w:pPr>
+      <w:r>
+        <w:t>Click on each of the file names and the “***Search***</w:t>
+      </w:r>
+      <w:proofErr w:type="gramStart"/>
+      <w:r>
+        <w:t>”  verifying</w:t>
+      </w:r>
+      <w:proofErr w:type="gramEnd"/>
+      <w:r>
+        <w:t xml:space="preserve"> each it is selected indicated by a check mark and presented in the test box.</w:t>
+      </w:r>
+    </w:p>
+    <w:p>
+      <w:pPr>
+        <w:pStyle w:val="checkbox"/>
+      </w:pPr>
+      <w:r>
+        <w:t>Select “***Search***</w:t>
+      </w:r>
+      <w:proofErr w:type="gramStart"/>
+      <w:r>
+        <w:t>”  Click</w:t>
+      </w:r>
+      <w:proofErr w:type="gramEnd"/>
+      <w:r>
+        <w:t xml:space="preserve"> on OK then verify the prompt to select a configuration file, then click OK then verify the File dialog opens.</w:t>
+      </w:r>
+    </w:p>
+    <w:p>
+      <w:pPr>
+        <w:pStyle w:val="checkbox"/>
+      </w:pPr>
+      <w:r>
+        <w:t>Select a configuration file then verify that &lt;config file&gt;.csv appears in the Test Configuration File test box. Press OK.</w:t>
+      </w:r>
+    </w:p>
+    <w:p>
+      <w:pPr>
+        <w:pStyle w:val="checkbox"/>
+      </w:pPr>
+      <w:r>
+        <w:t>CANCEL, STOP to Quit the MLOI Program.</w:t>
+      </w:r>
+    </w:p>
     <w:p/>
     <w:p>
       <w:pPr>
@@ -12227,55 +14257,55 @@
         <w:pStyle w:val="checkbox"/>
       </w:pPr>
       <w:r>
+        <w:t xml:space="preserve">Verify the Config </w:t>
+      </w:r>
+      <w:r>
+        <w:t xml:space="preserve">File name contains the common part number of the product </w:t>
+      </w:r>
+      <w:r>
+        <w:t>associated with</w:t>
+      </w:r>
+      <w:r>
+        <w:t xml:space="preserve"> this test protocol configuration.  </w:t>
+      </w:r>
+    </w:p>
+    <w:p>
+      <w:pPr>
+        <w:pStyle w:val="Step"/>
+      </w:pPr>
+      <w:r>
+        <w:t xml:space="preserve">With the app closed, click on the desktop icon </w:t>
+      </w:r>
+    </w:p>
+    <w:p>
+      <w:pPr>
+        <w:pStyle w:val="Step"/>
+      </w:pPr>
+      <w:r>
+        <w:t xml:space="preserve">If the Configuration File Path does not </w:t>
+      </w:r>
+      <w:r>
+        <w:t>show the desired product test config file selected or not the path of the controlled document, then perform Steps 4 through 5.</w:t>
+      </w:r>
+    </w:p>
+    <w:p>
+      <w:pPr>
+        <w:pStyle w:val="Step"/>
+      </w:pPr>
+      <w:r>
+        <w:t>Click on Test Configuration to open the dropdown list of files.</w:t>
+      </w:r>
+    </w:p>
+    <w:p/>
+    <w:p>
+      <w:pPr>
+        <w:jc w:val="center"/>
+      </w:pPr>
+      <w:r>
+        <w:rPr>
+          <w:noProof/>
+        </w:rPr>
         <w:lastRenderedPageBreak/>
-        <w:t xml:space="preserve">Verify the Config </w:t>
-      </w:r>
-      <w:r>
-        <w:t xml:space="preserve">File name contains the common part number of the product </w:t>
-      </w:r>
-      <w:r>
-        <w:t>associated with</w:t>
-      </w:r>
-      <w:r>
-        <w:t xml:space="preserve"> this test protocol configuration.  </w:t>
-      </w:r>
-    </w:p>
-    <w:p>
-      <w:pPr>
-        <w:pStyle w:val="Step"/>
-      </w:pPr>
-      <w:r>
-        <w:t xml:space="preserve">With the app closed, click on the desktop icon </w:t>
-      </w:r>
-    </w:p>
-    <w:p>
-      <w:pPr>
-        <w:pStyle w:val="Step"/>
-      </w:pPr>
-      <w:r>
-        <w:t xml:space="preserve">If the Configuration File Path does not </w:t>
-      </w:r>
-      <w:r>
-        <w:t>show the desired product test config file selected or not the path of the controlled document, then perform Steps 4 through 5.</w:t>
-      </w:r>
-    </w:p>
-    <w:p>
-      <w:pPr>
-        <w:pStyle w:val="Step"/>
-      </w:pPr>
-      <w:r>
-        <w:t>Click on Test Configuration to open the dropdown list of files.</w:t>
-      </w:r>
-    </w:p>
-    <w:p/>
-    <w:p>
-      <w:pPr>
-        <w:jc w:val="center"/>
-      </w:pPr>
-      <w:r>
-        <w:rPr>
-          <w:noProof/>
-        </w:rPr>
         <w:drawing>
           <wp:inline distT="0" distB="0" distL="0" distR="0" wp14:anchorId="78E90D38" wp14:editId="1ED329FF">
             <wp:extent cx="3484951" cy="3776937"/>
@@ -12294,7 +14324,7 @@
                     </pic:cNvPicPr>
                   </pic:nvPicPr>
                   <pic:blipFill>
-                    <a:blip r:embed="rId21" cstate="print">
+                    <a:blip r:embed="rId23" cstate="print">
                       <a:extLst>
                         <a:ext uri="{28A0092B-C50C-407E-A947-70E740481C1C}">
                           <a14:useLocalDpi xmlns:a14="http://schemas.microsoft.com/office/drawing/2010/main" val="0"/>
@@ -12444,7 +14474,6 @@
         <w:pStyle w:val="ZPara"/>
       </w:pPr>
       <w:r>
-        <w:lastRenderedPageBreak/>
         <w:t>Tester   __________________      Date ______________       PASS      FAIL</w:t>
       </w:r>
     </w:p>
@@ -12509,7 +14538,11 @@
         <w:t xml:space="preserve">  Configuration File </w:t>
       </w:r>
       <w:r>
-        <w:t>document for loading as a LV parameter.</w:t>
+        <w:t xml:space="preserve">document for loading </w:t>
+      </w:r>
+      <w:r>
+        <w:lastRenderedPageBreak/>
+        <w:t>as a LV parameter.</w:t>
       </w:r>
     </w:p>
     <w:p>
@@ -12585,46 +14618,60 @@
         <w:pStyle w:val="Step"/>
         <w:numPr>
           <w:ilvl w:val="0"/>
-          <w:numId w:val="33"/>
+          <w:numId w:val="64"/>
         </w:numPr>
       </w:pPr>
       <w:r>
-        <w:t>Find</w:t>
-      </w:r>
+        <w:t>Find the Test Configuration File under test, by default …\$</w:t>
+      </w:r>
+      <w:proofErr w:type="spellStart"/>
+      <w:r>
+        <w:t>ConfigFiles</w:t>
+      </w:r>
+      <w:proofErr w:type="spellEnd"/>
+    </w:p>
+    <w:p>
+      <w:pPr>
+        <w:pStyle w:val="checkbox"/>
+      </w:pPr>
+      <w:r>
+        <w:t>Notice there are both a CSV and an XLSM file named by product ID for each Configuration.  The CSV file is read and used by the MLOI program.  The XLSM has should be used to modify the configuration parameters because it has explanatory tool tips on the field names.</w:t>
+      </w:r>
+    </w:p>
+    <w:p>
+      <w:pPr>
+        <w:pStyle w:val="checkbox"/>
+      </w:pPr>
+      <w:r>
+        <w:t xml:space="preserve">Once </w:t>
+      </w:r>
+      <w:proofErr w:type="gramStart"/>
+      <w:r>
+        <w:t>modification</w:t>
+      </w:r>
+      <w:proofErr w:type="gramEnd"/>
       <w:r>
         <w:t xml:space="preserve"> </w:t>
       </w:r>
-      <w:r>
-        <w:t>all the above required features</w:t>
-      </w:r>
-      <w:r>
-        <w:t>.</w:t>
-      </w:r>
-      <w:r>
-        <w:t xml:space="preserve">  &lt;</w:t>
-      </w:r>
-      <w:r>
-        <w:rPr>
-          <w:highlight w:val="yellow"/>
-        </w:rPr>
-        <w:t xml:space="preserve">Yada </w:t>
-      </w:r>
-      <w:proofErr w:type="spellStart"/>
-      <w:r>
-        <w:rPr>
-          <w:highlight w:val="yellow"/>
-        </w:rPr>
-        <w:t>Yada</w:t>
-      </w:r>
-      <w:proofErr w:type="spellEnd"/>
-      <w:r>
-        <w:rPr>
-          <w:highlight w:val="yellow"/>
-        </w:rPr>
-        <w:t xml:space="preserve"> Yada</w:t>
-      </w:r>
-      <w:r>
-        <w:t>&gt;</w:t>
+      <w:proofErr w:type="gramStart"/>
+      <w:r>
+        <w:t>are</w:t>
+      </w:r>
+      <w:proofErr w:type="gramEnd"/>
+      <w:r>
+        <w:t xml:space="preserve"> made and the XLSM file is closed, a macro will run to copy the parameters from the XLSM file to the CVS file. </w:t>
+      </w:r>
+    </w:p>
+    <w:p>
+      <w:pPr>
+        <w:pStyle w:val="Step"/>
+        <w:numPr>
+          <w:ilvl w:val="0"/>
+          <w:numId w:val="64"/>
+        </w:numPr>
+      </w:pPr>
+      <w:r>
+        <w:t>Select and open an XLSM File then modify a parameter.</w:t>
       </w:r>
     </w:p>
     <w:p>
@@ -12632,7 +14679,23 @@
         <w:pStyle w:val="checkbox"/>
       </w:pPr>
       <w:r>
-        <w:t>Verify all the above required features.</w:t>
+        <w:t>NOTE: Cells in blue contain formulas and should not be changed.</w:t>
+      </w:r>
+    </w:p>
+    <w:p>
+      <w:pPr>
+        <w:pStyle w:val="checkbox"/>
+      </w:pPr>
+      <w:r>
+        <w:t>Click on the Cells in column A and verify an associated tool tip appears.</w:t>
+      </w:r>
+    </w:p>
+    <w:p>
+      <w:pPr>
+        <w:pStyle w:val="checkbox"/>
+      </w:pPr>
+      <w:r>
+        <w:t>Close the file, click YES to save changed then Click YES when prompted to overwrite the CSV file.</w:t>
       </w:r>
     </w:p>
     <w:p>
@@ -12795,6 +14858,7 @@
         <w:pStyle w:val="ZPara"/>
       </w:pPr>
       <w:r>
+        <w:lastRenderedPageBreak/>
         <w:t>Tester   __________________      Date ______________       PASS      FAIL</w:t>
       </w:r>
     </w:p>
@@ -13285,6 +15349,7 @@
         <w:pStyle w:val="checkbox"/>
       </w:pPr>
       <w:r>
+        <w:lastRenderedPageBreak/>
         <w:t>Verify Test Case 4) was successful.</w:t>
       </w:r>
     </w:p>
@@ -13303,7 +15368,6 @@
         <w:pStyle w:val="ZPara"/>
       </w:pPr>
       <w:r>
-        <w:lastRenderedPageBreak/>
         <w:t>Tester   __________________      Date ______________       PASS      FAIL</w:t>
       </w:r>
     </w:p>
@@ -13612,7 +15676,11 @@
         <w:pStyle w:val="Requirement"/>
       </w:pPr>
       <w:r>
-        <w:t>All Test Parameters options must be presented in the form of a discrete choice (i.e. dropdown, pick list, radio button etc.).</w:t>
+        <w:t xml:space="preserve">All Test Parameters options must be presented in the form of a discrete choice </w:t>
+      </w:r>
+      <w:r>
+        <w:lastRenderedPageBreak/>
+        <w:t>(i.e. dropdown, pick list, radio button etc.).</w:t>
       </w:r>
     </w:p>
     <w:p>
@@ -13620,11 +15688,7 @@
         <w:pStyle w:val="Requirement"/>
       </w:pPr>
       <w:r>
-        <w:t xml:space="preserve">Path to valid XL test plans shall be saved in a non-volatile means and presented </w:t>
-      </w:r>
-      <w:r>
-        <w:lastRenderedPageBreak/>
-        <w:t xml:space="preserve">as a choice by Test name configured by the Maintenance User.  </w:t>
+        <w:t xml:space="preserve">Path to valid XL test plans shall be saved in a non-volatile means and presented as a choice by Test name configured by the Maintenance User.  </w:t>
       </w:r>
     </w:p>
     <w:p>
@@ -13880,6 +15944,7 @@
         <w:pStyle w:val="ZPara"/>
       </w:pPr>
       <w:r>
+        <w:lastRenderedPageBreak/>
         <w:t>Tester   __________________      Date ______________       PASS      FAIL</w:t>
       </w:r>
     </w:p>
@@ -14020,7 +16085,7 @@
                     </pic:cNvPicPr>
                   </pic:nvPicPr>
                   <pic:blipFill>
-                    <a:blip r:embed="rId22" cstate="print">
+                    <a:blip r:embed="rId24" cstate="print">
                       <a:extLst>
                         <a:ext uri="{28A0092B-C50C-407E-A947-70E740481C1C}">
                           <a14:useLocalDpi xmlns:a14="http://schemas.microsoft.com/office/drawing/2010/main" val="0"/>
@@ -14155,6 +16220,7 @@
         <w:pStyle w:val="Requirement"/>
       </w:pPr>
       <w:r>
+        <w:lastRenderedPageBreak/>
         <w:t>The test status indicator may provide a tool tip as to the not ready issue.</w:t>
       </w:r>
     </w:p>
@@ -14163,7 +16229,6 @@
         <w:pStyle w:val="Step"/>
       </w:pPr>
       <w:r>
-        <w:lastRenderedPageBreak/>
         <w:t>Verify the hardware drawings, including block diagram, schematic, assembly drawing and Gerber files are released.</w:t>
       </w:r>
     </w:p>
@@ -14515,6 +16580,7 @@
         <w:pStyle w:val="ZPara"/>
       </w:pPr>
       <w:r>
+        <w:lastRenderedPageBreak/>
         <w:t>Tester   __________________      Date ______________       PASS      FAIL</w:t>
       </w:r>
     </w:p>
@@ -16423,7 +18489,7 @@
       <w:r>
         <w:t xml:space="preserve"> browser and navigate to </w:t>
       </w:r>
-      <w:hyperlink r:id="rId23" w:history="1">
+      <w:hyperlink r:id="rId25" w:history="1">
         <w:r>
           <w:rPr>
             <w:rStyle w:val="Hyperlink"/>
@@ -16499,7 +18565,7 @@
                     </pic:cNvPicPr>
                   </pic:nvPicPr>
                   <pic:blipFill>
-                    <a:blip r:embed="rId24">
+                    <a:blip r:embed="rId26">
                       <a:extLst>
                         <a:ext uri="{28A0092B-C50C-407E-A947-70E740481C1C}">
                           <a14:useLocalDpi xmlns:a14="http://schemas.microsoft.com/office/drawing/2010/main" val="0"/>
@@ -16566,8 +18632,8 @@
       </w:pPr>
     </w:p>
     <w:sectPr>
-      <w:headerReference w:type="default" r:id="rId25"/>
-      <w:footerReference w:type="default" r:id="rId26"/>
+      <w:headerReference w:type="default" r:id="rId27"/>
+      <w:footerReference w:type="default" r:id="rId28"/>
       <w:pgSz w:w="12240" w:h="15840" w:code="1"/>
       <w:pgMar w:top="1980" w:right="1440" w:bottom="720" w:left="1440" w:header="144" w:footer="0" w:gutter="0"/>
       <w:pgNumType w:start="2"/>
@@ -16685,7 +18751,7 @@
           <v:imagedata r:id="rId1" o:title="" croptop="-1938f" cropbottom="-1938f" cropleft="-1320f" cropright="-1320f"/>
           <w10:wrap type="topAndBottom"/>
         </v:shape>
-        <o:OLEObject Type="Embed" ProgID="Word.Picture.8" ShapeID="_x0000_s1025" DrawAspect="Content" ObjectID="_1832226000" r:id="rId2"/>
+        <o:OLEObject Type="Embed" ProgID="Word.Picture.8" ShapeID="_x0000_s1025" DrawAspect="Content" ObjectID="_1835767189" r:id="rId2"/>
       </w:object>
     </w:r>
     <w:r>
@@ -16956,7 +19022,7 @@
           <v:imagedata r:id="rId1" o:title="" croptop="-1938f" cropbottom="-1938f" cropleft="-1320f" cropright="-1320f"/>
           <w10:wrap type="topAndBottom"/>
         </v:shape>
-        <o:OLEObject Type="Embed" ProgID="Word.Picture.8" ShapeID="_x0000_s1088" DrawAspect="Content" ObjectID="_1832226001" r:id="rId2"/>
+        <o:OLEObject Type="Embed" ProgID="Word.Picture.8" ShapeID="_x0000_s1088" DrawAspect="Content" ObjectID="_1835767190" r:id="rId2"/>
       </w:object>
     </w:r>
     <w:r>
@@ -17547,6 +19613,95 @@
     </w:lvl>
   </w:abstractNum>
   <w:abstractNum w:abstractNumId="4" w15:restartNumberingAfterBreak="0">
+    <w:nsid w:val="126C6A19"/>
+    <w:multiLevelType w:val="hybridMultilevel"/>
+    <w:tmpl w:val="F0D8394E"/>
+    <w:lvl w:ilvl="0" w:tplc="04090015">
+      <w:start w:val="1"/>
+      <w:numFmt w:val="upperLetter"/>
+      <w:lvlText w:val="%1."/>
+      <w:lvlJc w:val="left"/>
+      <w:pPr>
+        <w:ind w:left="720" w:hanging="360"/>
+      </w:pPr>
+      <w:rPr>
+        <w:rFonts w:hint="default"/>
+      </w:rPr>
+    </w:lvl>
+    <w:lvl w:ilvl="1" w:tplc="FFFFFFFF" w:tentative="1">
+      <w:start w:val="1"/>
+      <w:numFmt w:val="lowerLetter"/>
+      <w:lvlText w:val="%2."/>
+      <w:lvlJc w:val="left"/>
+      <w:pPr>
+        <w:ind w:left="1440" w:hanging="360"/>
+      </w:pPr>
+    </w:lvl>
+    <w:lvl w:ilvl="2" w:tplc="FFFFFFFF" w:tentative="1">
+      <w:start w:val="1"/>
+      <w:numFmt w:val="lowerRoman"/>
+      <w:lvlText w:val="%3."/>
+      <w:lvlJc w:val="right"/>
+      <w:pPr>
+        <w:ind w:left="2160" w:hanging="180"/>
+      </w:pPr>
+    </w:lvl>
+    <w:lvl w:ilvl="3" w:tplc="FFFFFFFF" w:tentative="1">
+      <w:start w:val="1"/>
+      <w:numFmt w:val="decimal"/>
+      <w:lvlText w:val="%4."/>
+      <w:lvlJc w:val="left"/>
+      <w:pPr>
+        <w:ind w:left="2880" w:hanging="360"/>
+      </w:pPr>
+    </w:lvl>
+    <w:lvl w:ilvl="4" w:tplc="FFFFFFFF" w:tentative="1">
+      <w:start w:val="1"/>
+      <w:numFmt w:val="lowerLetter"/>
+      <w:lvlText w:val="%5."/>
+      <w:lvlJc w:val="left"/>
+      <w:pPr>
+        <w:ind w:left="3600" w:hanging="360"/>
+      </w:pPr>
+    </w:lvl>
+    <w:lvl w:ilvl="5" w:tplc="FFFFFFFF" w:tentative="1">
+      <w:start w:val="1"/>
+      <w:numFmt w:val="lowerRoman"/>
+      <w:lvlText w:val="%6."/>
+      <w:lvlJc w:val="right"/>
+      <w:pPr>
+        <w:ind w:left="4320" w:hanging="180"/>
+      </w:pPr>
+    </w:lvl>
+    <w:lvl w:ilvl="6" w:tplc="FFFFFFFF" w:tentative="1">
+      <w:start w:val="1"/>
+      <w:numFmt w:val="decimal"/>
+      <w:lvlText w:val="%7."/>
+      <w:lvlJc w:val="left"/>
+      <w:pPr>
+        <w:ind w:left="5040" w:hanging="360"/>
+      </w:pPr>
+    </w:lvl>
+    <w:lvl w:ilvl="7" w:tplc="FFFFFFFF" w:tentative="1">
+      <w:start w:val="1"/>
+      <w:numFmt w:val="lowerLetter"/>
+      <w:lvlText w:val="%8."/>
+      <w:lvlJc w:val="left"/>
+      <w:pPr>
+        <w:ind w:left="5760" w:hanging="360"/>
+      </w:pPr>
+    </w:lvl>
+    <w:lvl w:ilvl="8" w:tplc="FFFFFFFF" w:tentative="1">
+      <w:start w:val="1"/>
+      <w:numFmt w:val="lowerRoman"/>
+      <w:lvlText w:val="%9."/>
+      <w:lvlJc w:val="right"/>
+      <w:pPr>
+        <w:ind w:left="6480" w:hanging="180"/>
+      </w:pPr>
+    </w:lvl>
+  </w:abstractNum>
+  <w:abstractNum w:abstractNumId="5" w15:restartNumberingAfterBreak="0">
     <w:nsid w:val="1CC67BA6"/>
     <w:multiLevelType w:val="hybridMultilevel"/>
     <w:tmpl w:val="D39EE2AC"/>
@@ -17632,7 +19787,7 @@
       </w:pPr>
     </w:lvl>
   </w:abstractNum>
-  <w:abstractNum w:abstractNumId="5" w15:restartNumberingAfterBreak="0">
+  <w:abstractNum w:abstractNumId="6" w15:restartNumberingAfterBreak="0">
     <w:nsid w:val="1D132BFE"/>
     <w:multiLevelType w:val="hybridMultilevel"/>
     <w:tmpl w:val="4E44FCA2"/>
@@ -17722,7 +19877,7 @@
       </w:pPr>
     </w:lvl>
   </w:abstractNum>
-  <w:abstractNum w:abstractNumId="6" w15:restartNumberingAfterBreak="0">
+  <w:abstractNum w:abstractNumId="7" w15:restartNumberingAfterBreak="0">
     <w:nsid w:val="1D905E39"/>
     <w:multiLevelType w:val="multilevel"/>
     <w:tmpl w:val="B5725582"/>
@@ -17866,7 +20021,96 @@
       </w:rPr>
     </w:lvl>
   </w:abstractNum>
-  <w:abstractNum w:abstractNumId="7" w15:restartNumberingAfterBreak="0">
+  <w:abstractNum w:abstractNumId="8" w15:restartNumberingAfterBreak="0">
+    <w:nsid w:val="1EB0708E"/>
+    <w:multiLevelType w:val="hybridMultilevel"/>
+    <w:tmpl w:val="6CC67740"/>
+    <w:lvl w:ilvl="0" w:tplc="66C63CB4">
+      <w:start w:val="2"/>
+      <w:numFmt w:val="decimal"/>
+      <w:lvlText w:val="Step %1."/>
+      <w:lvlJc w:val="left"/>
+      <w:pPr>
+        <w:ind w:left="720" w:hanging="360"/>
+      </w:pPr>
+      <w:rPr>
+        <w:rFonts w:hint="default"/>
+      </w:rPr>
+    </w:lvl>
+    <w:lvl w:ilvl="1" w:tplc="04090019" w:tentative="1">
+      <w:start w:val="1"/>
+      <w:numFmt w:val="lowerLetter"/>
+      <w:lvlText w:val="%2."/>
+      <w:lvlJc w:val="left"/>
+      <w:pPr>
+        <w:ind w:left="1440" w:hanging="360"/>
+      </w:pPr>
+    </w:lvl>
+    <w:lvl w:ilvl="2" w:tplc="0409001B" w:tentative="1">
+      <w:start w:val="1"/>
+      <w:numFmt w:val="lowerRoman"/>
+      <w:lvlText w:val="%3."/>
+      <w:lvlJc w:val="right"/>
+      <w:pPr>
+        <w:ind w:left="2160" w:hanging="180"/>
+      </w:pPr>
+    </w:lvl>
+    <w:lvl w:ilvl="3" w:tplc="0409000F" w:tentative="1">
+      <w:start w:val="1"/>
+      <w:numFmt w:val="decimal"/>
+      <w:lvlText w:val="%4."/>
+      <w:lvlJc w:val="left"/>
+      <w:pPr>
+        <w:ind w:left="2880" w:hanging="360"/>
+      </w:pPr>
+    </w:lvl>
+    <w:lvl w:ilvl="4" w:tplc="04090019" w:tentative="1">
+      <w:start w:val="1"/>
+      <w:numFmt w:val="lowerLetter"/>
+      <w:lvlText w:val="%5."/>
+      <w:lvlJc w:val="left"/>
+      <w:pPr>
+        <w:ind w:left="3600" w:hanging="360"/>
+      </w:pPr>
+    </w:lvl>
+    <w:lvl w:ilvl="5" w:tplc="0409001B" w:tentative="1">
+      <w:start w:val="1"/>
+      <w:numFmt w:val="lowerRoman"/>
+      <w:lvlText w:val="%6."/>
+      <w:lvlJc w:val="right"/>
+      <w:pPr>
+        <w:ind w:left="4320" w:hanging="180"/>
+      </w:pPr>
+    </w:lvl>
+    <w:lvl w:ilvl="6" w:tplc="0409000F" w:tentative="1">
+      <w:start w:val="1"/>
+      <w:numFmt w:val="decimal"/>
+      <w:lvlText w:val="%7."/>
+      <w:lvlJc w:val="left"/>
+      <w:pPr>
+        <w:ind w:left="5040" w:hanging="360"/>
+      </w:pPr>
+    </w:lvl>
+    <w:lvl w:ilvl="7" w:tplc="04090019" w:tentative="1">
+      <w:start w:val="1"/>
+      <w:numFmt w:val="lowerLetter"/>
+      <w:lvlText w:val="%8."/>
+      <w:lvlJc w:val="left"/>
+      <w:pPr>
+        <w:ind w:left="5760" w:hanging="360"/>
+      </w:pPr>
+    </w:lvl>
+    <w:lvl w:ilvl="8" w:tplc="0409001B" w:tentative="1">
+      <w:start w:val="1"/>
+      <w:numFmt w:val="lowerRoman"/>
+      <w:lvlText w:val="%9."/>
+      <w:lvlJc w:val="right"/>
+      <w:pPr>
+        <w:ind w:left="6480" w:hanging="180"/>
+      </w:pPr>
+    </w:lvl>
+  </w:abstractNum>
+  <w:abstractNum w:abstractNumId="9" w15:restartNumberingAfterBreak="0">
     <w:nsid w:val="20CC7C29"/>
     <w:multiLevelType w:val="hybridMultilevel"/>
     <w:tmpl w:val="51A0ECDA"/>
@@ -17955,7 +20199,7 @@
       </w:pPr>
     </w:lvl>
   </w:abstractNum>
-  <w:abstractNum w:abstractNumId="8" w15:restartNumberingAfterBreak="0">
+  <w:abstractNum w:abstractNumId="10" w15:restartNumberingAfterBreak="0">
     <w:nsid w:val="25DB7DBF"/>
     <w:multiLevelType w:val="hybridMultilevel"/>
     <w:tmpl w:val="F530F5FC"/>
@@ -18044,14 +20288,13 @@
       </w:pPr>
     </w:lvl>
   </w:abstractNum>
-  <w:abstractNum w:abstractNumId="9" w15:restartNumberingAfterBreak="0">
+  <w:abstractNum w:abstractNumId="11" w15:restartNumberingAfterBreak="0">
     <w:nsid w:val="2C3940CF"/>
     <w:multiLevelType w:val="hybridMultilevel"/>
-    <w:tmpl w:val="8DC418C0"/>
+    <w:tmpl w:val="AEF2FF0E"/>
     <w:lvl w:ilvl="0" w:tplc="5B9004A2">
       <w:start w:val="1"/>
       <w:numFmt w:val="decimal"/>
-      <w:pStyle w:val="Step"/>
       <w:lvlText w:val="Step %1."/>
       <w:lvlJc w:val="left"/>
       <w:pPr>
@@ -18134,7 +20377,274 @@
       </w:pPr>
     </w:lvl>
   </w:abstractNum>
-  <w:abstractNum w:abstractNumId="10" w15:restartNumberingAfterBreak="0">
+  <w:abstractNum w:abstractNumId="12" w15:restartNumberingAfterBreak="0">
+    <w:nsid w:val="2FDE2503"/>
+    <w:multiLevelType w:val="hybridMultilevel"/>
+    <w:tmpl w:val="36FCC8F0"/>
+    <w:lvl w:ilvl="0" w:tplc="DA7C72DC">
+      <w:start w:val="2"/>
+      <w:numFmt w:val="decimal"/>
+      <w:lvlText w:val="Step %1."/>
+      <w:lvlJc w:val="left"/>
+      <w:pPr>
+        <w:ind w:left="720" w:hanging="360"/>
+      </w:pPr>
+      <w:rPr>
+        <w:rFonts w:hint="default"/>
+      </w:rPr>
+    </w:lvl>
+    <w:lvl w:ilvl="1" w:tplc="04090019" w:tentative="1">
+      <w:start w:val="1"/>
+      <w:numFmt w:val="lowerLetter"/>
+      <w:lvlText w:val="%2."/>
+      <w:lvlJc w:val="left"/>
+      <w:pPr>
+        <w:ind w:left="1440" w:hanging="360"/>
+      </w:pPr>
+    </w:lvl>
+    <w:lvl w:ilvl="2" w:tplc="0409001B" w:tentative="1">
+      <w:start w:val="1"/>
+      <w:numFmt w:val="lowerRoman"/>
+      <w:lvlText w:val="%3."/>
+      <w:lvlJc w:val="right"/>
+      <w:pPr>
+        <w:ind w:left="2160" w:hanging="180"/>
+      </w:pPr>
+    </w:lvl>
+    <w:lvl w:ilvl="3" w:tplc="0409000F" w:tentative="1">
+      <w:start w:val="1"/>
+      <w:numFmt w:val="decimal"/>
+      <w:lvlText w:val="%4."/>
+      <w:lvlJc w:val="left"/>
+      <w:pPr>
+        <w:ind w:left="2880" w:hanging="360"/>
+      </w:pPr>
+    </w:lvl>
+    <w:lvl w:ilvl="4" w:tplc="04090019" w:tentative="1">
+      <w:start w:val="1"/>
+      <w:numFmt w:val="lowerLetter"/>
+      <w:lvlText w:val="%5."/>
+      <w:lvlJc w:val="left"/>
+      <w:pPr>
+        <w:ind w:left="3600" w:hanging="360"/>
+      </w:pPr>
+    </w:lvl>
+    <w:lvl w:ilvl="5" w:tplc="0409001B" w:tentative="1">
+      <w:start w:val="1"/>
+      <w:numFmt w:val="lowerRoman"/>
+      <w:lvlText w:val="%6."/>
+      <w:lvlJc w:val="right"/>
+      <w:pPr>
+        <w:ind w:left="4320" w:hanging="180"/>
+      </w:pPr>
+    </w:lvl>
+    <w:lvl w:ilvl="6" w:tplc="0409000F" w:tentative="1">
+      <w:start w:val="1"/>
+      <w:numFmt w:val="decimal"/>
+      <w:lvlText w:val="%7."/>
+      <w:lvlJc w:val="left"/>
+      <w:pPr>
+        <w:ind w:left="5040" w:hanging="360"/>
+      </w:pPr>
+    </w:lvl>
+    <w:lvl w:ilvl="7" w:tplc="04090019" w:tentative="1">
+      <w:start w:val="1"/>
+      <w:numFmt w:val="lowerLetter"/>
+      <w:lvlText w:val="%8."/>
+      <w:lvlJc w:val="left"/>
+      <w:pPr>
+        <w:ind w:left="5760" w:hanging="360"/>
+      </w:pPr>
+    </w:lvl>
+    <w:lvl w:ilvl="8" w:tplc="0409001B" w:tentative="1">
+      <w:start w:val="1"/>
+      <w:numFmt w:val="lowerRoman"/>
+      <w:lvlText w:val="%9."/>
+      <w:lvlJc w:val="right"/>
+      <w:pPr>
+        <w:ind w:left="6480" w:hanging="180"/>
+      </w:pPr>
+    </w:lvl>
+  </w:abstractNum>
+  <w:abstractNum w:abstractNumId="13" w15:restartNumberingAfterBreak="0">
+    <w:nsid w:val="303D5639"/>
+    <w:multiLevelType w:val="hybridMultilevel"/>
+    <w:tmpl w:val="43B85D98"/>
+    <w:lvl w:ilvl="0" w:tplc="6478D858">
+      <w:start w:val="1"/>
+      <w:numFmt w:val="decimal"/>
+      <w:lvlText w:val="Step %1."/>
+      <w:lvlJc w:val="left"/>
+      <w:pPr>
+        <w:ind w:left="720" w:hanging="360"/>
+      </w:pPr>
+      <w:rPr>
+        <w:rFonts w:hint="default"/>
+      </w:rPr>
+    </w:lvl>
+    <w:lvl w:ilvl="1" w:tplc="04090019" w:tentative="1">
+      <w:start w:val="1"/>
+      <w:numFmt w:val="lowerLetter"/>
+      <w:lvlText w:val="%2."/>
+      <w:lvlJc w:val="left"/>
+      <w:pPr>
+        <w:ind w:left="1440" w:hanging="360"/>
+      </w:pPr>
+    </w:lvl>
+    <w:lvl w:ilvl="2" w:tplc="0409001B" w:tentative="1">
+      <w:start w:val="1"/>
+      <w:numFmt w:val="lowerRoman"/>
+      <w:lvlText w:val="%3."/>
+      <w:lvlJc w:val="right"/>
+      <w:pPr>
+        <w:ind w:left="2160" w:hanging="180"/>
+      </w:pPr>
+    </w:lvl>
+    <w:lvl w:ilvl="3" w:tplc="0409000F" w:tentative="1">
+      <w:start w:val="1"/>
+      <w:numFmt w:val="decimal"/>
+      <w:lvlText w:val="%4."/>
+      <w:lvlJc w:val="left"/>
+      <w:pPr>
+        <w:ind w:left="2880" w:hanging="360"/>
+      </w:pPr>
+    </w:lvl>
+    <w:lvl w:ilvl="4" w:tplc="04090019" w:tentative="1">
+      <w:start w:val="1"/>
+      <w:numFmt w:val="lowerLetter"/>
+      <w:lvlText w:val="%5."/>
+      <w:lvlJc w:val="left"/>
+      <w:pPr>
+        <w:ind w:left="3600" w:hanging="360"/>
+      </w:pPr>
+    </w:lvl>
+    <w:lvl w:ilvl="5" w:tplc="0409001B" w:tentative="1">
+      <w:start w:val="1"/>
+      <w:numFmt w:val="lowerRoman"/>
+      <w:lvlText w:val="%6."/>
+      <w:lvlJc w:val="right"/>
+      <w:pPr>
+        <w:ind w:left="4320" w:hanging="180"/>
+      </w:pPr>
+    </w:lvl>
+    <w:lvl w:ilvl="6" w:tplc="0409000F" w:tentative="1">
+      <w:start w:val="1"/>
+      <w:numFmt w:val="decimal"/>
+      <w:lvlText w:val="%7."/>
+      <w:lvlJc w:val="left"/>
+      <w:pPr>
+        <w:ind w:left="5040" w:hanging="360"/>
+      </w:pPr>
+    </w:lvl>
+    <w:lvl w:ilvl="7" w:tplc="04090019" w:tentative="1">
+      <w:start w:val="1"/>
+      <w:numFmt w:val="lowerLetter"/>
+      <w:lvlText w:val="%8."/>
+      <w:lvlJc w:val="left"/>
+      <w:pPr>
+        <w:ind w:left="5760" w:hanging="360"/>
+      </w:pPr>
+    </w:lvl>
+    <w:lvl w:ilvl="8" w:tplc="0409001B" w:tentative="1">
+      <w:start w:val="1"/>
+      <w:numFmt w:val="lowerRoman"/>
+      <w:lvlText w:val="%9."/>
+      <w:lvlJc w:val="right"/>
+      <w:pPr>
+        <w:ind w:left="6480" w:hanging="180"/>
+      </w:pPr>
+    </w:lvl>
+  </w:abstractNum>
+  <w:abstractNum w:abstractNumId="14" w15:restartNumberingAfterBreak="0">
+    <w:nsid w:val="30CC4BA5"/>
+    <w:multiLevelType w:val="hybridMultilevel"/>
+    <w:tmpl w:val="78F840D4"/>
+    <w:lvl w:ilvl="0" w:tplc="C422EA4C">
+      <w:start w:val="1"/>
+      <w:numFmt w:val="decimal"/>
+      <w:lvlText w:val="Step %1."/>
+      <w:lvlJc w:val="left"/>
+      <w:pPr>
+        <w:ind w:left="720" w:hanging="360"/>
+      </w:pPr>
+      <w:rPr>
+        <w:rFonts w:hint="default"/>
+      </w:rPr>
+    </w:lvl>
+    <w:lvl w:ilvl="1" w:tplc="04090019" w:tentative="1">
+      <w:start w:val="1"/>
+      <w:numFmt w:val="lowerLetter"/>
+      <w:lvlText w:val="%2."/>
+      <w:lvlJc w:val="left"/>
+      <w:pPr>
+        <w:ind w:left="1440" w:hanging="360"/>
+      </w:pPr>
+    </w:lvl>
+    <w:lvl w:ilvl="2" w:tplc="0409001B" w:tentative="1">
+      <w:start w:val="1"/>
+      <w:numFmt w:val="lowerRoman"/>
+      <w:lvlText w:val="%3."/>
+      <w:lvlJc w:val="right"/>
+      <w:pPr>
+        <w:ind w:left="2160" w:hanging="180"/>
+      </w:pPr>
+    </w:lvl>
+    <w:lvl w:ilvl="3" w:tplc="0409000F" w:tentative="1">
+      <w:start w:val="1"/>
+      <w:numFmt w:val="decimal"/>
+      <w:lvlText w:val="%4."/>
+      <w:lvlJc w:val="left"/>
+      <w:pPr>
+        <w:ind w:left="2880" w:hanging="360"/>
+      </w:pPr>
+    </w:lvl>
+    <w:lvl w:ilvl="4" w:tplc="04090019" w:tentative="1">
+      <w:start w:val="1"/>
+      <w:numFmt w:val="lowerLetter"/>
+      <w:lvlText w:val="%5."/>
+      <w:lvlJc w:val="left"/>
+      <w:pPr>
+        <w:ind w:left="3600" w:hanging="360"/>
+      </w:pPr>
+    </w:lvl>
+    <w:lvl w:ilvl="5" w:tplc="0409001B" w:tentative="1">
+      <w:start w:val="1"/>
+      <w:numFmt w:val="lowerRoman"/>
+      <w:lvlText w:val="%6."/>
+      <w:lvlJc w:val="right"/>
+      <w:pPr>
+        <w:ind w:left="4320" w:hanging="180"/>
+      </w:pPr>
+    </w:lvl>
+    <w:lvl w:ilvl="6" w:tplc="0409000F" w:tentative="1">
+      <w:start w:val="1"/>
+      <w:numFmt w:val="decimal"/>
+      <w:lvlText w:val="%7."/>
+      <w:lvlJc w:val="left"/>
+      <w:pPr>
+        <w:ind w:left="5040" w:hanging="360"/>
+      </w:pPr>
+    </w:lvl>
+    <w:lvl w:ilvl="7" w:tplc="04090019" w:tentative="1">
+      <w:start w:val="1"/>
+      <w:numFmt w:val="lowerLetter"/>
+      <w:lvlText w:val="%8."/>
+      <w:lvlJc w:val="left"/>
+      <w:pPr>
+        <w:ind w:left="5760" w:hanging="360"/>
+      </w:pPr>
+    </w:lvl>
+    <w:lvl w:ilvl="8" w:tplc="0409001B" w:tentative="1">
+      <w:start w:val="1"/>
+      <w:numFmt w:val="lowerRoman"/>
+      <w:lvlText w:val="%9."/>
+      <w:lvlJc w:val="right"/>
+      <w:pPr>
+        <w:ind w:left="6480" w:hanging="180"/>
+      </w:pPr>
+    </w:lvl>
+  </w:abstractNum>
+  <w:abstractNum w:abstractNumId="15" w15:restartNumberingAfterBreak="0">
     <w:nsid w:val="368831F2"/>
     <w:multiLevelType w:val="hybridMultilevel"/>
     <w:tmpl w:val="BDE4760A"/>
@@ -18224,7 +20734,7 @@
       </w:pPr>
     </w:lvl>
   </w:abstractNum>
-  <w:abstractNum w:abstractNumId="11" w15:restartNumberingAfterBreak="0">
+  <w:abstractNum w:abstractNumId="16" w15:restartNumberingAfterBreak="0">
     <w:nsid w:val="3C216EB7"/>
     <w:multiLevelType w:val="hybridMultilevel"/>
     <w:tmpl w:val="9962C82C"/>
@@ -18313,7 +20823,7 @@
       </w:pPr>
     </w:lvl>
   </w:abstractNum>
-  <w:abstractNum w:abstractNumId="12" w15:restartNumberingAfterBreak="0">
+  <w:abstractNum w:abstractNumId="17" w15:restartNumberingAfterBreak="0">
     <w:nsid w:val="41A46D79"/>
     <w:multiLevelType w:val="hybridMultilevel"/>
     <w:tmpl w:val="3D1476DC"/>
@@ -18402,7 +20912,7 @@
       </w:pPr>
     </w:lvl>
   </w:abstractNum>
-  <w:abstractNum w:abstractNumId="13" w15:restartNumberingAfterBreak="0">
+  <w:abstractNum w:abstractNumId="18" w15:restartNumberingAfterBreak="0">
     <w:nsid w:val="4A0C6BF0"/>
     <w:multiLevelType w:val="hybridMultilevel"/>
     <w:tmpl w:val="5AC8462A"/>
@@ -18491,7 +21001,7 @@
       </w:pPr>
     </w:lvl>
   </w:abstractNum>
-  <w:abstractNum w:abstractNumId="14" w15:restartNumberingAfterBreak="0">
+  <w:abstractNum w:abstractNumId="19" w15:restartNumberingAfterBreak="0">
     <w:nsid w:val="4B73506E"/>
     <w:multiLevelType w:val="hybridMultilevel"/>
     <w:tmpl w:val="B79C8CF6"/>
@@ -18577,7 +21087,185 @@
       </w:pPr>
     </w:lvl>
   </w:abstractNum>
-  <w:abstractNum w:abstractNumId="15" w15:restartNumberingAfterBreak="0">
+  <w:abstractNum w:abstractNumId="20" w15:restartNumberingAfterBreak="0">
+    <w:nsid w:val="4F327FFA"/>
+    <w:multiLevelType w:val="hybridMultilevel"/>
+    <w:tmpl w:val="E6141E3C"/>
+    <w:lvl w:ilvl="0" w:tplc="8306F414">
+      <w:start w:val="1"/>
+      <w:numFmt w:val="decimal"/>
+      <w:lvlText w:val="Step %1."/>
+      <w:lvlJc w:val="left"/>
+      <w:pPr>
+        <w:ind w:left="720" w:hanging="360"/>
+      </w:pPr>
+      <w:rPr>
+        <w:rFonts w:hint="default"/>
+      </w:rPr>
+    </w:lvl>
+    <w:lvl w:ilvl="1" w:tplc="FFFFFFFF">
+      <w:start w:val="1"/>
+      <w:numFmt w:val="lowerLetter"/>
+      <w:lvlText w:val="%2."/>
+      <w:lvlJc w:val="left"/>
+      <w:pPr>
+        <w:ind w:left="1440" w:hanging="360"/>
+      </w:pPr>
+    </w:lvl>
+    <w:lvl w:ilvl="2" w:tplc="FFFFFFFF" w:tentative="1">
+      <w:start w:val="1"/>
+      <w:numFmt w:val="lowerRoman"/>
+      <w:lvlText w:val="%3."/>
+      <w:lvlJc w:val="right"/>
+      <w:pPr>
+        <w:ind w:left="2160" w:hanging="180"/>
+      </w:pPr>
+    </w:lvl>
+    <w:lvl w:ilvl="3" w:tplc="FFFFFFFF" w:tentative="1">
+      <w:start w:val="1"/>
+      <w:numFmt w:val="decimal"/>
+      <w:lvlText w:val="%4."/>
+      <w:lvlJc w:val="left"/>
+      <w:pPr>
+        <w:ind w:left="2880" w:hanging="360"/>
+      </w:pPr>
+    </w:lvl>
+    <w:lvl w:ilvl="4" w:tplc="FFFFFFFF" w:tentative="1">
+      <w:start w:val="1"/>
+      <w:numFmt w:val="lowerLetter"/>
+      <w:lvlText w:val="%5."/>
+      <w:lvlJc w:val="left"/>
+      <w:pPr>
+        <w:ind w:left="3600" w:hanging="360"/>
+      </w:pPr>
+    </w:lvl>
+    <w:lvl w:ilvl="5" w:tplc="FFFFFFFF" w:tentative="1">
+      <w:start w:val="1"/>
+      <w:numFmt w:val="lowerRoman"/>
+      <w:lvlText w:val="%6."/>
+      <w:lvlJc w:val="right"/>
+      <w:pPr>
+        <w:ind w:left="4320" w:hanging="180"/>
+      </w:pPr>
+    </w:lvl>
+    <w:lvl w:ilvl="6" w:tplc="FFFFFFFF" w:tentative="1">
+      <w:start w:val="1"/>
+      <w:numFmt w:val="decimal"/>
+      <w:lvlText w:val="%7."/>
+      <w:lvlJc w:val="left"/>
+      <w:pPr>
+        <w:ind w:left="5040" w:hanging="360"/>
+      </w:pPr>
+    </w:lvl>
+    <w:lvl w:ilvl="7" w:tplc="FFFFFFFF" w:tentative="1">
+      <w:start w:val="1"/>
+      <w:numFmt w:val="lowerLetter"/>
+      <w:lvlText w:val="%8."/>
+      <w:lvlJc w:val="left"/>
+      <w:pPr>
+        <w:ind w:left="5760" w:hanging="360"/>
+      </w:pPr>
+    </w:lvl>
+    <w:lvl w:ilvl="8" w:tplc="FFFFFFFF" w:tentative="1">
+      <w:start w:val="1"/>
+      <w:numFmt w:val="lowerRoman"/>
+      <w:lvlText w:val="%9."/>
+      <w:lvlJc w:val="right"/>
+      <w:pPr>
+        <w:ind w:left="6480" w:hanging="180"/>
+      </w:pPr>
+    </w:lvl>
+  </w:abstractNum>
+  <w:abstractNum w:abstractNumId="21" w15:restartNumberingAfterBreak="0">
+    <w:nsid w:val="57B46B9A"/>
+    <w:multiLevelType w:val="hybridMultilevel"/>
+    <w:tmpl w:val="5B880772"/>
+    <w:lvl w:ilvl="0" w:tplc="E4482628">
+      <w:start w:val="1"/>
+      <w:numFmt w:val="upperLetter"/>
+      <w:lvlText w:val="%1."/>
+      <w:lvlJc w:val="left"/>
+      <w:pPr>
+        <w:ind w:left="720" w:hanging="360"/>
+      </w:pPr>
+      <w:rPr>
+        <w:rFonts w:hint="default"/>
+      </w:rPr>
+    </w:lvl>
+    <w:lvl w:ilvl="1" w:tplc="FFFFFFFF" w:tentative="1">
+      <w:start w:val="1"/>
+      <w:numFmt w:val="lowerLetter"/>
+      <w:lvlText w:val="%2."/>
+      <w:lvlJc w:val="left"/>
+      <w:pPr>
+        <w:ind w:left="1440" w:hanging="360"/>
+      </w:pPr>
+    </w:lvl>
+    <w:lvl w:ilvl="2" w:tplc="FFFFFFFF" w:tentative="1">
+      <w:start w:val="1"/>
+      <w:numFmt w:val="lowerRoman"/>
+      <w:lvlText w:val="%3."/>
+      <w:lvlJc w:val="right"/>
+      <w:pPr>
+        <w:ind w:left="2160" w:hanging="180"/>
+      </w:pPr>
+    </w:lvl>
+    <w:lvl w:ilvl="3" w:tplc="FFFFFFFF" w:tentative="1">
+      <w:start w:val="1"/>
+      <w:numFmt w:val="decimal"/>
+      <w:lvlText w:val="%4."/>
+      <w:lvlJc w:val="left"/>
+      <w:pPr>
+        <w:ind w:left="2880" w:hanging="360"/>
+      </w:pPr>
+    </w:lvl>
+    <w:lvl w:ilvl="4" w:tplc="FFFFFFFF" w:tentative="1">
+      <w:start w:val="1"/>
+      <w:numFmt w:val="lowerLetter"/>
+      <w:lvlText w:val="%5."/>
+      <w:lvlJc w:val="left"/>
+      <w:pPr>
+        <w:ind w:left="3600" w:hanging="360"/>
+      </w:pPr>
+    </w:lvl>
+    <w:lvl w:ilvl="5" w:tplc="FFFFFFFF" w:tentative="1">
+      <w:start w:val="1"/>
+      <w:numFmt w:val="lowerRoman"/>
+      <w:lvlText w:val="%6."/>
+      <w:lvlJc w:val="right"/>
+      <w:pPr>
+        <w:ind w:left="4320" w:hanging="180"/>
+      </w:pPr>
+    </w:lvl>
+    <w:lvl w:ilvl="6" w:tplc="FFFFFFFF" w:tentative="1">
+      <w:start w:val="1"/>
+      <w:numFmt w:val="decimal"/>
+      <w:lvlText w:val="%7."/>
+      <w:lvlJc w:val="left"/>
+      <w:pPr>
+        <w:ind w:left="5040" w:hanging="360"/>
+      </w:pPr>
+    </w:lvl>
+    <w:lvl w:ilvl="7" w:tplc="FFFFFFFF" w:tentative="1">
+      <w:start w:val="1"/>
+      <w:numFmt w:val="lowerLetter"/>
+      <w:lvlText w:val="%8."/>
+      <w:lvlJc w:val="left"/>
+      <w:pPr>
+        <w:ind w:left="5760" w:hanging="360"/>
+      </w:pPr>
+    </w:lvl>
+    <w:lvl w:ilvl="8" w:tplc="FFFFFFFF" w:tentative="1">
+      <w:start w:val="1"/>
+      <w:numFmt w:val="lowerRoman"/>
+      <w:lvlText w:val="%9."/>
+      <w:lvlJc w:val="right"/>
+      <w:pPr>
+        <w:ind w:left="6480" w:hanging="180"/>
+      </w:pPr>
+    </w:lvl>
+  </w:abstractNum>
+  <w:abstractNum w:abstractNumId="22" w15:restartNumberingAfterBreak="0">
     <w:nsid w:val="5D5B345D"/>
     <w:multiLevelType w:val="hybridMultilevel"/>
     <w:tmpl w:val="A46AEF24"/>
@@ -18691,7 +21379,185 @@
       </w:rPr>
     </w:lvl>
   </w:abstractNum>
-  <w:abstractNum w:abstractNumId="16" w15:restartNumberingAfterBreak="0">
+  <w:abstractNum w:abstractNumId="23" w15:restartNumberingAfterBreak="0">
+    <w:nsid w:val="5EE52EBE"/>
+    <w:multiLevelType w:val="hybridMultilevel"/>
+    <w:tmpl w:val="D0001516"/>
+    <w:lvl w:ilvl="0" w:tplc="79843568">
+      <w:start w:val="1"/>
+      <w:numFmt w:val="decimal"/>
+      <w:lvlText w:val="Step %1."/>
+      <w:lvlJc w:val="left"/>
+      <w:pPr>
+        <w:ind w:left="720" w:hanging="360"/>
+      </w:pPr>
+      <w:rPr>
+        <w:rFonts w:hint="default"/>
+      </w:rPr>
+    </w:lvl>
+    <w:lvl w:ilvl="1" w:tplc="04090019" w:tentative="1">
+      <w:start w:val="1"/>
+      <w:numFmt w:val="lowerLetter"/>
+      <w:lvlText w:val="%2."/>
+      <w:lvlJc w:val="left"/>
+      <w:pPr>
+        <w:ind w:left="1440" w:hanging="360"/>
+      </w:pPr>
+    </w:lvl>
+    <w:lvl w:ilvl="2" w:tplc="0409001B" w:tentative="1">
+      <w:start w:val="1"/>
+      <w:numFmt w:val="lowerRoman"/>
+      <w:lvlText w:val="%3."/>
+      <w:lvlJc w:val="right"/>
+      <w:pPr>
+        <w:ind w:left="2160" w:hanging="180"/>
+      </w:pPr>
+    </w:lvl>
+    <w:lvl w:ilvl="3" w:tplc="0409000F" w:tentative="1">
+      <w:start w:val="1"/>
+      <w:numFmt w:val="decimal"/>
+      <w:lvlText w:val="%4."/>
+      <w:lvlJc w:val="left"/>
+      <w:pPr>
+        <w:ind w:left="2880" w:hanging="360"/>
+      </w:pPr>
+    </w:lvl>
+    <w:lvl w:ilvl="4" w:tplc="04090019" w:tentative="1">
+      <w:start w:val="1"/>
+      <w:numFmt w:val="lowerLetter"/>
+      <w:lvlText w:val="%5."/>
+      <w:lvlJc w:val="left"/>
+      <w:pPr>
+        <w:ind w:left="3600" w:hanging="360"/>
+      </w:pPr>
+    </w:lvl>
+    <w:lvl w:ilvl="5" w:tplc="0409001B" w:tentative="1">
+      <w:start w:val="1"/>
+      <w:numFmt w:val="lowerRoman"/>
+      <w:lvlText w:val="%6."/>
+      <w:lvlJc w:val="right"/>
+      <w:pPr>
+        <w:ind w:left="4320" w:hanging="180"/>
+      </w:pPr>
+    </w:lvl>
+    <w:lvl w:ilvl="6" w:tplc="0409000F" w:tentative="1">
+      <w:start w:val="1"/>
+      <w:numFmt w:val="decimal"/>
+      <w:lvlText w:val="%7."/>
+      <w:lvlJc w:val="left"/>
+      <w:pPr>
+        <w:ind w:left="5040" w:hanging="360"/>
+      </w:pPr>
+    </w:lvl>
+    <w:lvl w:ilvl="7" w:tplc="04090019" w:tentative="1">
+      <w:start w:val="1"/>
+      <w:numFmt w:val="lowerLetter"/>
+      <w:lvlText w:val="%8."/>
+      <w:lvlJc w:val="left"/>
+      <w:pPr>
+        <w:ind w:left="5760" w:hanging="360"/>
+      </w:pPr>
+    </w:lvl>
+    <w:lvl w:ilvl="8" w:tplc="0409001B" w:tentative="1">
+      <w:start w:val="1"/>
+      <w:numFmt w:val="lowerRoman"/>
+      <w:lvlText w:val="%9."/>
+      <w:lvlJc w:val="right"/>
+      <w:pPr>
+        <w:ind w:left="6480" w:hanging="180"/>
+      </w:pPr>
+    </w:lvl>
+  </w:abstractNum>
+  <w:abstractNum w:abstractNumId="24" w15:restartNumberingAfterBreak="0">
+    <w:nsid w:val="60D22CA0"/>
+    <w:multiLevelType w:val="hybridMultilevel"/>
+    <w:tmpl w:val="4D96F9AC"/>
+    <w:lvl w:ilvl="0" w:tplc="0972D44A">
+      <w:start w:val="1"/>
+      <w:numFmt w:val="decimal"/>
+      <w:lvlText w:val="Step %1."/>
+      <w:lvlJc w:val="left"/>
+      <w:pPr>
+        <w:ind w:left="720" w:hanging="360"/>
+      </w:pPr>
+      <w:rPr>
+        <w:rFonts w:hint="default"/>
+      </w:rPr>
+    </w:lvl>
+    <w:lvl w:ilvl="1" w:tplc="04090019" w:tentative="1">
+      <w:start w:val="1"/>
+      <w:numFmt w:val="lowerLetter"/>
+      <w:lvlText w:val="%2."/>
+      <w:lvlJc w:val="left"/>
+      <w:pPr>
+        <w:ind w:left="1440" w:hanging="360"/>
+      </w:pPr>
+    </w:lvl>
+    <w:lvl w:ilvl="2" w:tplc="0409001B" w:tentative="1">
+      <w:start w:val="1"/>
+      <w:numFmt w:val="lowerRoman"/>
+      <w:lvlText w:val="%3."/>
+      <w:lvlJc w:val="right"/>
+      <w:pPr>
+        <w:ind w:left="2160" w:hanging="180"/>
+      </w:pPr>
+    </w:lvl>
+    <w:lvl w:ilvl="3" w:tplc="0409000F" w:tentative="1">
+      <w:start w:val="1"/>
+      <w:numFmt w:val="decimal"/>
+      <w:lvlText w:val="%4."/>
+      <w:lvlJc w:val="left"/>
+      <w:pPr>
+        <w:ind w:left="2880" w:hanging="360"/>
+      </w:pPr>
+    </w:lvl>
+    <w:lvl w:ilvl="4" w:tplc="04090019" w:tentative="1">
+      <w:start w:val="1"/>
+      <w:numFmt w:val="lowerLetter"/>
+      <w:lvlText w:val="%5."/>
+      <w:lvlJc w:val="left"/>
+      <w:pPr>
+        <w:ind w:left="3600" w:hanging="360"/>
+      </w:pPr>
+    </w:lvl>
+    <w:lvl w:ilvl="5" w:tplc="0409001B" w:tentative="1">
+      <w:start w:val="1"/>
+      <w:numFmt w:val="lowerRoman"/>
+      <w:lvlText w:val="%6."/>
+      <w:lvlJc w:val="right"/>
+      <w:pPr>
+        <w:ind w:left="4320" w:hanging="180"/>
+      </w:pPr>
+    </w:lvl>
+    <w:lvl w:ilvl="6" w:tplc="0409000F" w:tentative="1">
+      <w:start w:val="1"/>
+      <w:numFmt w:val="decimal"/>
+      <w:lvlText w:val="%7."/>
+      <w:lvlJc w:val="left"/>
+      <w:pPr>
+        <w:ind w:left="5040" w:hanging="360"/>
+      </w:pPr>
+    </w:lvl>
+    <w:lvl w:ilvl="7" w:tplc="04090019" w:tentative="1">
+      <w:start w:val="1"/>
+      <w:numFmt w:val="lowerLetter"/>
+      <w:lvlText w:val="%8."/>
+      <w:lvlJc w:val="left"/>
+      <w:pPr>
+        <w:ind w:left="5760" w:hanging="360"/>
+      </w:pPr>
+    </w:lvl>
+    <w:lvl w:ilvl="8" w:tplc="0409001B" w:tentative="1">
+      <w:start w:val="1"/>
+      <w:numFmt w:val="lowerRoman"/>
+      <w:lvlText w:val="%9."/>
+      <w:lvlJc w:val="right"/>
+      <w:pPr>
+        <w:ind w:left="6480" w:hanging="180"/>
+      </w:pPr>
+    </w:lvl>
+  </w:abstractNum>
+  <w:abstractNum w:abstractNumId="25" w15:restartNumberingAfterBreak="0">
     <w:nsid w:val="6A4C34D7"/>
     <w:multiLevelType w:val="hybridMultilevel"/>
     <w:tmpl w:val="65D2A288"/>
@@ -18708,7 +21574,7 @@
         <w:rFonts w:ascii="Symbol" w:hAnsi="Symbol" w:hint="default"/>
       </w:rPr>
     </w:lvl>
-    <w:lvl w:ilvl="1" w:tplc="04090003" w:tentative="1">
+    <w:lvl w:ilvl="1" w:tplc="04090003">
       <w:start w:val="1"/>
       <w:numFmt w:val="bullet"/>
       <w:lvlText w:val="o"/>
@@ -18720,7 +21586,7 @@
         <w:rFonts w:ascii="Courier New" w:hAnsi="Courier New" w:cs="Courier New" w:hint="default"/>
       </w:rPr>
     </w:lvl>
-    <w:lvl w:ilvl="2" w:tplc="04090005" w:tentative="1">
+    <w:lvl w:ilvl="2" w:tplc="04090005">
       <w:start w:val="1"/>
       <w:numFmt w:val="bullet"/>
       <w:lvlText w:val=""/>
@@ -18732,7 +21598,7 @@
         <w:rFonts w:ascii="Wingdings" w:hAnsi="Wingdings" w:hint="default"/>
       </w:rPr>
     </w:lvl>
-    <w:lvl w:ilvl="3" w:tplc="04090001" w:tentative="1">
+    <w:lvl w:ilvl="3" w:tplc="04090001">
       <w:start w:val="1"/>
       <w:numFmt w:val="bullet"/>
       <w:lvlText w:val=""/>
@@ -18744,7 +21610,7 @@
         <w:rFonts w:ascii="Symbol" w:hAnsi="Symbol" w:hint="default"/>
       </w:rPr>
     </w:lvl>
-    <w:lvl w:ilvl="4" w:tplc="04090003" w:tentative="1">
+    <w:lvl w:ilvl="4" w:tplc="04090003">
       <w:start w:val="1"/>
       <w:numFmt w:val="bullet"/>
       <w:lvlText w:val="o"/>
@@ -18805,7 +21671,274 @@
       </w:rPr>
     </w:lvl>
   </w:abstractNum>
-  <w:abstractNum w:abstractNumId="17" w15:restartNumberingAfterBreak="0">
+  <w:abstractNum w:abstractNumId="26" w15:restartNumberingAfterBreak="0">
+    <w:nsid w:val="77A2557E"/>
+    <w:multiLevelType w:val="hybridMultilevel"/>
+    <w:tmpl w:val="1B8C19C4"/>
+    <w:lvl w:ilvl="0" w:tplc="47621074">
+      <w:start w:val="1"/>
+      <w:numFmt w:val="decimal"/>
+      <w:lvlText w:val="Step %1."/>
+      <w:lvlJc w:val="left"/>
+      <w:pPr>
+        <w:ind w:left="720" w:hanging="360"/>
+      </w:pPr>
+      <w:rPr>
+        <w:rFonts w:hint="default"/>
+      </w:rPr>
+    </w:lvl>
+    <w:lvl w:ilvl="1" w:tplc="04090019">
+      <w:start w:val="1"/>
+      <w:numFmt w:val="lowerLetter"/>
+      <w:lvlText w:val="%2."/>
+      <w:lvlJc w:val="left"/>
+      <w:pPr>
+        <w:ind w:left="1440" w:hanging="360"/>
+      </w:pPr>
+    </w:lvl>
+    <w:lvl w:ilvl="2" w:tplc="0409001B" w:tentative="1">
+      <w:start w:val="1"/>
+      <w:numFmt w:val="lowerRoman"/>
+      <w:lvlText w:val="%3."/>
+      <w:lvlJc w:val="right"/>
+      <w:pPr>
+        <w:ind w:left="2160" w:hanging="180"/>
+      </w:pPr>
+    </w:lvl>
+    <w:lvl w:ilvl="3" w:tplc="0409000F" w:tentative="1">
+      <w:start w:val="1"/>
+      <w:numFmt w:val="decimal"/>
+      <w:lvlText w:val="%4."/>
+      <w:lvlJc w:val="left"/>
+      <w:pPr>
+        <w:ind w:left="2880" w:hanging="360"/>
+      </w:pPr>
+    </w:lvl>
+    <w:lvl w:ilvl="4" w:tplc="04090019" w:tentative="1">
+      <w:start w:val="1"/>
+      <w:numFmt w:val="lowerLetter"/>
+      <w:lvlText w:val="%5."/>
+      <w:lvlJc w:val="left"/>
+      <w:pPr>
+        <w:ind w:left="3600" w:hanging="360"/>
+      </w:pPr>
+    </w:lvl>
+    <w:lvl w:ilvl="5" w:tplc="0409001B" w:tentative="1">
+      <w:start w:val="1"/>
+      <w:numFmt w:val="lowerRoman"/>
+      <w:lvlText w:val="%6."/>
+      <w:lvlJc w:val="right"/>
+      <w:pPr>
+        <w:ind w:left="4320" w:hanging="180"/>
+      </w:pPr>
+    </w:lvl>
+    <w:lvl w:ilvl="6" w:tplc="0409000F" w:tentative="1">
+      <w:start w:val="1"/>
+      <w:numFmt w:val="decimal"/>
+      <w:lvlText w:val="%7."/>
+      <w:lvlJc w:val="left"/>
+      <w:pPr>
+        <w:ind w:left="5040" w:hanging="360"/>
+      </w:pPr>
+    </w:lvl>
+    <w:lvl w:ilvl="7" w:tplc="04090019" w:tentative="1">
+      <w:start w:val="1"/>
+      <w:numFmt w:val="lowerLetter"/>
+      <w:lvlText w:val="%8."/>
+      <w:lvlJc w:val="left"/>
+      <w:pPr>
+        <w:ind w:left="5760" w:hanging="360"/>
+      </w:pPr>
+    </w:lvl>
+    <w:lvl w:ilvl="8" w:tplc="0409001B" w:tentative="1">
+      <w:start w:val="1"/>
+      <w:numFmt w:val="lowerRoman"/>
+      <w:lvlText w:val="%9."/>
+      <w:lvlJc w:val="right"/>
+      <w:pPr>
+        <w:ind w:left="6480" w:hanging="180"/>
+      </w:pPr>
+    </w:lvl>
+  </w:abstractNum>
+  <w:abstractNum w:abstractNumId="27" w15:restartNumberingAfterBreak="0">
+    <w:nsid w:val="790F0FB6"/>
+    <w:multiLevelType w:val="hybridMultilevel"/>
+    <w:tmpl w:val="27CE9014"/>
+    <w:lvl w:ilvl="0" w:tplc="0409000F">
+      <w:start w:val="1"/>
+      <w:numFmt w:val="decimal"/>
+      <w:lvlText w:val="%1."/>
+      <w:lvlJc w:val="left"/>
+      <w:pPr>
+        <w:ind w:left="720" w:hanging="360"/>
+      </w:pPr>
+      <w:rPr>
+        <w:rFonts w:hint="default"/>
+      </w:rPr>
+    </w:lvl>
+    <w:lvl w:ilvl="1" w:tplc="04090019" w:tentative="1">
+      <w:start w:val="1"/>
+      <w:numFmt w:val="lowerLetter"/>
+      <w:lvlText w:val="%2."/>
+      <w:lvlJc w:val="left"/>
+      <w:pPr>
+        <w:ind w:left="1440" w:hanging="360"/>
+      </w:pPr>
+    </w:lvl>
+    <w:lvl w:ilvl="2" w:tplc="0409001B" w:tentative="1">
+      <w:start w:val="1"/>
+      <w:numFmt w:val="lowerRoman"/>
+      <w:lvlText w:val="%3."/>
+      <w:lvlJc w:val="right"/>
+      <w:pPr>
+        <w:ind w:left="2160" w:hanging="180"/>
+      </w:pPr>
+    </w:lvl>
+    <w:lvl w:ilvl="3" w:tplc="0409000F" w:tentative="1">
+      <w:start w:val="1"/>
+      <w:numFmt w:val="decimal"/>
+      <w:lvlText w:val="%4."/>
+      <w:lvlJc w:val="left"/>
+      <w:pPr>
+        <w:ind w:left="2880" w:hanging="360"/>
+      </w:pPr>
+    </w:lvl>
+    <w:lvl w:ilvl="4" w:tplc="04090019" w:tentative="1">
+      <w:start w:val="1"/>
+      <w:numFmt w:val="lowerLetter"/>
+      <w:lvlText w:val="%5."/>
+      <w:lvlJc w:val="left"/>
+      <w:pPr>
+        <w:ind w:left="3600" w:hanging="360"/>
+      </w:pPr>
+    </w:lvl>
+    <w:lvl w:ilvl="5" w:tplc="0409001B" w:tentative="1">
+      <w:start w:val="1"/>
+      <w:numFmt w:val="lowerRoman"/>
+      <w:lvlText w:val="%6."/>
+      <w:lvlJc w:val="right"/>
+      <w:pPr>
+        <w:ind w:left="4320" w:hanging="180"/>
+      </w:pPr>
+    </w:lvl>
+    <w:lvl w:ilvl="6" w:tplc="0409000F" w:tentative="1">
+      <w:start w:val="1"/>
+      <w:numFmt w:val="decimal"/>
+      <w:lvlText w:val="%7."/>
+      <w:lvlJc w:val="left"/>
+      <w:pPr>
+        <w:ind w:left="5040" w:hanging="360"/>
+      </w:pPr>
+    </w:lvl>
+    <w:lvl w:ilvl="7" w:tplc="04090019" w:tentative="1">
+      <w:start w:val="1"/>
+      <w:numFmt w:val="lowerLetter"/>
+      <w:lvlText w:val="%8."/>
+      <w:lvlJc w:val="left"/>
+      <w:pPr>
+        <w:ind w:left="5760" w:hanging="360"/>
+      </w:pPr>
+    </w:lvl>
+    <w:lvl w:ilvl="8" w:tplc="0409001B" w:tentative="1">
+      <w:start w:val="1"/>
+      <w:numFmt w:val="lowerRoman"/>
+      <w:lvlText w:val="%9."/>
+      <w:lvlJc w:val="right"/>
+      <w:pPr>
+        <w:ind w:left="6480" w:hanging="180"/>
+      </w:pPr>
+    </w:lvl>
+  </w:abstractNum>
+  <w:abstractNum w:abstractNumId="28" w15:restartNumberingAfterBreak="0">
+    <w:nsid w:val="7A94492B"/>
+    <w:multiLevelType w:val="hybridMultilevel"/>
+    <w:tmpl w:val="3B2EBEC8"/>
+    <w:lvl w:ilvl="0" w:tplc="504269EA">
+      <w:start w:val="1"/>
+      <w:numFmt w:val="decimal"/>
+      <w:lvlText w:val="Step %1."/>
+      <w:lvlJc w:val="left"/>
+      <w:pPr>
+        <w:ind w:left="720" w:hanging="360"/>
+      </w:pPr>
+      <w:rPr>
+        <w:rFonts w:hint="default"/>
+      </w:rPr>
+    </w:lvl>
+    <w:lvl w:ilvl="1" w:tplc="FFFFFFFF">
+      <w:start w:val="1"/>
+      <w:numFmt w:val="lowerLetter"/>
+      <w:lvlText w:val="%2."/>
+      <w:lvlJc w:val="left"/>
+      <w:pPr>
+        <w:ind w:left="1440" w:hanging="360"/>
+      </w:pPr>
+    </w:lvl>
+    <w:lvl w:ilvl="2" w:tplc="FFFFFFFF" w:tentative="1">
+      <w:start w:val="1"/>
+      <w:numFmt w:val="lowerRoman"/>
+      <w:lvlText w:val="%3."/>
+      <w:lvlJc w:val="right"/>
+      <w:pPr>
+        <w:ind w:left="2160" w:hanging="180"/>
+      </w:pPr>
+    </w:lvl>
+    <w:lvl w:ilvl="3" w:tplc="FFFFFFFF" w:tentative="1">
+      <w:start w:val="1"/>
+      <w:numFmt w:val="decimal"/>
+      <w:lvlText w:val="%4."/>
+      <w:lvlJc w:val="left"/>
+      <w:pPr>
+        <w:ind w:left="2880" w:hanging="360"/>
+      </w:pPr>
+    </w:lvl>
+    <w:lvl w:ilvl="4" w:tplc="FFFFFFFF" w:tentative="1">
+      <w:start w:val="1"/>
+      <w:numFmt w:val="lowerLetter"/>
+      <w:lvlText w:val="%5."/>
+      <w:lvlJc w:val="left"/>
+      <w:pPr>
+        <w:ind w:left="3600" w:hanging="360"/>
+      </w:pPr>
+    </w:lvl>
+    <w:lvl w:ilvl="5" w:tplc="FFFFFFFF" w:tentative="1">
+      <w:start w:val="1"/>
+      <w:numFmt w:val="lowerRoman"/>
+      <w:lvlText w:val="%6."/>
+      <w:lvlJc w:val="right"/>
+      <w:pPr>
+        <w:ind w:left="4320" w:hanging="180"/>
+      </w:pPr>
+    </w:lvl>
+    <w:lvl w:ilvl="6" w:tplc="FFFFFFFF" w:tentative="1">
+      <w:start w:val="1"/>
+      <w:numFmt w:val="decimal"/>
+      <w:lvlText w:val="%7."/>
+      <w:lvlJc w:val="left"/>
+      <w:pPr>
+        <w:ind w:left="5040" w:hanging="360"/>
+      </w:pPr>
+    </w:lvl>
+    <w:lvl w:ilvl="7" w:tplc="FFFFFFFF" w:tentative="1">
+      <w:start w:val="1"/>
+      <w:numFmt w:val="lowerLetter"/>
+      <w:lvlText w:val="%8."/>
+      <w:lvlJc w:val="left"/>
+      <w:pPr>
+        <w:ind w:left="5760" w:hanging="360"/>
+      </w:pPr>
+    </w:lvl>
+    <w:lvl w:ilvl="8" w:tplc="FFFFFFFF" w:tentative="1">
+      <w:start w:val="1"/>
+      <w:numFmt w:val="lowerRoman"/>
+      <w:lvlText w:val="%9."/>
+      <w:lvlJc w:val="right"/>
+      <w:pPr>
+        <w:ind w:left="6480" w:hanging="180"/>
+      </w:pPr>
+    </w:lvl>
+  </w:abstractNum>
+  <w:abstractNum w:abstractNumId="29" w15:restartNumberingAfterBreak="0">
     <w:nsid w:val="7E2478A5"/>
     <w:multiLevelType w:val="multilevel"/>
     <w:tmpl w:val="E4C88DD0"/>
@@ -18941,20 +22074,110 @@
       </w:rPr>
     </w:lvl>
   </w:abstractNum>
+  <w:abstractNum w:abstractNumId="30" w15:restartNumberingAfterBreak="0">
+    <w:nsid w:val="7FD569F7"/>
+    <w:multiLevelType w:val="hybridMultilevel"/>
+    <w:tmpl w:val="F554471E"/>
+    <w:lvl w:ilvl="0" w:tplc="21A627F6">
+      <w:start w:val="2"/>
+      <w:numFmt w:val="decimal"/>
+      <w:pStyle w:val="Step"/>
+      <w:lvlText w:val="Step %1."/>
+      <w:lvlJc w:val="left"/>
+      <w:pPr>
+        <w:ind w:left="720" w:hanging="360"/>
+      </w:pPr>
+      <w:rPr>
+        <w:rFonts w:hint="default"/>
+      </w:rPr>
+    </w:lvl>
+    <w:lvl w:ilvl="1" w:tplc="FFFFFFFF">
+      <w:start w:val="1"/>
+      <w:numFmt w:val="lowerLetter"/>
+      <w:lvlText w:val="%2."/>
+      <w:lvlJc w:val="left"/>
+      <w:pPr>
+        <w:ind w:left="1440" w:hanging="360"/>
+      </w:pPr>
+    </w:lvl>
+    <w:lvl w:ilvl="2" w:tplc="FFFFFFFF" w:tentative="1">
+      <w:start w:val="1"/>
+      <w:numFmt w:val="lowerRoman"/>
+      <w:lvlText w:val="%3."/>
+      <w:lvlJc w:val="right"/>
+      <w:pPr>
+        <w:ind w:left="2160" w:hanging="180"/>
+      </w:pPr>
+    </w:lvl>
+    <w:lvl w:ilvl="3" w:tplc="FFFFFFFF" w:tentative="1">
+      <w:start w:val="1"/>
+      <w:numFmt w:val="decimal"/>
+      <w:lvlText w:val="%4."/>
+      <w:lvlJc w:val="left"/>
+      <w:pPr>
+        <w:ind w:left="2880" w:hanging="360"/>
+      </w:pPr>
+    </w:lvl>
+    <w:lvl w:ilvl="4" w:tplc="FFFFFFFF" w:tentative="1">
+      <w:start w:val="1"/>
+      <w:numFmt w:val="lowerLetter"/>
+      <w:lvlText w:val="%5."/>
+      <w:lvlJc w:val="left"/>
+      <w:pPr>
+        <w:ind w:left="3600" w:hanging="360"/>
+      </w:pPr>
+    </w:lvl>
+    <w:lvl w:ilvl="5" w:tplc="FFFFFFFF" w:tentative="1">
+      <w:start w:val="1"/>
+      <w:numFmt w:val="lowerRoman"/>
+      <w:lvlText w:val="%6."/>
+      <w:lvlJc w:val="right"/>
+      <w:pPr>
+        <w:ind w:left="4320" w:hanging="180"/>
+      </w:pPr>
+    </w:lvl>
+    <w:lvl w:ilvl="6" w:tplc="FFFFFFFF" w:tentative="1">
+      <w:start w:val="1"/>
+      <w:numFmt w:val="decimal"/>
+      <w:lvlText w:val="%7."/>
+      <w:lvlJc w:val="left"/>
+      <w:pPr>
+        <w:ind w:left="5040" w:hanging="360"/>
+      </w:pPr>
+    </w:lvl>
+    <w:lvl w:ilvl="7" w:tplc="FFFFFFFF" w:tentative="1">
+      <w:start w:val="1"/>
+      <w:numFmt w:val="lowerLetter"/>
+      <w:lvlText w:val="%8."/>
+      <w:lvlJc w:val="left"/>
+      <w:pPr>
+        <w:ind w:left="5760" w:hanging="360"/>
+      </w:pPr>
+    </w:lvl>
+    <w:lvl w:ilvl="8" w:tplc="FFFFFFFF" w:tentative="1">
+      <w:start w:val="1"/>
+      <w:numFmt w:val="lowerRoman"/>
+      <w:lvlText w:val="%9."/>
+      <w:lvlJc w:val="right"/>
+      <w:pPr>
+        <w:ind w:left="6480" w:hanging="180"/>
+      </w:pPr>
+    </w:lvl>
+  </w:abstractNum>
   <w:num w:numId="1" w16cid:durableId="769813448">
-    <w:abstractNumId w:val="17"/>
+    <w:abstractNumId w:val="29"/>
   </w:num>
   <w:num w:numId="2" w16cid:durableId="1734305484">
     <w:abstractNumId w:val="0"/>
   </w:num>
   <w:num w:numId="3" w16cid:durableId="1155606240">
+    <w:abstractNumId w:val="7"/>
+  </w:num>
+  <w:num w:numId="4" w16cid:durableId="2027559707">
     <w:abstractNumId w:val="6"/>
   </w:num>
-  <w:num w:numId="4" w16cid:durableId="2027559707">
-    <w:abstractNumId w:val="5"/>
-  </w:num>
   <w:num w:numId="5" w16cid:durableId="2113546471">
-    <w:abstractNumId w:val="6"/>
+    <w:abstractNumId w:val="7"/>
     <w:lvlOverride w:ilvl="0">
       <w:startOverride w:val="1"/>
     </w:lvlOverride>
@@ -18990,19 +22213,19 @@
     <w:abstractNumId w:val="3"/>
   </w:num>
   <w:num w:numId="8" w16cid:durableId="2123107294">
-    <w:abstractNumId w:val="15"/>
+    <w:abstractNumId w:val="22"/>
   </w:num>
   <w:num w:numId="9" w16cid:durableId="904414625">
-    <w:abstractNumId w:val="4"/>
+    <w:abstractNumId w:val="5"/>
   </w:num>
   <w:num w:numId="10" w16cid:durableId="693464709">
-    <w:abstractNumId w:val="14"/>
+    <w:abstractNumId w:val="19"/>
   </w:num>
   <w:num w:numId="11" w16cid:durableId="652297604">
-    <w:abstractNumId w:val="12"/>
+    <w:abstractNumId w:val="17"/>
   </w:num>
   <w:num w:numId="12" w16cid:durableId="1323853933">
-    <w:abstractNumId w:val="16"/>
+    <w:abstractNumId w:val="25"/>
   </w:num>
   <w:num w:numId="13" w16cid:durableId="898201786">
     <w:abstractNumId w:val="2"/>
@@ -19017,7 +22240,7 @@
     </w:lvlOverride>
   </w:num>
   <w:num w:numId="15" w16cid:durableId="434404054">
-    <w:abstractNumId w:val="10"/>
+    <w:abstractNumId w:val="15"/>
   </w:num>
   <w:num w:numId="16" w16cid:durableId="1290473544">
     <w:abstractNumId w:val="2"/>
@@ -19026,160 +22249,160 @@
     </w:lvlOverride>
   </w:num>
   <w:num w:numId="17" w16cid:durableId="905533620">
-    <w:abstractNumId w:val="7"/>
+    <w:abstractNumId w:val="9"/>
     <w:lvlOverride w:ilvl="0">
       <w:startOverride w:val="1"/>
     </w:lvlOverride>
   </w:num>
   <w:num w:numId="18" w16cid:durableId="1599634334">
-    <w:abstractNumId w:val="7"/>
+    <w:abstractNumId w:val="9"/>
     <w:lvlOverride w:ilvl="0">
       <w:startOverride w:val="1"/>
     </w:lvlOverride>
   </w:num>
   <w:num w:numId="19" w16cid:durableId="2130007032">
-    <w:abstractNumId w:val="7"/>
+    <w:abstractNumId w:val="9"/>
   </w:num>
   <w:num w:numId="20" w16cid:durableId="598030422">
-    <w:abstractNumId w:val="7"/>
+    <w:abstractNumId w:val="9"/>
     <w:lvlOverride w:ilvl="0">
       <w:startOverride w:val="1"/>
     </w:lvlOverride>
   </w:num>
   <w:num w:numId="21" w16cid:durableId="1503623547">
-    <w:abstractNumId w:val="7"/>
+    <w:abstractNumId w:val="9"/>
     <w:lvlOverride w:ilvl="0">
       <w:startOverride w:val="1"/>
     </w:lvlOverride>
   </w:num>
   <w:num w:numId="22" w16cid:durableId="2004815621">
-    <w:abstractNumId w:val="7"/>
+    <w:abstractNumId w:val="9"/>
     <w:lvlOverride w:ilvl="0">
       <w:startOverride w:val="1"/>
     </w:lvlOverride>
   </w:num>
   <w:num w:numId="23" w16cid:durableId="999767236">
-    <w:abstractNumId w:val="7"/>
+    <w:abstractNumId w:val="9"/>
     <w:lvlOverride w:ilvl="0">
       <w:startOverride w:val="1"/>
     </w:lvlOverride>
   </w:num>
   <w:num w:numId="24" w16cid:durableId="1871844721">
-    <w:abstractNumId w:val="8"/>
+    <w:abstractNumId w:val="10"/>
     <w:lvlOverride w:ilvl="0">
       <w:startOverride w:val="1"/>
     </w:lvlOverride>
   </w:num>
   <w:num w:numId="25" w16cid:durableId="1947537473">
+    <w:abstractNumId w:val="16"/>
+    <w:lvlOverride w:ilvl="0">
+      <w:startOverride w:val="1"/>
+    </w:lvlOverride>
+  </w:num>
+  <w:num w:numId="26" w16cid:durableId="1451777369">
+    <w:abstractNumId w:val="16"/>
+  </w:num>
+  <w:num w:numId="27" w16cid:durableId="1572420928">
+    <w:abstractNumId w:val="16"/>
+    <w:lvlOverride w:ilvl="0">
+      <w:startOverride w:val="5"/>
+    </w:lvlOverride>
+  </w:num>
+  <w:num w:numId="28" w16cid:durableId="21251191">
+    <w:abstractNumId w:val="16"/>
+    <w:lvlOverride w:ilvl="0">
+      <w:startOverride w:val="9"/>
+    </w:lvlOverride>
+  </w:num>
+  <w:num w:numId="29" w16cid:durableId="156965061">
+    <w:abstractNumId w:val="16"/>
+    <w:lvlOverride w:ilvl="0">
+      <w:startOverride w:val="1"/>
+    </w:lvlOverride>
+  </w:num>
+  <w:num w:numId="30" w16cid:durableId="1465271032">
+    <w:abstractNumId w:val="16"/>
+    <w:lvlOverride w:ilvl="0">
+      <w:startOverride w:val="1"/>
+    </w:lvlOverride>
+  </w:num>
+  <w:num w:numId="31" w16cid:durableId="484274366">
+    <w:abstractNumId w:val="16"/>
+    <w:lvlOverride w:ilvl="0">
+      <w:startOverride w:val="1"/>
+    </w:lvlOverride>
+  </w:num>
+  <w:num w:numId="32" w16cid:durableId="673268491">
+    <w:abstractNumId w:val="18"/>
+    <w:lvlOverride w:ilvl="0">
+      <w:startOverride w:val="1"/>
+    </w:lvlOverride>
+  </w:num>
+  <w:num w:numId="33" w16cid:durableId="170459774">
+    <w:abstractNumId w:val="18"/>
+    <w:lvlOverride w:ilvl="0">
+      <w:startOverride w:val="1"/>
+    </w:lvlOverride>
+  </w:num>
+  <w:num w:numId="34" w16cid:durableId="1863205409">
+    <w:abstractNumId w:val="18"/>
+    <w:lvlOverride w:ilvl="0">
+      <w:startOverride w:val="2"/>
+    </w:lvlOverride>
+  </w:num>
+  <w:num w:numId="35" w16cid:durableId="588734129">
+    <w:abstractNumId w:val="18"/>
+    <w:lvlOverride w:ilvl="0">
+      <w:startOverride w:val="1"/>
+    </w:lvlOverride>
+  </w:num>
+  <w:num w:numId="36" w16cid:durableId="1847476662">
+    <w:abstractNumId w:val="18"/>
+    <w:lvlOverride w:ilvl="0">
+      <w:startOverride w:val="4"/>
+    </w:lvlOverride>
+  </w:num>
+  <w:num w:numId="37" w16cid:durableId="159077795">
+    <w:abstractNumId w:val="11"/>
+  </w:num>
+  <w:num w:numId="38" w16cid:durableId="287053618">
     <w:abstractNumId w:val="11"/>
     <w:lvlOverride w:ilvl="0">
       <w:startOverride w:val="1"/>
     </w:lvlOverride>
   </w:num>
-  <w:num w:numId="26" w16cid:durableId="1451777369">
-    <w:abstractNumId w:val="11"/>
-  </w:num>
-  <w:num w:numId="27" w16cid:durableId="1572420928">
-    <w:abstractNumId w:val="11"/>
-    <w:lvlOverride w:ilvl="0">
-      <w:startOverride w:val="5"/>
-    </w:lvlOverride>
-  </w:num>
-  <w:num w:numId="28" w16cid:durableId="21251191">
-    <w:abstractNumId w:val="11"/>
-    <w:lvlOverride w:ilvl="0">
-      <w:startOverride w:val="9"/>
-    </w:lvlOverride>
-  </w:num>
-  <w:num w:numId="29" w16cid:durableId="156965061">
+  <w:num w:numId="39" w16cid:durableId="814906400">
     <w:abstractNumId w:val="11"/>
     <w:lvlOverride w:ilvl="0">
       <w:startOverride w:val="1"/>
     </w:lvlOverride>
   </w:num>
-  <w:num w:numId="30" w16cid:durableId="1465271032">
+  <w:num w:numId="40" w16cid:durableId="409231637">
     <w:abstractNumId w:val="11"/>
     <w:lvlOverride w:ilvl="0">
       <w:startOverride w:val="1"/>
     </w:lvlOverride>
   </w:num>
-  <w:num w:numId="31" w16cid:durableId="484274366">
+  <w:num w:numId="41" w16cid:durableId="2140760340">
+    <w:abstractNumId w:val="11"/>
+    <w:lvlOverride w:ilvl="0">
+      <w:startOverride w:val="2"/>
+    </w:lvlOverride>
+  </w:num>
+  <w:num w:numId="42" w16cid:durableId="2146115770">
     <w:abstractNumId w:val="11"/>
     <w:lvlOverride w:ilvl="0">
       <w:startOverride w:val="1"/>
     </w:lvlOverride>
   </w:num>
-  <w:num w:numId="32" w16cid:durableId="673268491">
-    <w:abstractNumId w:val="13"/>
-    <w:lvlOverride w:ilvl="0">
-      <w:startOverride w:val="1"/>
-    </w:lvlOverride>
-  </w:num>
-  <w:num w:numId="33" w16cid:durableId="170459774">
-    <w:abstractNumId w:val="13"/>
-    <w:lvlOverride w:ilvl="0">
-      <w:startOverride w:val="1"/>
-    </w:lvlOverride>
-  </w:num>
-  <w:num w:numId="34" w16cid:durableId="1863205409">
-    <w:abstractNumId w:val="13"/>
-    <w:lvlOverride w:ilvl="0">
-      <w:startOverride w:val="2"/>
-    </w:lvlOverride>
-  </w:num>
-  <w:num w:numId="35" w16cid:durableId="588734129">
-    <w:abstractNumId w:val="13"/>
-    <w:lvlOverride w:ilvl="0">
-      <w:startOverride w:val="1"/>
-    </w:lvlOverride>
-  </w:num>
-  <w:num w:numId="36" w16cid:durableId="1847476662">
-    <w:abstractNumId w:val="13"/>
-    <w:lvlOverride w:ilvl="0">
-      <w:startOverride w:val="4"/>
-    </w:lvlOverride>
-  </w:num>
-  <w:num w:numId="37" w16cid:durableId="159077795">
-    <w:abstractNumId w:val="9"/>
-  </w:num>
-  <w:num w:numId="38" w16cid:durableId="287053618">
-    <w:abstractNumId w:val="9"/>
-    <w:lvlOverride w:ilvl="0">
-      <w:startOverride w:val="1"/>
-    </w:lvlOverride>
-  </w:num>
-  <w:num w:numId="39" w16cid:durableId="814906400">
-    <w:abstractNumId w:val="9"/>
-    <w:lvlOverride w:ilvl="0">
-      <w:startOverride w:val="1"/>
-    </w:lvlOverride>
-  </w:num>
-  <w:num w:numId="40" w16cid:durableId="409231637">
-    <w:abstractNumId w:val="9"/>
-    <w:lvlOverride w:ilvl="0">
-      <w:startOverride w:val="1"/>
-    </w:lvlOverride>
-  </w:num>
-  <w:num w:numId="41" w16cid:durableId="2140760340">
-    <w:abstractNumId w:val="9"/>
-    <w:lvlOverride w:ilvl="0">
-      <w:startOverride w:val="2"/>
-    </w:lvlOverride>
-  </w:num>
-  <w:num w:numId="42" w16cid:durableId="2146115770">
-    <w:abstractNumId w:val="9"/>
-    <w:lvlOverride w:ilvl="0">
-      <w:startOverride w:val="1"/>
-    </w:lvlOverride>
-  </w:num>
   <w:num w:numId="43" w16cid:durableId="56366324">
-    <w:abstractNumId w:val="9"/>
+    <w:abstractNumId w:val="11"/>
     <w:lvlOverride w:ilvl="0">
       <w:startOverride w:val="1"/>
     </w:lvlOverride>
   </w:num>
   <w:num w:numId="44" w16cid:durableId="800223699">
-    <w:abstractNumId w:val="9"/>
+    <w:abstractNumId w:val="11"/>
     <w:lvlOverride w:ilvl="0">
       <w:startOverride w:val="1"/>
     </w:lvlOverride>
@@ -19188,10 +22411,76 @@
     <w:abstractNumId w:val="2"/>
   </w:num>
   <w:num w:numId="46" w16cid:durableId="1735397809">
-    <w:abstractNumId w:val="9"/>
+    <w:abstractNumId w:val="11"/>
     <w:lvlOverride w:ilvl="0">
       <w:startOverride w:val="2"/>
     </w:lvlOverride>
+  </w:num>
+  <w:num w:numId="47" w16cid:durableId="126512719">
+    <w:abstractNumId w:val="27"/>
+  </w:num>
+  <w:num w:numId="48" w16cid:durableId="1938371050">
+    <w:abstractNumId w:val="20"/>
+  </w:num>
+  <w:num w:numId="49" w16cid:durableId="1121727215">
+    <w:abstractNumId w:val="28"/>
+  </w:num>
+  <w:num w:numId="50" w16cid:durableId="160897774">
+    <w:abstractNumId w:val="30"/>
+  </w:num>
+  <w:num w:numId="51" w16cid:durableId="890923716">
+    <w:abstractNumId w:val="30"/>
+    <w:lvlOverride w:ilvl="0">
+      <w:startOverride w:val="1"/>
+    </w:lvlOverride>
+  </w:num>
+  <w:num w:numId="52" w16cid:durableId="1410738827">
+    <w:abstractNumId w:val="21"/>
+  </w:num>
+  <w:num w:numId="53" w16cid:durableId="456991722">
+    <w:abstractNumId w:val="4"/>
+  </w:num>
+  <w:num w:numId="54" w16cid:durableId="1466580184">
+    <w:abstractNumId w:val="30"/>
+  </w:num>
+  <w:num w:numId="55" w16cid:durableId="510098447">
+    <w:abstractNumId w:val="13"/>
+  </w:num>
+  <w:num w:numId="56" w16cid:durableId="851996936">
+    <w:abstractNumId w:val="30"/>
+    <w:lvlOverride w:ilvl="0">
+      <w:startOverride w:val="1"/>
+    </w:lvlOverride>
+  </w:num>
+  <w:num w:numId="57" w16cid:durableId="1886091402">
+    <w:abstractNumId w:val="30"/>
+    <w:lvlOverride w:ilvl="0">
+      <w:startOverride w:val="4"/>
+    </w:lvlOverride>
+  </w:num>
+  <w:num w:numId="58" w16cid:durableId="333916598">
+    <w:abstractNumId w:val="23"/>
+  </w:num>
+  <w:num w:numId="59" w16cid:durableId="1959606523">
+    <w:abstractNumId w:val="12"/>
+  </w:num>
+  <w:num w:numId="60" w16cid:durableId="1604919746">
+    <w:abstractNumId w:val="30"/>
+    <w:lvlOverride w:ilvl="0">
+      <w:startOverride w:val="3"/>
+    </w:lvlOverride>
+  </w:num>
+  <w:num w:numId="61" w16cid:durableId="144250613">
+    <w:abstractNumId w:val="24"/>
+  </w:num>
+  <w:num w:numId="62" w16cid:durableId="524445176">
+    <w:abstractNumId w:val="8"/>
+  </w:num>
+  <w:num w:numId="63" w16cid:durableId="522793623">
+    <w:abstractNumId w:val="26"/>
+  </w:num>
+  <w:num w:numId="64" w16cid:durableId="232356112">
+    <w:abstractNumId w:val="14"/>
   </w:num>
   <w:numIdMacAtCleanup w:val="41"/>
 </w:numbering>
@@ -19589,7 +22878,7 @@
   <w:style w:type="paragraph" w:default="1" w:styleId="Normal">
     <w:name w:val="Normal"/>
     <w:qFormat/>
-    <w:rsid w:val="00317BD7"/>
+    <w:rsid w:val="00BE2370"/>
     <w:rPr>
       <w:rFonts w:ascii="Arial" w:hAnsi="Arial"/>
       <w:sz w:val="22"/>
@@ -20759,7 +24048,7 @@
     <w:rsid w:val="000D3871"/>
     <w:pPr>
       <w:numPr>
-        <w:numId w:val="37"/>
+        <w:numId w:val="54"/>
       </w:numPr>
       <w:spacing w:before="120"/>
     </w:pPr>

--- a/_4 Validation/$Qualification Test Plan/MLOI QTP 2-9-26 Draft1_3.docx
+++ b/_4 Validation/$Qualification Test Plan/MLOI QTP 2-9-26 Draft1_3.docx
@@ -6867,7 +6867,7 @@
         <w:pStyle w:val="Step"/>
         <w:numPr>
           <w:ilvl w:val="0"/>
-          <w:numId w:val="34"/>
+          <w:numId w:val="29"/>
         </w:numPr>
       </w:pPr>
       <w:r>
@@ -6945,7 +6945,7 @@
         <w:pStyle w:val="ListParagraph"/>
         <w:numPr>
           <w:ilvl w:val="0"/>
-          <w:numId w:val="52"/>
+          <w:numId w:val="38"/>
         </w:numPr>
         <w:spacing w:before="120"/>
         <w:rPr>
@@ -6958,26 +6958,16 @@
           <w:rFonts w:cs="Arial"/>
           <w:szCs w:val="22"/>
         </w:rPr>
-        <w:t>SIM MODE: Test of the LabVIEW portion of the MLOI test system. This is done in SIM (simulate) mode where the Resistor and Level values are simulated</w:t>
-      </w:r>
-      <w:r>
-        <w:rPr>
-          <w:rFonts w:cs="Arial"/>
-          <w:szCs w:val="22"/>
-        </w:rPr>
-        <w:t>. Sim mode</w:t>
-      </w:r>
-      <w:r>
-        <w:rPr>
-          <w:rFonts w:cs="Arial"/>
-          <w:szCs w:val="22"/>
-        </w:rPr>
-        <w:t xml:space="preserve"> only tests the accuracy of the LabVIEW Software.</w:t>
+        <w:t>MLOI can operate in one of two environments:</w:t>
       </w:r>
     </w:p>
     <w:p>
       <w:pPr>
         <w:pStyle w:val="ListParagraph"/>
+        <w:numPr>
+          <w:ilvl w:val="1"/>
+          <w:numId w:val="38"/>
+        </w:numPr>
         <w:spacing w:before="120"/>
         <w:rPr>
           <w:rFonts w:cs="Arial"/>
@@ -6986,23 +6976,80 @@
       </w:pPr>
       <w:r>
         <w:rPr>
-          <w:szCs w:val="22"/>
-        </w:rPr>
-        <w:t xml:space="preserve">If testing only the LabVIEW application function in SIM </w:t>
-      </w:r>
-      <w:proofErr w:type="gramStart"/>
-      <w:r>
-        <w:rPr>
-          <w:szCs w:val="22"/>
-        </w:rPr>
-        <w:t>MODE</w:t>
-      </w:r>
-      <w:proofErr w:type="gramEnd"/>
-      <w:r>
-        <w:rPr>
-          <w:szCs w:val="22"/>
-        </w:rPr>
-        <w:t xml:space="preserve"> then proceed to section 5.1.4 HMI.</w:t>
+          <w:rFonts w:cs="Arial"/>
+          <w:szCs w:val="22"/>
+        </w:rPr>
+        <w:t>Developer – using LabVIEW Professional Development System w</w:t>
+      </w:r>
+      <w:r>
+        <w:rPr>
+          <w:rFonts w:cs="Arial"/>
+          <w:szCs w:val="22"/>
+        </w:rPr>
+        <w:t>h</w:t>
+      </w:r>
+      <w:r>
+        <w:rPr>
+          <w:rFonts w:cs="Arial"/>
+          <w:szCs w:val="22"/>
+        </w:rPr>
+        <w:t xml:space="preserve">ere debugging is available and is intended for use by Programmer or Test Engineer for maintenance of the MLOI Program. </w:t>
+      </w:r>
+      <w:r>
+        <w:rPr>
+          <w:rFonts w:cs="Arial"/>
+          <w:szCs w:val="22"/>
+        </w:rPr>
+        <w:t xml:space="preserve"> In Developer environment, the user can select between User Mode and Maintenance Mode.</w:t>
+      </w:r>
+    </w:p>
+    <w:p>
+      <w:pPr>
+        <w:pStyle w:val="ListParagraph"/>
+        <w:numPr>
+          <w:ilvl w:val="1"/>
+          <w:numId w:val="38"/>
+        </w:numPr>
+        <w:spacing w:before="120"/>
+        <w:rPr>
+          <w:rFonts w:cs="Arial"/>
+          <w:szCs w:val="22"/>
+        </w:rPr>
+      </w:pPr>
+      <w:r>
+        <w:rPr>
+          <w:rFonts w:cs="Arial"/>
+          <w:szCs w:val="22"/>
+        </w:rPr>
+        <w:t xml:space="preserve">Run-time – using the LabVIEW Runtime Engine intended for use by the </w:t>
+      </w:r>
+      <w:r>
+        <w:rPr>
+          <w:rFonts w:cs="Arial"/>
+          <w:szCs w:val="22"/>
+        </w:rPr>
+        <w:t xml:space="preserve">test </w:t>
+      </w:r>
+      <w:r>
+        <w:rPr>
+          <w:rFonts w:cs="Arial"/>
+          <w:szCs w:val="22"/>
+        </w:rPr>
+        <w:t>operator</w:t>
+      </w:r>
+      <w:r>
+        <w:rPr>
+          <w:rFonts w:cs="Arial"/>
+          <w:szCs w:val="22"/>
+        </w:rPr>
+        <w:t xml:space="preserve"> (tester)</w:t>
+      </w:r>
+      <w:r>
+        <w:rPr>
+          <w:rFonts w:cs="Arial"/>
+          <w:szCs w:val="22"/>
+        </w:rPr>
+        <w:t xml:space="preserve"> to execute the MLOI LabVIEW Application.</w:t>
       </w:r>
     </w:p>
     <w:p>
@@ -7010,7 +7057,7 @@
         <w:pStyle w:val="ListParagraph"/>
         <w:numPr>
           <w:ilvl w:val="0"/>
-          <w:numId w:val="52"/>
+          <w:numId w:val="38"/>
         </w:numPr>
         <w:spacing w:before="120"/>
         <w:rPr>
@@ -7023,7 +7070,356 @@
           <w:rFonts w:cs="Arial"/>
           <w:szCs w:val="22"/>
         </w:rPr>
-        <w:t>TEST MODE: Test of the complete MLOI test system.  This is done using live Resistor data sourced from the DataQ and Level data sourced from the Laser, testing the complete functionality of the complete system.</w:t>
+        <w:t>MLOI has two Modes:</w:t>
+      </w:r>
+    </w:p>
+    <w:p>
+      <w:pPr>
+        <w:pStyle w:val="ListParagraph"/>
+        <w:numPr>
+          <w:ilvl w:val="1"/>
+          <w:numId w:val="38"/>
+        </w:numPr>
+        <w:spacing w:before="120"/>
+        <w:rPr>
+          <w:rFonts w:cs="Arial"/>
+          <w:szCs w:val="22"/>
+        </w:rPr>
+      </w:pPr>
+      <w:r>
+        <w:rPr>
+          <w:rFonts w:cs="Arial"/>
+          <w:szCs w:val="22"/>
+        </w:rPr>
+        <w:t>User Mode – displays limited set of front panel controls, available by operator selection in the developer environment.</w:t>
+      </w:r>
+    </w:p>
+    <w:p>
+      <w:pPr>
+        <w:pStyle w:val="ListParagraph"/>
+        <w:numPr>
+          <w:ilvl w:val="1"/>
+          <w:numId w:val="38"/>
+        </w:numPr>
+        <w:spacing w:before="120"/>
+        <w:rPr>
+          <w:rFonts w:cs="Arial"/>
+          <w:szCs w:val="22"/>
+        </w:rPr>
+      </w:pPr>
+      <w:r>
+        <w:rPr>
+          <w:rFonts w:cs="Arial"/>
+          <w:szCs w:val="22"/>
+        </w:rPr>
+        <w:t xml:space="preserve">Maintenance Mode – displays full set of front panel controls available by operator selection in developer environment but not available in Runtime environment. </w:t>
+      </w:r>
+    </w:p>
+    <w:p>
+      <w:pPr>
+        <w:pStyle w:val="ListParagraph"/>
+        <w:numPr>
+          <w:ilvl w:val="0"/>
+          <w:numId w:val="38"/>
+        </w:numPr>
+        <w:spacing w:before="120"/>
+        <w:rPr>
+          <w:rFonts w:cs="Arial"/>
+          <w:szCs w:val="22"/>
+        </w:rPr>
+      </w:pPr>
+      <w:r>
+        <w:rPr>
+          <w:rFonts w:cs="Arial"/>
+          <w:szCs w:val="22"/>
+        </w:rPr>
+        <w:t xml:space="preserve">MLOI has two Methods of operation:  </w:t>
+      </w:r>
+    </w:p>
+    <w:p>
+      <w:pPr>
+        <w:pStyle w:val="ListParagraph"/>
+        <w:numPr>
+          <w:ilvl w:val="1"/>
+          <w:numId w:val="38"/>
+        </w:numPr>
+        <w:spacing w:before="120"/>
+        <w:rPr>
+          <w:rFonts w:cs="Arial"/>
+          <w:szCs w:val="22"/>
+        </w:rPr>
+      </w:pPr>
+      <w:r>
+        <w:rPr>
+          <w:rFonts w:cs="Arial"/>
+          <w:szCs w:val="22"/>
+        </w:rPr>
+        <w:t>SIM</w:t>
+      </w:r>
+      <w:r>
+        <w:rPr>
+          <w:rFonts w:cs="Arial"/>
+          <w:szCs w:val="22"/>
+        </w:rPr>
+        <w:t>ULATE</w:t>
+      </w:r>
+      <w:r>
+        <w:rPr>
+          <w:rFonts w:cs="Arial"/>
+          <w:szCs w:val="22"/>
+        </w:rPr>
+        <w:t xml:space="preserve">: </w:t>
+      </w:r>
+      <w:r>
+        <w:rPr>
+          <w:rFonts w:cs="Arial"/>
+          <w:szCs w:val="22"/>
+        </w:rPr>
+        <w:t xml:space="preserve">Uses simulated DataQ, Laser and Motor Control data </w:t>
+      </w:r>
+      <w:r>
+        <w:rPr>
+          <w:rFonts w:cs="Arial"/>
+          <w:szCs w:val="22"/>
+        </w:rPr>
+        <w:t xml:space="preserve">based on the ATP test table </w:t>
+      </w:r>
+      <w:r>
+        <w:rPr>
+          <w:rFonts w:cs="Arial"/>
+          <w:szCs w:val="22"/>
+        </w:rPr>
+        <w:t xml:space="preserve">to evaluate </w:t>
+      </w:r>
+      <w:r>
+        <w:rPr>
+          <w:rFonts w:cs="Arial"/>
+          <w:szCs w:val="22"/>
+        </w:rPr>
+        <w:t>the LabVIEW</w:t>
+      </w:r>
+      <w:r>
+        <w:rPr>
+          <w:rFonts w:cs="Arial"/>
+          <w:szCs w:val="22"/>
+        </w:rPr>
+        <w:t xml:space="preserve"> function</w:t>
+      </w:r>
+      <w:r>
+        <w:rPr>
+          <w:rFonts w:cs="Arial"/>
+          <w:szCs w:val="22"/>
+        </w:rPr>
+        <w:t>al</w:t>
+      </w:r>
+      <w:r>
+        <w:rPr>
+          <w:rFonts w:cs="Arial"/>
+          <w:szCs w:val="22"/>
+        </w:rPr>
+        <w:t xml:space="preserve"> portion of the MLOI </w:t>
+      </w:r>
+      <w:r>
+        <w:rPr>
+          <w:rFonts w:cs="Arial"/>
+          <w:szCs w:val="22"/>
+        </w:rPr>
+        <w:t>T</w:t>
+      </w:r>
+      <w:r>
+        <w:rPr>
+          <w:rFonts w:cs="Arial"/>
+          <w:szCs w:val="22"/>
+        </w:rPr>
+        <w:t xml:space="preserve">est </w:t>
+      </w:r>
+      <w:r>
+        <w:rPr>
+          <w:rFonts w:cs="Arial"/>
+          <w:szCs w:val="22"/>
+        </w:rPr>
+        <w:t>S</w:t>
+      </w:r>
+      <w:r>
+        <w:rPr>
+          <w:rFonts w:cs="Arial"/>
+          <w:szCs w:val="22"/>
+        </w:rPr>
+        <w:t xml:space="preserve">ystem. </w:t>
+      </w:r>
+      <w:r>
+        <w:rPr>
+          <w:rFonts w:cs="Arial"/>
+          <w:szCs w:val="22"/>
+        </w:rPr>
+        <w:t>Sim</w:t>
+      </w:r>
+      <w:r>
+        <w:rPr>
+          <w:rFonts w:cs="Arial"/>
+          <w:szCs w:val="22"/>
+        </w:rPr>
+        <w:t xml:space="preserve">ulate </w:t>
+      </w:r>
+      <w:r>
+        <w:rPr>
+          <w:rFonts w:cs="Arial"/>
+          <w:szCs w:val="22"/>
+        </w:rPr>
+        <w:t>only tests the accuracy of the LabVIEW Software.</w:t>
+      </w:r>
+      <w:r>
+        <w:rPr>
+          <w:rFonts w:cs="Arial"/>
+          <w:szCs w:val="22"/>
+        </w:rPr>
+        <w:t xml:space="preserve">  Simulate is available only in the Developer environment and in the Runtime environment by password enable.</w:t>
+      </w:r>
+    </w:p>
+    <w:p>
+      <w:pPr>
+        <w:pStyle w:val="ListParagraph"/>
+        <w:numPr>
+          <w:ilvl w:val="1"/>
+          <w:numId w:val="38"/>
+        </w:numPr>
+        <w:spacing w:before="120"/>
+        <w:rPr>
+          <w:rFonts w:cs="Arial"/>
+          <w:szCs w:val="22"/>
+        </w:rPr>
+      </w:pPr>
+      <w:r>
+        <w:rPr>
+          <w:rFonts w:cs="Arial"/>
+          <w:szCs w:val="22"/>
+        </w:rPr>
+        <w:t xml:space="preserve">TEST: Test of the complete MLOI test system.  This is done using </w:t>
+      </w:r>
+      <w:r>
+        <w:rPr>
+          <w:rFonts w:cs="Arial"/>
+          <w:szCs w:val="22"/>
+        </w:rPr>
+        <w:t>actual OLS</w:t>
+      </w:r>
+      <w:r>
+        <w:rPr>
+          <w:rFonts w:cs="Arial"/>
+          <w:szCs w:val="22"/>
+        </w:rPr>
+        <w:t xml:space="preserve"> Resistor data sourced from the DataQ and Level data sourced from the Laser, testing the</w:t>
+      </w:r>
+      <w:r>
+        <w:rPr>
+          <w:rFonts w:cs="Arial"/>
+          <w:szCs w:val="22"/>
+        </w:rPr>
+        <w:t xml:space="preserve"> full </w:t>
+      </w:r>
+      <w:r>
+        <w:rPr>
+          <w:rFonts w:cs="Arial"/>
+          <w:szCs w:val="22"/>
+        </w:rPr>
+        <w:t>functionality</w:t>
+      </w:r>
+      <w:r>
+        <w:rPr>
+          <w:rFonts w:cs="Arial"/>
+          <w:szCs w:val="22"/>
+        </w:rPr>
+        <w:t xml:space="preserve"> and performance</w:t>
+      </w:r>
+      <w:r>
+        <w:rPr>
+          <w:rFonts w:cs="Arial"/>
+          <w:szCs w:val="22"/>
+        </w:rPr>
+        <w:t xml:space="preserve"> of the complete system.</w:t>
+      </w:r>
+    </w:p>
+    <w:p>
+      <w:pPr>
+        <w:pStyle w:val="Step"/>
+        <w:numPr>
+          <w:ilvl w:val="0"/>
+          <w:numId w:val="50"/>
+        </w:numPr>
+      </w:pPr>
+      <w:r>
+        <w:t>Load Developer environment.  Navigate to</w:t>
+      </w:r>
+      <w:proofErr w:type="gramStart"/>
+      <w:r>
+        <w:t xml:space="preserve"> ..</w:t>
+      </w:r>
+      <w:proofErr w:type="gramEnd"/>
+      <w:r>
+        <w:t xml:space="preserve">\PWC-OLS\ and double click on _MLOI_Main.vi, </w:t>
+      </w:r>
+    </w:p>
+    <w:p>
+      <w:pPr>
+        <w:pStyle w:val="checkbox"/>
+      </w:pPr>
+      <w:r>
+        <w:t>Verify the Mode dropdown with choice of User and Maintenance is available.  (Note other options may be present.)</w:t>
+      </w:r>
+    </w:p>
+    <w:p>
+      <w:pPr>
+        <w:pStyle w:val="Step"/>
+      </w:pPr>
+      <w:r>
+        <w:t>S</w:t>
+      </w:r>
+      <w:r>
+        <w:t>elect the Maintenance from the Mode dropdown</w:t>
+      </w:r>
+      <w:r>
+        <w:t>, run the application</w:t>
+      </w:r>
+      <w:r>
+        <w:t>.</w:t>
+      </w:r>
+    </w:p>
+    <w:p>
+      <w:pPr>
+        <w:pStyle w:val="checkbox"/>
+      </w:pPr>
+      <w:r>
+        <w:t>Verify the Motor controller panel containing Jog button is available.</w:t>
+      </w:r>
+    </w:p>
+    <w:p>
+      <w:pPr>
+        <w:pStyle w:val="checkbox"/>
+        <w:numPr>
+          <w:ilvl w:val="0"/>
+          <w:numId w:val="0"/>
+        </w:numPr>
+        <w:ind w:left="1267"/>
+      </w:pPr>
+    </w:p>
+    <w:p>
+      <w:pPr>
+        <w:pStyle w:val="ListParagraph"/>
+        <w:numPr>
+          <w:ilvl w:val="0"/>
+          <w:numId w:val="38"/>
+        </w:numPr>
+        <w:spacing w:before="120"/>
+        <w:rPr>
+          <w:rFonts w:cs="Arial"/>
+          <w:szCs w:val="22"/>
+        </w:rPr>
+      </w:pPr>
+      <w:r>
+        <w:rPr>
+          <w:szCs w:val="22"/>
+        </w:rPr>
+        <w:t>If testing only the LabVIEW application function in Simulate, then proceed to section 5.1.4 HMI.</w:t>
       </w:r>
     </w:p>
     <w:p>
@@ -7489,7 +7885,7 @@
         <w:pStyle w:val="Step"/>
         <w:numPr>
           <w:ilvl w:val="0"/>
-          <w:numId w:val="35"/>
+          <w:numId w:val="30"/>
         </w:numPr>
       </w:pPr>
       <w:r>
@@ -7563,6 +7959,7 @@
       </w:pPr>
       <w:bookmarkStart w:id="282" w:name="_Toc191729639"/>
       <w:r>
+        <w:lastRenderedPageBreak/>
         <w:t>Tester   __________________      Date ______________       PASS      FAIL</w:t>
       </w:r>
     </w:p>
@@ -7626,7 +8023,6 @@
         <w:rPr>
           <w:noProof/>
         </w:rPr>
-        <w:lastRenderedPageBreak/>
         <w:drawing>
           <wp:inline distT="0" distB="0" distL="0" distR="0" wp14:anchorId="145B652A" wp14:editId="22DBB063">
             <wp:extent cx="2828925" cy="3042675"/>
@@ -7719,7 +8115,7 @@
         <w:pStyle w:val="Step"/>
         <w:numPr>
           <w:ilvl w:val="0"/>
-          <w:numId w:val="36"/>
+          <w:numId w:val="31"/>
         </w:numPr>
       </w:pPr>
       <w:r>
@@ -7771,6 +8167,7 @@
         <w:rPr>
           <w:noProof/>
         </w:rPr>
+        <w:lastRenderedPageBreak/>
         <w:drawing>
           <wp:inline distT="0" distB="0" distL="0" distR="0" wp14:anchorId="1408061C" wp14:editId="06236AB3">
             <wp:extent cx="4629150" cy="2442388"/>
@@ -7916,15 +8313,7 @@
         <w:ind w:left="1080"/>
       </w:pPr>
       <w:r>
-        <w:t>Volt/ohm meter (VOM</w:t>
-      </w:r>
-      <w:proofErr w:type="gramStart"/>
-      <w:r>
-        <w:t>);</w:t>
-      </w:r>
-      <w:proofErr w:type="gramEnd"/>
-      <w:r>
-        <w:t xml:space="preserve">  </w:t>
+        <w:t xml:space="preserve">Volt/ohm meter (VOM);  </w:t>
       </w:r>
     </w:p>
     <w:p>
@@ -8261,6 +8650,7 @@
         <w:rPr>
           <w:noProof/>
         </w:rPr>
+        <w:lastRenderedPageBreak/>
         <w:drawing>
           <wp:inline distT="0" distB="0" distL="0" distR="0" wp14:anchorId="17520FDB" wp14:editId="6215D080">
             <wp:extent cx="4519438" cy="1735946"/>
@@ -8788,7 +9178,6 @@
         <w:pStyle w:val="checkbox"/>
       </w:pPr>
       <w:r>
-        <w:lastRenderedPageBreak/>
         <w:t>Both the 100</w:t>
       </w:r>
       <w:r>
@@ -8883,15 +9272,7 @@
         <w:t>A</w:t>
       </w:r>
       <w:r>
-        <w:t>M</w:t>
-      </w:r>
-      <w:proofErr w:type="gramStart"/>
-      <w:r>
-        <w:t>);</w:t>
-      </w:r>
-      <w:proofErr w:type="gramEnd"/>
-      <w:r>
-        <w:t xml:space="preserve">  </w:t>
+        <w:t xml:space="preserve">M);  </w:t>
       </w:r>
     </w:p>
     <w:p>
@@ -9230,7 +9611,7 @@
         <w:pStyle w:val="Step"/>
         <w:numPr>
           <w:ilvl w:val="0"/>
-          <w:numId w:val="23"/>
+          <w:numId w:val="22"/>
         </w:numPr>
       </w:pPr>
       <w:r>
@@ -9294,7 +9675,6 @@
         <w:rPr>
           <w:noProof/>
         </w:rPr>
-        <w:lastRenderedPageBreak/>
         <w:drawing>
           <wp:inline distT="0" distB="0" distL="0" distR="0" wp14:anchorId="6EE837A4" wp14:editId="15093CEB">
             <wp:extent cx="4309829" cy="1894107"/>
@@ -9479,6 +9859,7 @@
         <w:pStyle w:val="checkbox"/>
       </w:pPr>
       <w:r>
+        <w:lastRenderedPageBreak/>
         <w:t xml:space="preserve">Level accuracy was successfully demonstrated during the </w:t>
       </w:r>
       <w:r>
@@ -9597,7 +9978,6 @@
         <w:rPr>
           <w:noProof/>
         </w:rPr>
-        <w:lastRenderedPageBreak/>
         <w:drawing>
           <wp:inline distT="0" distB="0" distL="0" distR="0" wp14:anchorId="7C392E53" wp14:editId="1AC118BE">
             <wp:extent cx="4644243" cy="2304955"/>
@@ -9804,6 +10184,7 @@
         <w:pStyle w:val="checkbox"/>
       </w:pPr>
       <w:r>
+        <w:lastRenderedPageBreak/>
         <w:t>Level accuracy was successfully demonstrated during the Accuracy and Repeatability evaluation of Section 5.2.1.</w:t>
       </w:r>
     </w:p>
@@ -9892,7 +10273,7 @@
           <w:noProof/>
         </w:rPr>
         <w:drawing>
-          <wp:inline distT="0" distB="0" distL="0" distR="0" wp14:anchorId="5538EFC5" wp14:editId="2A7A5CDF">
+          <wp:inline distT="0" distB="0" distL="0" distR="0" wp14:anchorId="5538EFC5" wp14:editId="6A9C535E">
             <wp:extent cx="2722418" cy="668606"/>
             <wp:effectExtent l="0" t="0" r="1905" b="0"/>
             <wp:docPr id="524528995" name="Picture 1"/>
@@ -9947,7 +10328,7 @@
           <w:noProof/>
         </w:rPr>
         <w:drawing>
-          <wp:inline distT="0" distB="0" distL="0" distR="0" wp14:anchorId="6D8D6845" wp14:editId="0BCBF4C8">
+          <wp:inline distT="0" distB="0" distL="0" distR="0" wp14:anchorId="6D8D6845" wp14:editId="5DA3A922">
             <wp:extent cx="3828332" cy="3079750"/>
             <wp:effectExtent l="0" t="0" r="1270" b="6350"/>
             <wp:docPr id="1429742679" name="Picture 5"/>
@@ -10042,7 +10423,7 @@
         <w:pStyle w:val="Step"/>
         <w:numPr>
           <w:ilvl w:val="0"/>
-          <w:numId w:val="56"/>
+          <w:numId w:val="41"/>
         </w:numPr>
       </w:pPr>
       <w:r>
@@ -10210,7 +10591,7 @@
         <w:pStyle w:val="Step"/>
         <w:numPr>
           <w:ilvl w:val="0"/>
-          <w:numId w:val="55"/>
+          <w:numId w:val="40"/>
         </w:numPr>
       </w:pPr>
       <w:r>
@@ -10253,7 +10634,7 @@
         <w:pStyle w:val="Step"/>
         <w:numPr>
           <w:ilvl w:val="0"/>
-          <w:numId w:val="46"/>
+          <w:numId w:val="37"/>
         </w:numPr>
       </w:pPr>
       <w:r>
@@ -10368,7 +10749,7 @@
         <w:pStyle w:val="Step"/>
         <w:numPr>
           <w:ilvl w:val="0"/>
-          <w:numId w:val="46"/>
+          <w:numId w:val="37"/>
         </w:numPr>
       </w:pPr>
       <w:r>
@@ -10464,7 +10845,7 @@
         <w:pStyle w:val="Step"/>
         <w:numPr>
           <w:ilvl w:val="0"/>
-          <w:numId w:val="57"/>
+          <w:numId w:val="42"/>
         </w:numPr>
       </w:pPr>
       <w:r>
@@ -10504,7 +10885,7 @@
         <w:pStyle w:val="Step"/>
         <w:numPr>
           <w:ilvl w:val="0"/>
-          <w:numId w:val="57"/>
+          <w:numId w:val="42"/>
         </w:numPr>
       </w:pPr>
       <w:r>
@@ -11077,7 +11458,7 @@
         <w:pStyle w:val="Step"/>
         <w:numPr>
           <w:ilvl w:val="0"/>
-          <w:numId w:val="58"/>
+          <w:numId w:val="43"/>
         </w:numPr>
       </w:pPr>
       <w:r>
@@ -11089,7 +11470,7 @@
         <w:pStyle w:val="checkbox"/>
         <w:numPr>
           <w:ilvl w:val="0"/>
-          <w:numId w:val="58"/>
+          <w:numId w:val="43"/>
         </w:numPr>
       </w:pPr>
       <w:r>
@@ -11491,7 +11872,7 @@
         <w:pStyle w:val="Step"/>
         <w:numPr>
           <w:ilvl w:val="0"/>
-          <w:numId w:val="59"/>
+          <w:numId w:val="44"/>
         </w:numPr>
       </w:pPr>
       <w:r>
@@ -11548,7 +11929,7 @@
         <w:pStyle w:val="Step"/>
         <w:numPr>
           <w:ilvl w:val="0"/>
-          <w:numId w:val="60"/>
+          <w:numId w:val="45"/>
         </w:numPr>
       </w:pPr>
       <w:r>
@@ -11641,13 +12022,8 @@
       <w:pPr>
         <w:pStyle w:val="Requirement"/>
       </w:pPr>
-      <w:proofErr w:type="gramStart"/>
-      <w:r>
-        <w:t>Shall</w:t>
-      </w:r>
-      <w:proofErr w:type="gramEnd"/>
-      <w:r>
-        <w:t xml:space="preserve"> provide a means to manually control the Tank Level.</w:t>
+      <w:r>
+        <w:t>Shall provide a means to manually control the Tank Level.</w:t>
       </w:r>
     </w:p>
     <w:p>
@@ -11655,7 +12031,7 @@
         <w:pStyle w:val="Step"/>
         <w:numPr>
           <w:ilvl w:val="0"/>
-          <w:numId w:val="24"/>
+          <w:numId w:val="23"/>
         </w:numPr>
       </w:pPr>
       <w:r>
@@ -11667,7 +12043,7 @@
         <w:pStyle w:val="Step"/>
         <w:numPr>
           <w:ilvl w:val="0"/>
-          <w:numId w:val="24"/>
+          <w:numId w:val="23"/>
         </w:numPr>
       </w:pPr>
       <w:r>
@@ -11719,7 +12095,7 @@
         <w:pStyle w:val="Step"/>
         <w:numPr>
           <w:ilvl w:val="0"/>
-          <w:numId w:val="24"/>
+          <w:numId w:val="23"/>
         </w:numPr>
       </w:pPr>
       <w:r>
@@ -11767,15 +12143,7 @@
         <w:t xml:space="preserve"> </w:t>
       </w:r>
       <w:r>
-        <w:t xml:space="preserve">that PV </w:t>
-      </w:r>
-      <w:proofErr w:type="gramStart"/>
-      <w:r>
-        <w:t>slider</w:t>
-      </w:r>
-      <w:proofErr w:type="gramEnd"/>
-      <w:r>
-        <w:t xml:space="preserve"> and its digital output read approximately the same value over the slider range</w:t>
+        <w:t>that PV slider and its digital output read approximately the same value over the slider range</w:t>
       </w:r>
       <w:r>
         <w:t>.</w:t>
@@ -11841,7 +12209,7 @@
         <w:pStyle w:val="Step"/>
         <w:numPr>
           <w:ilvl w:val="0"/>
-          <w:numId w:val="24"/>
+          <w:numId w:val="23"/>
         </w:numPr>
       </w:pPr>
       <w:r>
@@ -11858,6 +12226,210 @@
       </w:pPr>
       <w:r>
         <w:t>Verify that Level, PV and the green plot respond corresponding to the selected Speed.  FAST is faster than SLOW which is faster than CREEP which is faster than STOP.</w:t>
+      </w:r>
+    </w:p>
+    <w:p>
+      <w:pPr>
+        <w:pStyle w:val="Step"/>
+        <w:numPr>
+          <w:ilvl w:val="0"/>
+          <w:numId w:val="23"/>
+        </w:numPr>
+      </w:pPr>
+      <w:r>
+        <w:t>Change the Pump Speed to Stop</w:t>
+      </w:r>
+    </w:p>
+    <w:p>
+      <w:pPr>
+        <w:pStyle w:val="checkbox"/>
+      </w:pPr>
+      <w:r>
+        <w:t>Verify the Level, PV and Plot stop changing.</w:t>
+      </w:r>
+    </w:p>
+    <w:p>
+      <w:pPr>
+        <w:pStyle w:val="checkbox"/>
+      </w:pPr>
+      <w:r>
+        <w:t>Verify that both FILL and DRAIN buttons are OFF (gray).</w:t>
+      </w:r>
+    </w:p>
+    <w:p>
+      <w:pPr>
+        <w:pStyle w:val="Step"/>
+        <w:numPr>
+          <w:ilvl w:val="0"/>
+          <w:numId w:val="23"/>
+        </w:numPr>
+      </w:pPr>
+      <w:r>
+        <w:t xml:space="preserve">Press the </w:t>
+      </w:r>
+      <w:r>
+        <w:t>DRAIN</w:t>
+      </w:r>
+      <w:r>
+        <w:t xml:space="preserve"> </w:t>
+      </w:r>
+      <w:r>
+        <w:t>b</w:t>
+      </w:r>
+      <w:r>
+        <w:t>utton</w:t>
+      </w:r>
+    </w:p>
+    <w:p>
+      <w:pPr>
+        <w:pStyle w:val="checkbox"/>
+      </w:pPr>
+      <w:r>
+        <w:t>Verify that the FILL button is OFF (gray) and the DRAIN button is ON (green)</w:t>
+      </w:r>
+    </w:p>
+    <w:p>
+      <w:pPr>
+        <w:pStyle w:val="checkbox"/>
+      </w:pPr>
+      <w:r>
+        <w:t xml:space="preserve">Verify that PV slider and its digital output read approximately the same value over the slider range. </w:t>
+      </w:r>
+    </w:p>
+    <w:p>
+      <w:pPr>
+        <w:pStyle w:val="checkbox"/>
+      </w:pPr>
+      <w:r>
+        <w:t>Verify the Level value (above the plot) and the PV digital output read the same Level value.</w:t>
+      </w:r>
+    </w:p>
+    <w:p>
+      <w:pPr>
+        <w:pStyle w:val="checkbox"/>
+      </w:pPr>
+      <w:r>
+        <w:t xml:space="preserve">Verify that Level and PV values </w:t>
+      </w:r>
+      <w:r>
+        <w:t>increases</w:t>
+      </w:r>
+      <w:r>
+        <w:t xml:space="preserve"> towards </w:t>
+      </w:r>
+      <w:r>
+        <w:t>EMPTY</w:t>
+      </w:r>
+      <w:r>
+        <w:t xml:space="preserve"> and the Green plot </w:t>
+      </w:r>
+      <w:r>
+        <w:t>falls</w:t>
+      </w:r>
+      <w:r>
+        <w:t>.</w:t>
+      </w:r>
+    </w:p>
+    <w:p>
+      <w:pPr>
+        <w:pStyle w:val="Step"/>
+        <w:numPr>
+          <w:ilvl w:val="0"/>
+          <w:numId w:val="23"/>
+        </w:numPr>
+      </w:pPr>
+      <w:r>
+        <w:t>Chan</w:t>
+      </w:r>
+      <w:r>
+        <w:t>g</w:t>
+      </w:r>
+      <w:r>
+        <w:t>e the Pump Speed to CREEP, SLOW, FAST.</w:t>
+      </w:r>
+    </w:p>
+    <w:p>
+      <w:pPr>
+        <w:pStyle w:val="checkbox"/>
+      </w:pPr>
+      <w:r>
+        <w:t>Verify that Level, PV and the green plot respond corresponding to the selected Speed.  FAST is faster than SLOW which is faster than CREEP which is faster than STOP.</w:t>
+      </w:r>
+    </w:p>
+    <w:p>
+      <w:pPr>
+        <w:pStyle w:val="checkbox"/>
+      </w:pPr>
+      <w:r>
+        <w:t>Verify that both FILL and DRAIN buttons are OFF (gray).</w:t>
+      </w:r>
+    </w:p>
+    <w:p>
+      <w:pPr>
+        <w:pStyle w:val="Step"/>
+        <w:numPr>
+          <w:ilvl w:val="0"/>
+          <w:numId w:val="23"/>
+        </w:numPr>
+      </w:pPr>
+      <w:r>
+        <w:t>Alternate pushing FILL and DRAIN buttons</w:t>
+      </w:r>
+    </w:p>
+    <w:p>
+      <w:pPr>
+        <w:pStyle w:val="checkbox"/>
+      </w:pPr>
+      <w:r>
+        <w:t>Verify Speed goes to SLOW.</w:t>
+      </w:r>
+    </w:p>
+    <w:p>
+      <w:pPr>
+        <w:pStyle w:val="checkbox"/>
+      </w:pPr>
+      <w:r>
+        <w:t>Verify Speed can be changed in both FILL and DRAIN modes.</w:t>
+      </w:r>
+    </w:p>
+    <w:p>
+      <w:pPr>
+        <w:pStyle w:val="checkbox"/>
+      </w:pPr>
+      <w:r>
+        <w:t xml:space="preserve">Verify FILL and </w:t>
+      </w:r>
+      <w:r>
+        <w:t>DRAIN</w:t>
+      </w:r>
+      <w:r>
+        <w:t xml:space="preserve"> can NOT be both ON (</w:t>
+      </w:r>
+      <w:r>
+        <w:t>gray</w:t>
+      </w:r>
+      <w:r>
+        <w:t>) at the same time.</w:t>
+      </w:r>
+    </w:p>
+    <w:p>
+      <w:pPr>
+        <w:pStyle w:val="Step"/>
+        <w:numPr>
+          <w:ilvl w:val="0"/>
+          <w:numId w:val="26"/>
+        </w:numPr>
+      </w:pPr>
+      <w:r>
+        <w:t>Set Pump JOG to OFF (gray).  Set the SP slider to various Level Values.</w:t>
+      </w:r>
+    </w:p>
+    <w:p>
+      <w:pPr>
+        <w:pStyle w:val="checkbox"/>
+      </w:pPr>
+      <w:r>
+        <w:t>Verify the Level value, PV and Plot all drive toward the SP values and stop within 5% of the SP value.</w:t>
       </w:r>
     </w:p>
     <w:p>
@@ -11869,23 +12441,10 @@
         </w:numPr>
       </w:pPr>
       <w:r>
-        <w:t>Change the Pump Speed to Stop</w:t>
-      </w:r>
-    </w:p>
-    <w:p>
-      <w:pPr>
-        <w:pStyle w:val="checkbox"/>
-      </w:pPr>
-      <w:r>
-        <w:t>Verify the Level, PV and Plot stop changing.</w:t>
-      </w:r>
-    </w:p>
-    <w:p>
-      <w:pPr>
-        <w:pStyle w:val="checkbox"/>
-      </w:pPr>
-      <w:r>
-        <w:t>Verify that both FILL and DRAIN buttons are OFF (gray).</w:t>
+        <w:t>E</w:t>
+      </w:r>
+      <w:r>
+        <w:t xml:space="preserve">nsure that the Laser and the Pump status lights are GREEN.  Then Set the Simulate button to OFF (gray).  </w:t>
       </w:r>
     </w:p>
     <w:p>
@@ -11894,197 +12453,6 @@
         <w:numPr>
           <w:ilvl w:val="0"/>
           <w:numId w:val="24"/>
-        </w:numPr>
-      </w:pPr>
-      <w:r>
-        <w:t xml:space="preserve">Press the </w:t>
-      </w:r>
-      <w:r>
-        <w:t>DRAIN</w:t>
-      </w:r>
-      <w:r>
-        <w:t xml:space="preserve"> </w:t>
-      </w:r>
-      <w:r>
-        <w:t>b</w:t>
-      </w:r>
-      <w:r>
-        <w:t>utton</w:t>
-      </w:r>
-    </w:p>
-    <w:p>
-      <w:pPr>
-        <w:pStyle w:val="checkbox"/>
-      </w:pPr>
-      <w:r>
-        <w:t>Verify that the FILL button is OFF (gray) and the DRAIN button is ON (green)</w:t>
-      </w:r>
-    </w:p>
-    <w:p>
-      <w:pPr>
-        <w:pStyle w:val="checkbox"/>
-      </w:pPr>
-      <w:r>
-        <w:t xml:space="preserve">Verify that PV slider and its digital output read approximately the same value over the slider range. </w:t>
-      </w:r>
-    </w:p>
-    <w:p>
-      <w:pPr>
-        <w:pStyle w:val="checkbox"/>
-      </w:pPr>
-      <w:r>
-        <w:t>Verify the Level value (above the plot) and the PV digital output read the same Level value.</w:t>
-      </w:r>
-    </w:p>
-    <w:p>
-      <w:pPr>
-        <w:pStyle w:val="checkbox"/>
-      </w:pPr>
-      <w:r>
-        <w:t xml:space="preserve">Verify that Level and PV values </w:t>
-      </w:r>
-      <w:r>
-        <w:t>increases</w:t>
-      </w:r>
-      <w:r>
-        <w:t xml:space="preserve"> towards </w:t>
-      </w:r>
-      <w:r>
-        <w:t>EMPTY</w:t>
-      </w:r>
-      <w:r>
-        <w:t xml:space="preserve"> and the Green plot </w:t>
-      </w:r>
-      <w:r>
-        <w:t>falls</w:t>
-      </w:r>
-      <w:r>
-        <w:t>.</w:t>
-      </w:r>
-    </w:p>
-    <w:p>
-      <w:pPr>
-        <w:pStyle w:val="Step"/>
-        <w:numPr>
-          <w:ilvl w:val="0"/>
-          <w:numId w:val="24"/>
-        </w:numPr>
-      </w:pPr>
-      <w:r>
-        <w:t>Chan</w:t>
-      </w:r>
-      <w:r>
-        <w:t>g</w:t>
-      </w:r>
-      <w:r>
-        <w:t>e the Pump Speed to CREEP, SLOW, FAST.</w:t>
-      </w:r>
-    </w:p>
-    <w:p>
-      <w:pPr>
-        <w:pStyle w:val="checkbox"/>
-      </w:pPr>
-      <w:r>
-        <w:t>Verify that Level, PV and the green plot respond corresponding to the selected Speed.  FAST is faster than SLOW which is faster than CREEP which is faster than STOP.</w:t>
-      </w:r>
-    </w:p>
-    <w:p>
-      <w:pPr>
-        <w:pStyle w:val="checkbox"/>
-      </w:pPr>
-      <w:r>
-        <w:t>Verify that both FILL and DRAIN buttons are OFF (gray).</w:t>
-      </w:r>
-    </w:p>
-    <w:p>
-      <w:pPr>
-        <w:pStyle w:val="Step"/>
-        <w:numPr>
-          <w:ilvl w:val="0"/>
-          <w:numId w:val="24"/>
-        </w:numPr>
-      </w:pPr>
-      <w:r>
-        <w:t>Alternate pushing FILL and DRAIN buttons</w:t>
-      </w:r>
-    </w:p>
-    <w:p>
-      <w:pPr>
-        <w:pStyle w:val="checkbox"/>
-      </w:pPr>
-      <w:r>
-        <w:t>Verify Speed goes to SLOW.</w:t>
-      </w:r>
-    </w:p>
-    <w:p>
-      <w:pPr>
-        <w:pStyle w:val="checkbox"/>
-      </w:pPr>
-      <w:r>
-        <w:t>Verify Speed can be changed in both FILL and DRAIN modes.</w:t>
-      </w:r>
-    </w:p>
-    <w:p>
-      <w:pPr>
-        <w:pStyle w:val="checkbox"/>
-      </w:pPr>
-      <w:r>
-        <w:t xml:space="preserve">Verify FILL and </w:t>
-      </w:r>
-      <w:r>
-        <w:t>DRAIN</w:t>
-      </w:r>
-      <w:r>
-        <w:t xml:space="preserve"> can NOT be both ON (</w:t>
-      </w:r>
-      <w:r>
-        <w:t>gray</w:t>
-      </w:r>
-      <w:r>
-        <w:t>) at the same time.</w:t>
-      </w:r>
-    </w:p>
-    <w:p>
-      <w:pPr>
-        <w:pStyle w:val="Step"/>
-        <w:numPr>
-          <w:ilvl w:val="0"/>
-          <w:numId w:val="28"/>
-        </w:numPr>
-      </w:pPr>
-      <w:r>
-        <w:t>Set Pump JOG to OFF (gray).  Set the SP slider to various Level Values.</w:t>
-      </w:r>
-    </w:p>
-    <w:p>
-      <w:pPr>
-        <w:pStyle w:val="checkbox"/>
-      </w:pPr>
-      <w:r>
-        <w:t>Verify the Level value, PV and Plot all drive toward the SP values and stop within 5% of the SP value.</w:t>
-      </w:r>
-    </w:p>
-    <w:p>
-      <w:pPr>
-        <w:pStyle w:val="Step"/>
-        <w:numPr>
-          <w:ilvl w:val="0"/>
-          <w:numId w:val="26"/>
-        </w:numPr>
-      </w:pPr>
-      <w:r>
-        <w:t>E</w:t>
-      </w:r>
-      <w:r>
-        <w:t xml:space="preserve">nsure that the Laser and the Pump status lights are GREEN.  Then Set the Simulate button to OFF (gray).  </w:t>
-      </w:r>
-    </w:p>
-    <w:p>
-      <w:pPr>
-        <w:pStyle w:val="Step"/>
-        <w:numPr>
-          <w:ilvl w:val="0"/>
-          <w:numId w:val="26"/>
         </w:numPr>
       </w:pPr>
       <w:r>
@@ -12201,7 +12569,7 @@
         <w:pStyle w:val="Step"/>
         <w:numPr>
           <w:ilvl w:val="0"/>
-          <w:numId w:val="29"/>
+          <w:numId w:val="27"/>
         </w:numPr>
       </w:pPr>
       <w:r>
@@ -12213,17 +12581,14 @@
         <w:pStyle w:val="Step"/>
         <w:numPr>
           <w:ilvl w:val="0"/>
-          <w:numId w:val="29"/>
+          <w:numId w:val="27"/>
         </w:numPr>
       </w:pPr>
       <w:r>
         <w:t>Run MLOI.</w:t>
       </w:r>
       <w:r>
-        <w:t xml:space="preserve">  </w:t>
-      </w:r>
-      <w:r>
-        <w:t>Start the MLOI Program, On the Test Information dialog Set:</w:t>
+        <w:t xml:space="preserve">  Start the MLOI Program, On the Test Information dialog Set:</w:t>
       </w:r>
     </w:p>
     <w:tbl>
@@ -12722,7 +13087,7 @@
         <w:pStyle w:val="Step"/>
         <w:numPr>
           <w:ilvl w:val="0"/>
-          <w:numId w:val="29"/>
+          <w:numId w:val="27"/>
         </w:numPr>
       </w:pPr>
       <w:r>
@@ -12734,7 +13099,7 @@
         <w:pStyle w:val="Step"/>
         <w:numPr>
           <w:ilvl w:val="0"/>
-          <w:numId w:val="29"/>
+          <w:numId w:val="27"/>
         </w:numPr>
       </w:pPr>
       <w:r>
@@ -12776,7 +13141,7 @@
         <w:pStyle w:val="Step"/>
         <w:numPr>
           <w:ilvl w:val="0"/>
-          <w:numId w:val="29"/>
+          <w:numId w:val="27"/>
         </w:numPr>
       </w:pPr>
       <w:r>
@@ -12853,7 +13218,7 @@
         <w:pStyle w:val="Step"/>
         <w:numPr>
           <w:ilvl w:val="0"/>
-          <w:numId w:val="29"/>
+          <w:numId w:val="27"/>
         </w:numPr>
       </w:pPr>
       <w:r>
@@ -12957,7 +13322,7 @@
         <w:pStyle w:val="Step"/>
         <w:numPr>
           <w:ilvl w:val="0"/>
-          <w:numId w:val="61"/>
+          <w:numId w:val="46"/>
         </w:numPr>
       </w:pPr>
       <w:r>
@@ -13342,7 +13707,7 @@
         <w:pStyle w:val="checkbox"/>
         <w:numPr>
           <w:ilvl w:val="0"/>
-          <w:numId w:val="61"/>
+          <w:numId w:val="46"/>
         </w:numPr>
       </w:pPr>
       <w:r>
@@ -13365,7 +13730,7 @@
         <w:pStyle w:val="Step"/>
         <w:numPr>
           <w:ilvl w:val="0"/>
-          <w:numId w:val="62"/>
+          <w:numId w:val="47"/>
         </w:numPr>
       </w:pPr>
       <w:r>
@@ -14124,7 +14489,7 @@
         <w:pStyle w:val="Step"/>
         <w:numPr>
           <w:ilvl w:val="0"/>
-          <w:numId w:val="63"/>
+          <w:numId w:val="48"/>
         </w:numPr>
       </w:pPr>
       <w:r>
@@ -14196,7 +14561,7 @@
         <w:pStyle w:val="Step"/>
         <w:numPr>
           <w:ilvl w:val="0"/>
-          <w:numId w:val="32"/>
+          <w:numId w:val="28"/>
         </w:numPr>
       </w:pPr>
       <w:r>
@@ -14618,7 +14983,7 @@
         <w:pStyle w:val="Step"/>
         <w:numPr>
           <w:ilvl w:val="0"/>
-          <w:numId w:val="64"/>
+          <w:numId w:val="49"/>
         </w:numPr>
       </w:pPr>
       <w:r>
@@ -14667,7 +15032,7 @@
         <w:pStyle w:val="Step"/>
         <w:numPr>
           <w:ilvl w:val="0"/>
-          <w:numId w:val="64"/>
+          <w:numId w:val="49"/>
         </w:numPr>
       </w:pPr>
       <w:r>
@@ -14828,7 +15193,7 @@
         <w:pStyle w:val="Step"/>
         <w:numPr>
           <w:ilvl w:val="0"/>
-          <w:numId w:val="39"/>
+          <w:numId w:val="33"/>
         </w:numPr>
       </w:pPr>
       <w:r>
@@ -14893,7 +15258,7 @@
         <w:pStyle w:val="Step"/>
         <w:numPr>
           <w:ilvl w:val="0"/>
-          <w:numId w:val="38"/>
+          <w:numId w:val="32"/>
         </w:numPr>
       </w:pPr>
       <w:r>
@@ -15209,7 +15574,7 @@
         <w:pStyle w:val="Step"/>
         <w:numPr>
           <w:ilvl w:val="0"/>
-          <w:numId w:val="40"/>
+          <w:numId w:val="34"/>
         </w:numPr>
       </w:pPr>
       <w:r>
@@ -15253,7 +15618,7 @@
         <w:pStyle w:val="Step"/>
         <w:numPr>
           <w:ilvl w:val="0"/>
-          <w:numId w:val="40"/>
+          <w:numId w:val="34"/>
         </w:numPr>
       </w:pPr>
       <w:r>
@@ -15273,7 +15638,7 @@
         <w:pStyle w:val="Step"/>
         <w:numPr>
           <w:ilvl w:val="0"/>
-          <w:numId w:val="40"/>
+          <w:numId w:val="34"/>
         </w:numPr>
       </w:pPr>
       <w:r>
@@ -15861,7 +16226,7 @@
         <w:pStyle w:val="Step"/>
         <w:numPr>
           <w:ilvl w:val="0"/>
-          <w:numId w:val="43"/>
+          <w:numId w:val="35"/>
         </w:numPr>
       </w:pPr>
       <w:r>
@@ -15873,7 +16238,7 @@
         <w:pStyle w:val="Step"/>
         <w:numPr>
           <w:ilvl w:val="0"/>
-          <w:numId w:val="43"/>
+          <w:numId w:val="35"/>
         </w:numPr>
       </w:pPr>
       <w:r>
@@ -15885,7 +16250,7 @@
         <w:pStyle w:val="Step"/>
         <w:numPr>
           <w:ilvl w:val="0"/>
-          <w:numId w:val="43"/>
+          <w:numId w:val="35"/>
         </w:numPr>
       </w:pPr>
       <w:r>
@@ -16036,7 +16401,7 @@
         <w:pStyle w:val="Step"/>
         <w:numPr>
           <w:ilvl w:val="0"/>
-          <w:numId w:val="44"/>
+          <w:numId w:val="36"/>
         </w:numPr>
       </w:pPr>
       <w:r>
@@ -18599,7 +18964,7 @@
         <w:pStyle w:val="Step"/>
         <w:numPr>
           <w:ilvl w:val="0"/>
-          <w:numId w:val="27"/>
+          <w:numId w:val="25"/>
         </w:numPr>
       </w:pPr>
       <w:r>
@@ -18751,7 +19116,7 @@
           <v:imagedata r:id="rId1" o:title="" croptop="-1938f" cropbottom="-1938f" cropleft="-1320f" cropright="-1320f"/>
           <w10:wrap type="topAndBottom"/>
         </v:shape>
-        <o:OLEObject Type="Embed" ProgID="Word.Picture.8" ShapeID="_x0000_s1025" DrawAspect="Content" ObjectID="_1835767189" r:id="rId2"/>
+        <o:OLEObject Type="Embed" ProgID="Word.Picture.8" ShapeID="_x0000_s1025" DrawAspect="Content" ObjectID="_1843626848" r:id="rId2"/>
       </w:object>
     </w:r>
     <w:r>
@@ -19022,7 +19387,7 @@
           <v:imagedata r:id="rId1" o:title="" croptop="-1938f" cropbottom="-1938f" cropleft="-1320f" cropright="-1320f"/>
           <w10:wrap type="topAndBottom"/>
         </v:shape>
-        <o:OLEObject Type="Embed" ProgID="Word.Picture.8" ShapeID="_x0000_s1088" DrawAspect="Content" ObjectID="_1835767190" r:id="rId2"/>
+        <o:OLEObject Type="Embed" ProgID="Word.Picture.8" ShapeID="_x0000_s1088" DrawAspect="Content" ObjectID="_1843626849" r:id="rId2"/>
       </w:object>
     </w:r>
     <w:r>
@@ -19613,95 +19978,6 @@
     </w:lvl>
   </w:abstractNum>
   <w:abstractNum w:abstractNumId="4" w15:restartNumberingAfterBreak="0">
-    <w:nsid w:val="126C6A19"/>
-    <w:multiLevelType w:val="hybridMultilevel"/>
-    <w:tmpl w:val="F0D8394E"/>
-    <w:lvl w:ilvl="0" w:tplc="04090015">
-      <w:start w:val="1"/>
-      <w:numFmt w:val="upperLetter"/>
-      <w:lvlText w:val="%1."/>
-      <w:lvlJc w:val="left"/>
-      <w:pPr>
-        <w:ind w:left="720" w:hanging="360"/>
-      </w:pPr>
-      <w:rPr>
-        <w:rFonts w:hint="default"/>
-      </w:rPr>
-    </w:lvl>
-    <w:lvl w:ilvl="1" w:tplc="FFFFFFFF" w:tentative="1">
-      <w:start w:val="1"/>
-      <w:numFmt w:val="lowerLetter"/>
-      <w:lvlText w:val="%2."/>
-      <w:lvlJc w:val="left"/>
-      <w:pPr>
-        <w:ind w:left="1440" w:hanging="360"/>
-      </w:pPr>
-    </w:lvl>
-    <w:lvl w:ilvl="2" w:tplc="FFFFFFFF" w:tentative="1">
-      <w:start w:val="1"/>
-      <w:numFmt w:val="lowerRoman"/>
-      <w:lvlText w:val="%3."/>
-      <w:lvlJc w:val="right"/>
-      <w:pPr>
-        <w:ind w:left="2160" w:hanging="180"/>
-      </w:pPr>
-    </w:lvl>
-    <w:lvl w:ilvl="3" w:tplc="FFFFFFFF" w:tentative="1">
-      <w:start w:val="1"/>
-      <w:numFmt w:val="decimal"/>
-      <w:lvlText w:val="%4."/>
-      <w:lvlJc w:val="left"/>
-      <w:pPr>
-        <w:ind w:left="2880" w:hanging="360"/>
-      </w:pPr>
-    </w:lvl>
-    <w:lvl w:ilvl="4" w:tplc="FFFFFFFF" w:tentative="1">
-      <w:start w:val="1"/>
-      <w:numFmt w:val="lowerLetter"/>
-      <w:lvlText w:val="%5."/>
-      <w:lvlJc w:val="left"/>
-      <w:pPr>
-        <w:ind w:left="3600" w:hanging="360"/>
-      </w:pPr>
-    </w:lvl>
-    <w:lvl w:ilvl="5" w:tplc="FFFFFFFF" w:tentative="1">
-      <w:start w:val="1"/>
-      <w:numFmt w:val="lowerRoman"/>
-      <w:lvlText w:val="%6."/>
-      <w:lvlJc w:val="right"/>
-      <w:pPr>
-        <w:ind w:left="4320" w:hanging="180"/>
-      </w:pPr>
-    </w:lvl>
-    <w:lvl w:ilvl="6" w:tplc="FFFFFFFF" w:tentative="1">
-      <w:start w:val="1"/>
-      <w:numFmt w:val="decimal"/>
-      <w:lvlText w:val="%7."/>
-      <w:lvlJc w:val="left"/>
-      <w:pPr>
-        <w:ind w:left="5040" w:hanging="360"/>
-      </w:pPr>
-    </w:lvl>
-    <w:lvl w:ilvl="7" w:tplc="FFFFFFFF" w:tentative="1">
-      <w:start w:val="1"/>
-      <w:numFmt w:val="lowerLetter"/>
-      <w:lvlText w:val="%8."/>
-      <w:lvlJc w:val="left"/>
-      <w:pPr>
-        <w:ind w:left="5760" w:hanging="360"/>
-      </w:pPr>
-    </w:lvl>
-    <w:lvl w:ilvl="8" w:tplc="FFFFFFFF" w:tentative="1">
-      <w:start w:val="1"/>
-      <w:numFmt w:val="lowerRoman"/>
-      <w:lvlText w:val="%9."/>
-      <w:lvlJc w:val="right"/>
-      <w:pPr>
-        <w:ind w:left="6480" w:hanging="180"/>
-      </w:pPr>
-    </w:lvl>
-  </w:abstractNum>
-  <w:abstractNum w:abstractNumId="5" w15:restartNumberingAfterBreak="0">
     <w:nsid w:val="1CC67BA6"/>
     <w:multiLevelType w:val="hybridMultilevel"/>
     <w:tmpl w:val="D39EE2AC"/>
@@ -19787,7 +20063,7 @@
       </w:pPr>
     </w:lvl>
   </w:abstractNum>
-  <w:abstractNum w:abstractNumId="6" w15:restartNumberingAfterBreak="0">
+  <w:abstractNum w:abstractNumId="5" w15:restartNumberingAfterBreak="0">
     <w:nsid w:val="1D132BFE"/>
     <w:multiLevelType w:val="hybridMultilevel"/>
     <w:tmpl w:val="4E44FCA2"/>
@@ -19877,7 +20153,7 @@
       </w:pPr>
     </w:lvl>
   </w:abstractNum>
-  <w:abstractNum w:abstractNumId="7" w15:restartNumberingAfterBreak="0">
+  <w:abstractNum w:abstractNumId="6" w15:restartNumberingAfterBreak="0">
     <w:nsid w:val="1D905E39"/>
     <w:multiLevelType w:val="multilevel"/>
     <w:tmpl w:val="B5725582"/>
@@ -20021,7 +20297,7 @@
       </w:rPr>
     </w:lvl>
   </w:abstractNum>
-  <w:abstractNum w:abstractNumId="8" w15:restartNumberingAfterBreak="0">
+  <w:abstractNum w:abstractNumId="7" w15:restartNumberingAfterBreak="0">
     <w:nsid w:val="1EB0708E"/>
     <w:multiLevelType w:val="hybridMultilevel"/>
     <w:tmpl w:val="6CC67740"/>
@@ -20110,7 +20386,7 @@
       </w:pPr>
     </w:lvl>
   </w:abstractNum>
-  <w:abstractNum w:abstractNumId="9" w15:restartNumberingAfterBreak="0">
+  <w:abstractNum w:abstractNumId="8" w15:restartNumberingAfterBreak="0">
     <w:nsid w:val="20CC7C29"/>
     <w:multiLevelType w:val="hybridMultilevel"/>
     <w:tmpl w:val="51A0ECDA"/>
@@ -20199,7 +20475,7 @@
       </w:pPr>
     </w:lvl>
   </w:abstractNum>
-  <w:abstractNum w:abstractNumId="10" w15:restartNumberingAfterBreak="0">
+  <w:abstractNum w:abstractNumId="9" w15:restartNumberingAfterBreak="0">
     <w:nsid w:val="25DB7DBF"/>
     <w:multiLevelType w:val="hybridMultilevel"/>
     <w:tmpl w:val="F530F5FC"/>
@@ -20288,7 +20564,7 @@
       </w:pPr>
     </w:lvl>
   </w:abstractNum>
-  <w:abstractNum w:abstractNumId="11" w15:restartNumberingAfterBreak="0">
+  <w:abstractNum w:abstractNumId="10" w15:restartNumberingAfterBreak="0">
     <w:nsid w:val="2C3940CF"/>
     <w:multiLevelType w:val="hybridMultilevel"/>
     <w:tmpl w:val="AEF2FF0E"/>
@@ -20377,7 +20653,7 @@
       </w:pPr>
     </w:lvl>
   </w:abstractNum>
-  <w:abstractNum w:abstractNumId="12" w15:restartNumberingAfterBreak="0">
+  <w:abstractNum w:abstractNumId="11" w15:restartNumberingAfterBreak="0">
     <w:nsid w:val="2FDE2503"/>
     <w:multiLevelType w:val="hybridMultilevel"/>
     <w:tmpl w:val="36FCC8F0"/>
@@ -20466,7 +20742,7 @@
       </w:pPr>
     </w:lvl>
   </w:abstractNum>
-  <w:abstractNum w:abstractNumId="13" w15:restartNumberingAfterBreak="0">
+  <w:abstractNum w:abstractNumId="12" w15:restartNumberingAfterBreak="0">
     <w:nsid w:val="303D5639"/>
     <w:multiLevelType w:val="hybridMultilevel"/>
     <w:tmpl w:val="43B85D98"/>
@@ -20555,7 +20831,7 @@
       </w:pPr>
     </w:lvl>
   </w:abstractNum>
-  <w:abstractNum w:abstractNumId="14" w15:restartNumberingAfterBreak="0">
+  <w:abstractNum w:abstractNumId="13" w15:restartNumberingAfterBreak="0">
     <w:nsid w:val="30CC4BA5"/>
     <w:multiLevelType w:val="hybridMultilevel"/>
     <w:tmpl w:val="78F840D4"/>
@@ -20644,7 +20920,7 @@
       </w:pPr>
     </w:lvl>
   </w:abstractNum>
-  <w:abstractNum w:abstractNumId="15" w15:restartNumberingAfterBreak="0">
+  <w:abstractNum w:abstractNumId="14" w15:restartNumberingAfterBreak="0">
     <w:nsid w:val="368831F2"/>
     <w:multiLevelType w:val="hybridMultilevel"/>
     <w:tmpl w:val="BDE4760A"/>
@@ -20734,7 +21010,7 @@
       </w:pPr>
     </w:lvl>
   </w:abstractNum>
-  <w:abstractNum w:abstractNumId="16" w15:restartNumberingAfterBreak="0">
+  <w:abstractNum w:abstractNumId="15" w15:restartNumberingAfterBreak="0">
     <w:nsid w:val="3C216EB7"/>
     <w:multiLevelType w:val="hybridMultilevel"/>
     <w:tmpl w:val="9962C82C"/>
@@ -20823,7 +21099,7 @@
       </w:pPr>
     </w:lvl>
   </w:abstractNum>
-  <w:abstractNum w:abstractNumId="17" w15:restartNumberingAfterBreak="0">
+  <w:abstractNum w:abstractNumId="16" w15:restartNumberingAfterBreak="0">
     <w:nsid w:val="41A46D79"/>
     <w:multiLevelType w:val="hybridMultilevel"/>
     <w:tmpl w:val="3D1476DC"/>
@@ -20912,7 +21188,7 @@
       </w:pPr>
     </w:lvl>
   </w:abstractNum>
-  <w:abstractNum w:abstractNumId="18" w15:restartNumberingAfterBreak="0">
+  <w:abstractNum w:abstractNumId="17" w15:restartNumberingAfterBreak="0">
     <w:nsid w:val="4A0C6BF0"/>
     <w:multiLevelType w:val="hybridMultilevel"/>
     <w:tmpl w:val="5AC8462A"/>
@@ -21001,7 +21277,7 @@
       </w:pPr>
     </w:lvl>
   </w:abstractNum>
-  <w:abstractNum w:abstractNumId="19" w15:restartNumberingAfterBreak="0">
+  <w:abstractNum w:abstractNumId="18" w15:restartNumberingAfterBreak="0">
     <w:nsid w:val="4B73506E"/>
     <w:multiLevelType w:val="hybridMultilevel"/>
     <w:tmpl w:val="B79C8CF6"/>
@@ -21087,14 +21363,14 @@
       </w:pPr>
     </w:lvl>
   </w:abstractNum>
-  <w:abstractNum w:abstractNumId="20" w15:restartNumberingAfterBreak="0">
-    <w:nsid w:val="4F327FFA"/>
+  <w:abstractNum w:abstractNumId="19" w15:restartNumberingAfterBreak="0">
+    <w:nsid w:val="57B46B9A"/>
     <w:multiLevelType w:val="hybridMultilevel"/>
-    <w:tmpl w:val="E6141E3C"/>
-    <w:lvl w:ilvl="0" w:tplc="8306F414">
+    <w:tmpl w:val="5B880772"/>
+    <w:lvl w:ilvl="0" w:tplc="E4482628">
       <w:start w:val="1"/>
-      <w:numFmt w:val="decimal"/>
-      <w:lvlText w:val="Step %1."/>
+      <w:numFmt w:val="upperLetter"/>
+      <w:lvlText w:val="%1."/>
       <w:lvlJc w:val="left"/>
       <w:pPr>
         <w:ind w:left="720" w:hanging="360"/>
@@ -21176,96 +21452,7 @@
       </w:pPr>
     </w:lvl>
   </w:abstractNum>
-  <w:abstractNum w:abstractNumId="21" w15:restartNumberingAfterBreak="0">
-    <w:nsid w:val="57B46B9A"/>
-    <w:multiLevelType w:val="hybridMultilevel"/>
-    <w:tmpl w:val="5B880772"/>
-    <w:lvl w:ilvl="0" w:tplc="E4482628">
-      <w:start w:val="1"/>
-      <w:numFmt w:val="upperLetter"/>
-      <w:lvlText w:val="%1."/>
-      <w:lvlJc w:val="left"/>
-      <w:pPr>
-        <w:ind w:left="720" w:hanging="360"/>
-      </w:pPr>
-      <w:rPr>
-        <w:rFonts w:hint="default"/>
-      </w:rPr>
-    </w:lvl>
-    <w:lvl w:ilvl="1" w:tplc="FFFFFFFF" w:tentative="1">
-      <w:start w:val="1"/>
-      <w:numFmt w:val="lowerLetter"/>
-      <w:lvlText w:val="%2."/>
-      <w:lvlJc w:val="left"/>
-      <w:pPr>
-        <w:ind w:left="1440" w:hanging="360"/>
-      </w:pPr>
-    </w:lvl>
-    <w:lvl w:ilvl="2" w:tplc="FFFFFFFF" w:tentative="1">
-      <w:start w:val="1"/>
-      <w:numFmt w:val="lowerRoman"/>
-      <w:lvlText w:val="%3."/>
-      <w:lvlJc w:val="right"/>
-      <w:pPr>
-        <w:ind w:left="2160" w:hanging="180"/>
-      </w:pPr>
-    </w:lvl>
-    <w:lvl w:ilvl="3" w:tplc="FFFFFFFF" w:tentative="1">
-      <w:start w:val="1"/>
-      <w:numFmt w:val="decimal"/>
-      <w:lvlText w:val="%4."/>
-      <w:lvlJc w:val="left"/>
-      <w:pPr>
-        <w:ind w:left="2880" w:hanging="360"/>
-      </w:pPr>
-    </w:lvl>
-    <w:lvl w:ilvl="4" w:tplc="FFFFFFFF" w:tentative="1">
-      <w:start w:val="1"/>
-      <w:numFmt w:val="lowerLetter"/>
-      <w:lvlText w:val="%5."/>
-      <w:lvlJc w:val="left"/>
-      <w:pPr>
-        <w:ind w:left="3600" w:hanging="360"/>
-      </w:pPr>
-    </w:lvl>
-    <w:lvl w:ilvl="5" w:tplc="FFFFFFFF" w:tentative="1">
-      <w:start w:val="1"/>
-      <w:numFmt w:val="lowerRoman"/>
-      <w:lvlText w:val="%6."/>
-      <w:lvlJc w:val="right"/>
-      <w:pPr>
-        <w:ind w:left="4320" w:hanging="180"/>
-      </w:pPr>
-    </w:lvl>
-    <w:lvl w:ilvl="6" w:tplc="FFFFFFFF" w:tentative="1">
-      <w:start w:val="1"/>
-      <w:numFmt w:val="decimal"/>
-      <w:lvlText w:val="%7."/>
-      <w:lvlJc w:val="left"/>
-      <w:pPr>
-        <w:ind w:left="5040" w:hanging="360"/>
-      </w:pPr>
-    </w:lvl>
-    <w:lvl w:ilvl="7" w:tplc="FFFFFFFF" w:tentative="1">
-      <w:start w:val="1"/>
-      <w:numFmt w:val="lowerLetter"/>
-      <w:lvlText w:val="%8."/>
-      <w:lvlJc w:val="left"/>
-      <w:pPr>
-        <w:ind w:left="5760" w:hanging="360"/>
-      </w:pPr>
-    </w:lvl>
-    <w:lvl w:ilvl="8" w:tplc="FFFFFFFF" w:tentative="1">
-      <w:start w:val="1"/>
-      <w:numFmt w:val="lowerRoman"/>
-      <w:lvlText w:val="%9."/>
-      <w:lvlJc w:val="right"/>
-      <w:pPr>
-        <w:ind w:left="6480" w:hanging="180"/>
-      </w:pPr>
-    </w:lvl>
-  </w:abstractNum>
-  <w:abstractNum w:abstractNumId="22" w15:restartNumberingAfterBreak="0">
+  <w:abstractNum w:abstractNumId="20" w15:restartNumberingAfterBreak="0">
     <w:nsid w:val="5D5B345D"/>
     <w:multiLevelType w:val="hybridMultilevel"/>
     <w:tmpl w:val="A46AEF24"/>
@@ -21379,7 +21566,7 @@
       </w:rPr>
     </w:lvl>
   </w:abstractNum>
-  <w:abstractNum w:abstractNumId="23" w15:restartNumberingAfterBreak="0">
+  <w:abstractNum w:abstractNumId="21" w15:restartNumberingAfterBreak="0">
     <w:nsid w:val="5EE52EBE"/>
     <w:multiLevelType w:val="hybridMultilevel"/>
     <w:tmpl w:val="D0001516"/>
@@ -21468,7 +21655,7 @@
       </w:pPr>
     </w:lvl>
   </w:abstractNum>
-  <w:abstractNum w:abstractNumId="24" w15:restartNumberingAfterBreak="0">
+  <w:abstractNum w:abstractNumId="22" w15:restartNumberingAfterBreak="0">
     <w:nsid w:val="60D22CA0"/>
     <w:multiLevelType w:val="hybridMultilevel"/>
     <w:tmpl w:val="4D96F9AC"/>
@@ -21557,7 +21744,7 @@
       </w:pPr>
     </w:lvl>
   </w:abstractNum>
-  <w:abstractNum w:abstractNumId="25" w15:restartNumberingAfterBreak="0">
+  <w:abstractNum w:abstractNumId="23" w15:restartNumberingAfterBreak="0">
     <w:nsid w:val="6A4C34D7"/>
     <w:multiLevelType w:val="hybridMultilevel"/>
     <w:tmpl w:val="65D2A288"/>
@@ -21671,7 +21858,7 @@
       </w:rPr>
     </w:lvl>
   </w:abstractNum>
-  <w:abstractNum w:abstractNumId="26" w15:restartNumberingAfterBreak="0">
+  <w:abstractNum w:abstractNumId="24" w15:restartNumberingAfterBreak="0">
     <w:nsid w:val="77A2557E"/>
     <w:multiLevelType w:val="hybridMultilevel"/>
     <w:tmpl w:val="1B8C19C4"/>
@@ -21760,102 +21947,150 @@
       </w:pPr>
     </w:lvl>
   </w:abstractNum>
-  <w:abstractNum w:abstractNumId="27" w15:restartNumberingAfterBreak="0">
-    <w:nsid w:val="790F0FB6"/>
-    <w:multiLevelType w:val="hybridMultilevel"/>
-    <w:tmpl w:val="27CE9014"/>
-    <w:lvl w:ilvl="0" w:tplc="0409000F">
+  <w:abstractNum w:abstractNumId="25" w15:restartNumberingAfterBreak="0">
+    <w:nsid w:val="7E2478A5"/>
+    <w:multiLevelType w:val="multilevel"/>
+    <w:tmpl w:val="E4C88DD0"/>
+    <w:lvl w:ilvl="0">
       <w:start w:val="1"/>
       <w:numFmt w:val="decimal"/>
-      <w:lvlText w:val="%1."/>
+      <w:pStyle w:val="Report"/>
+      <w:lvlText w:val="%1.0"/>
       <w:lvlJc w:val="left"/>
       <w:pPr>
-        <w:ind w:left="720" w:hanging="360"/>
+        <w:tabs>
+          <w:tab w:val="num" w:pos="720"/>
+        </w:tabs>
+        <w:ind w:left="720" w:hanging="720"/>
       </w:pPr>
       <w:rPr>
         <w:rFonts w:hint="default"/>
       </w:rPr>
     </w:lvl>
-    <w:lvl w:ilvl="1" w:tplc="04090019" w:tentative="1">
-      <w:start w:val="1"/>
-      <w:numFmt w:val="lowerLetter"/>
-      <w:lvlText w:val="%2."/>
-      <w:lvlJc w:val="left"/>
-      <w:pPr>
-        <w:ind w:left="1440" w:hanging="360"/>
-      </w:pPr>
-    </w:lvl>
-    <w:lvl w:ilvl="2" w:tplc="0409001B" w:tentative="1">
-      <w:start w:val="1"/>
-      <w:numFmt w:val="lowerRoman"/>
-      <w:lvlText w:val="%3."/>
-      <w:lvlJc w:val="right"/>
-      <w:pPr>
-        <w:ind w:left="2160" w:hanging="180"/>
-      </w:pPr>
-    </w:lvl>
-    <w:lvl w:ilvl="3" w:tplc="0409000F" w:tentative="1">
+    <w:lvl w:ilvl="1">
       <w:start w:val="1"/>
       <w:numFmt w:val="decimal"/>
-      <w:lvlText w:val="%4."/>
+      <w:lvlText w:val="%1.%2"/>
       <w:lvlJc w:val="left"/>
       <w:pPr>
-        <w:ind w:left="2880" w:hanging="360"/>
-      </w:pPr>
+        <w:tabs>
+          <w:tab w:val="num" w:pos="792"/>
+        </w:tabs>
+        <w:ind w:left="432" w:firstLine="0"/>
+      </w:pPr>
+      <w:rPr>
+        <w:rFonts w:hint="default"/>
+      </w:rPr>
     </w:lvl>
-    <w:lvl w:ilvl="4" w:tplc="04090019" w:tentative="1">
-      <w:start w:val="1"/>
-      <w:numFmt w:val="lowerLetter"/>
-      <w:lvlText w:val="%5."/>
-      <w:lvlJc w:val="left"/>
-      <w:pPr>
-        <w:ind w:left="3600" w:hanging="360"/>
-      </w:pPr>
-    </w:lvl>
-    <w:lvl w:ilvl="5" w:tplc="0409001B" w:tentative="1">
-      <w:start w:val="1"/>
-      <w:numFmt w:val="lowerRoman"/>
-      <w:lvlText w:val="%6."/>
-      <w:lvlJc w:val="right"/>
-      <w:pPr>
-        <w:ind w:left="4320" w:hanging="180"/>
-      </w:pPr>
-    </w:lvl>
-    <w:lvl w:ilvl="6" w:tplc="0409000F" w:tentative="1">
+    <w:lvl w:ilvl="2">
       <w:start w:val="1"/>
       <w:numFmt w:val="decimal"/>
-      <w:lvlText w:val="%7."/>
+      <w:lvlText w:val="%1.%2.%3"/>
       <w:lvlJc w:val="left"/>
       <w:pPr>
-        <w:ind w:left="5040" w:hanging="360"/>
-      </w:pPr>
+        <w:tabs>
+          <w:tab w:val="num" w:pos="1152"/>
+        </w:tabs>
+        <w:ind w:left="432" w:firstLine="0"/>
+      </w:pPr>
+      <w:rPr>
+        <w:rFonts w:hint="default"/>
+      </w:rPr>
     </w:lvl>
-    <w:lvl w:ilvl="7" w:tplc="04090019" w:tentative="1">
+    <w:lvl w:ilvl="3">
       <w:start w:val="1"/>
-      <w:numFmt w:val="lowerLetter"/>
-      <w:lvlText w:val="%8."/>
+      <w:numFmt w:val="decimal"/>
+      <w:lvlText w:val="%1.%2.%3.%4."/>
       <w:lvlJc w:val="left"/>
       <w:pPr>
-        <w:ind w:left="5760" w:hanging="360"/>
-      </w:pPr>
+        <w:tabs>
+          <w:tab w:val="num" w:pos="2160"/>
+        </w:tabs>
+        <w:ind w:left="1728" w:hanging="648"/>
+      </w:pPr>
+      <w:rPr>
+        <w:rFonts w:hint="default"/>
+      </w:rPr>
     </w:lvl>
-    <w:lvl w:ilvl="8" w:tplc="0409001B" w:tentative="1">
+    <w:lvl w:ilvl="4">
+      <w:numFmt w:val="none"/>
+      <w:lvlText w:val=""/>
+      <w:lvlJc w:val="left"/>
+      <w:pPr>
+        <w:tabs>
+          <w:tab w:val="num" w:pos="360"/>
+        </w:tabs>
+      </w:pPr>
+    </w:lvl>
+    <w:lvl w:ilvl="5">
       <w:start w:val="1"/>
-      <w:numFmt w:val="lowerRoman"/>
-      <w:lvlText w:val="%9."/>
-      <w:lvlJc w:val="right"/>
-      <w:pPr>
-        <w:ind w:left="6480" w:hanging="180"/>
-      </w:pPr>
+      <w:numFmt w:val="decimal"/>
+      <w:lvlText w:val="%1.%2.%3.%4.%5.%6."/>
+      <w:lvlJc w:val="left"/>
+      <w:pPr>
+        <w:tabs>
+          <w:tab w:val="num" w:pos="3240"/>
+        </w:tabs>
+        <w:ind w:left="2736" w:hanging="936"/>
+      </w:pPr>
+      <w:rPr>
+        <w:rFonts w:hint="default"/>
+      </w:rPr>
+    </w:lvl>
+    <w:lvl w:ilvl="6">
+      <w:start w:val="1"/>
+      <w:numFmt w:val="decimal"/>
+      <w:lvlText w:val="%1.%2.%3.%4.%5.%6.%7."/>
+      <w:lvlJc w:val="left"/>
+      <w:pPr>
+        <w:tabs>
+          <w:tab w:val="num" w:pos="3600"/>
+        </w:tabs>
+        <w:ind w:left="3240" w:hanging="1080"/>
+      </w:pPr>
+      <w:rPr>
+        <w:rFonts w:hint="default"/>
+      </w:rPr>
+    </w:lvl>
+    <w:lvl w:ilvl="7">
+      <w:start w:val="1"/>
+      <w:numFmt w:val="decimal"/>
+      <w:lvlText w:val="%1.%2.%3.%4.%5.%6.%7.%8."/>
+      <w:lvlJc w:val="left"/>
+      <w:pPr>
+        <w:tabs>
+          <w:tab w:val="num" w:pos="4320"/>
+        </w:tabs>
+        <w:ind w:left="3744" w:hanging="1224"/>
+      </w:pPr>
+      <w:rPr>
+        <w:rFonts w:hint="default"/>
+      </w:rPr>
+    </w:lvl>
+    <w:lvl w:ilvl="8">
+      <w:start w:val="1"/>
+      <w:numFmt w:val="decimal"/>
+      <w:lvlText w:val="%1.%2.%3.%4.%5.%6.%7.%8.%9."/>
+      <w:lvlJc w:val="left"/>
+      <w:pPr>
+        <w:tabs>
+          <w:tab w:val="num" w:pos="5040"/>
+        </w:tabs>
+        <w:ind w:left="4320" w:hanging="1440"/>
+      </w:pPr>
+      <w:rPr>
+        <w:rFonts w:hint="default"/>
+      </w:rPr>
     </w:lvl>
   </w:abstractNum>
-  <w:abstractNum w:abstractNumId="28" w15:restartNumberingAfterBreak="0">
-    <w:nsid w:val="7A94492B"/>
+  <w:abstractNum w:abstractNumId="26" w15:restartNumberingAfterBreak="0">
+    <w:nsid w:val="7FD569F7"/>
     <w:multiLevelType w:val="hybridMultilevel"/>
-    <w:tmpl w:val="3B2EBEC8"/>
-    <w:lvl w:ilvl="0" w:tplc="504269EA">
+    <w:tmpl w:val="D97870DC"/>
+    <w:lvl w:ilvl="0" w:tplc="B150C948">
       <w:start w:val="1"/>
       <w:numFmt w:val="decimal"/>
+      <w:pStyle w:val="Step"/>
       <w:lvlText w:val="Step %1."/>
       <w:lvlJc w:val="left"/>
       <w:pPr>
@@ -21938,246 +22173,20 @@
       </w:pPr>
     </w:lvl>
   </w:abstractNum>
-  <w:abstractNum w:abstractNumId="29" w15:restartNumberingAfterBreak="0">
-    <w:nsid w:val="7E2478A5"/>
-    <w:multiLevelType w:val="multilevel"/>
-    <w:tmpl w:val="E4C88DD0"/>
-    <w:lvl w:ilvl="0">
-      <w:start w:val="1"/>
-      <w:numFmt w:val="decimal"/>
-      <w:pStyle w:val="Report"/>
-      <w:lvlText w:val="%1.0"/>
-      <w:lvlJc w:val="left"/>
-      <w:pPr>
-        <w:tabs>
-          <w:tab w:val="num" w:pos="720"/>
-        </w:tabs>
-        <w:ind w:left="720" w:hanging="720"/>
-      </w:pPr>
-      <w:rPr>
-        <w:rFonts w:hint="default"/>
-      </w:rPr>
-    </w:lvl>
-    <w:lvl w:ilvl="1">
-      <w:start w:val="1"/>
-      <w:numFmt w:val="decimal"/>
-      <w:lvlText w:val="%1.%2"/>
-      <w:lvlJc w:val="left"/>
-      <w:pPr>
-        <w:tabs>
-          <w:tab w:val="num" w:pos="792"/>
-        </w:tabs>
-        <w:ind w:left="432" w:firstLine="0"/>
-      </w:pPr>
-      <w:rPr>
-        <w:rFonts w:hint="default"/>
-      </w:rPr>
-    </w:lvl>
-    <w:lvl w:ilvl="2">
-      <w:start w:val="1"/>
-      <w:numFmt w:val="decimal"/>
-      <w:lvlText w:val="%1.%2.%3"/>
-      <w:lvlJc w:val="left"/>
-      <w:pPr>
-        <w:tabs>
-          <w:tab w:val="num" w:pos="1152"/>
-        </w:tabs>
-        <w:ind w:left="432" w:firstLine="0"/>
-      </w:pPr>
-      <w:rPr>
-        <w:rFonts w:hint="default"/>
-      </w:rPr>
-    </w:lvl>
-    <w:lvl w:ilvl="3">
-      <w:start w:val="1"/>
-      <w:numFmt w:val="decimal"/>
-      <w:lvlText w:val="%1.%2.%3.%4."/>
-      <w:lvlJc w:val="left"/>
-      <w:pPr>
-        <w:tabs>
-          <w:tab w:val="num" w:pos="2160"/>
-        </w:tabs>
-        <w:ind w:left="1728" w:hanging="648"/>
-      </w:pPr>
-      <w:rPr>
-        <w:rFonts w:hint="default"/>
-      </w:rPr>
-    </w:lvl>
-    <w:lvl w:ilvl="4">
-      <w:numFmt w:val="none"/>
-      <w:lvlText w:val=""/>
-      <w:lvlJc w:val="left"/>
-      <w:pPr>
-        <w:tabs>
-          <w:tab w:val="num" w:pos="360"/>
-        </w:tabs>
-      </w:pPr>
-    </w:lvl>
-    <w:lvl w:ilvl="5">
-      <w:start w:val="1"/>
-      <w:numFmt w:val="decimal"/>
-      <w:lvlText w:val="%1.%2.%3.%4.%5.%6."/>
-      <w:lvlJc w:val="left"/>
-      <w:pPr>
-        <w:tabs>
-          <w:tab w:val="num" w:pos="3240"/>
-        </w:tabs>
-        <w:ind w:left="2736" w:hanging="936"/>
-      </w:pPr>
-      <w:rPr>
-        <w:rFonts w:hint="default"/>
-      </w:rPr>
-    </w:lvl>
-    <w:lvl w:ilvl="6">
-      <w:start w:val="1"/>
-      <w:numFmt w:val="decimal"/>
-      <w:lvlText w:val="%1.%2.%3.%4.%5.%6.%7."/>
-      <w:lvlJc w:val="left"/>
-      <w:pPr>
-        <w:tabs>
-          <w:tab w:val="num" w:pos="3600"/>
-        </w:tabs>
-        <w:ind w:left="3240" w:hanging="1080"/>
-      </w:pPr>
-      <w:rPr>
-        <w:rFonts w:hint="default"/>
-      </w:rPr>
-    </w:lvl>
-    <w:lvl w:ilvl="7">
-      <w:start w:val="1"/>
-      <w:numFmt w:val="decimal"/>
-      <w:lvlText w:val="%1.%2.%3.%4.%5.%6.%7.%8."/>
-      <w:lvlJc w:val="left"/>
-      <w:pPr>
-        <w:tabs>
-          <w:tab w:val="num" w:pos="4320"/>
-        </w:tabs>
-        <w:ind w:left="3744" w:hanging="1224"/>
-      </w:pPr>
-      <w:rPr>
-        <w:rFonts w:hint="default"/>
-      </w:rPr>
-    </w:lvl>
-    <w:lvl w:ilvl="8">
-      <w:start w:val="1"/>
-      <w:numFmt w:val="decimal"/>
-      <w:lvlText w:val="%1.%2.%3.%4.%5.%6.%7.%8.%9."/>
-      <w:lvlJc w:val="left"/>
-      <w:pPr>
-        <w:tabs>
-          <w:tab w:val="num" w:pos="5040"/>
-        </w:tabs>
-        <w:ind w:left="4320" w:hanging="1440"/>
-      </w:pPr>
-      <w:rPr>
-        <w:rFonts w:hint="default"/>
-      </w:rPr>
-    </w:lvl>
-  </w:abstractNum>
-  <w:abstractNum w:abstractNumId="30" w15:restartNumberingAfterBreak="0">
-    <w:nsid w:val="7FD569F7"/>
-    <w:multiLevelType w:val="hybridMultilevel"/>
-    <w:tmpl w:val="F554471E"/>
-    <w:lvl w:ilvl="0" w:tplc="21A627F6">
-      <w:start w:val="2"/>
-      <w:numFmt w:val="decimal"/>
-      <w:pStyle w:val="Step"/>
-      <w:lvlText w:val="Step %1."/>
-      <w:lvlJc w:val="left"/>
-      <w:pPr>
-        <w:ind w:left="720" w:hanging="360"/>
-      </w:pPr>
-      <w:rPr>
-        <w:rFonts w:hint="default"/>
-      </w:rPr>
-    </w:lvl>
-    <w:lvl w:ilvl="1" w:tplc="FFFFFFFF">
-      <w:start w:val="1"/>
-      <w:numFmt w:val="lowerLetter"/>
-      <w:lvlText w:val="%2."/>
-      <w:lvlJc w:val="left"/>
-      <w:pPr>
-        <w:ind w:left="1440" w:hanging="360"/>
-      </w:pPr>
-    </w:lvl>
-    <w:lvl w:ilvl="2" w:tplc="FFFFFFFF" w:tentative="1">
-      <w:start w:val="1"/>
-      <w:numFmt w:val="lowerRoman"/>
-      <w:lvlText w:val="%3."/>
-      <w:lvlJc w:val="right"/>
-      <w:pPr>
-        <w:ind w:left="2160" w:hanging="180"/>
-      </w:pPr>
-    </w:lvl>
-    <w:lvl w:ilvl="3" w:tplc="FFFFFFFF" w:tentative="1">
-      <w:start w:val="1"/>
-      <w:numFmt w:val="decimal"/>
-      <w:lvlText w:val="%4."/>
-      <w:lvlJc w:val="left"/>
-      <w:pPr>
-        <w:ind w:left="2880" w:hanging="360"/>
-      </w:pPr>
-    </w:lvl>
-    <w:lvl w:ilvl="4" w:tplc="FFFFFFFF" w:tentative="1">
-      <w:start w:val="1"/>
-      <w:numFmt w:val="lowerLetter"/>
-      <w:lvlText w:val="%5."/>
-      <w:lvlJc w:val="left"/>
-      <w:pPr>
-        <w:ind w:left="3600" w:hanging="360"/>
-      </w:pPr>
-    </w:lvl>
-    <w:lvl w:ilvl="5" w:tplc="FFFFFFFF" w:tentative="1">
-      <w:start w:val="1"/>
-      <w:numFmt w:val="lowerRoman"/>
-      <w:lvlText w:val="%6."/>
-      <w:lvlJc w:val="right"/>
-      <w:pPr>
-        <w:ind w:left="4320" w:hanging="180"/>
-      </w:pPr>
-    </w:lvl>
-    <w:lvl w:ilvl="6" w:tplc="FFFFFFFF" w:tentative="1">
-      <w:start w:val="1"/>
-      <w:numFmt w:val="decimal"/>
-      <w:lvlText w:val="%7."/>
-      <w:lvlJc w:val="left"/>
-      <w:pPr>
-        <w:ind w:left="5040" w:hanging="360"/>
-      </w:pPr>
-    </w:lvl>
-    <w:lvl w:ilvl="7" w:tplc="FFFFFFFF" w:tentative="1">
-      <w:start w:val="1"/>
-      <w:numFmt w:val="lowerLetter"/>
-      <w:lvlText w:val="%8."/>
-      <w:lvlJc w:val="left"/>
-      <w:pPr>
-        <w:ind w:left="5760" w:hanging="360"/>
-      </w:pPr>
-    </w:lvl>
-    <w:lvl w:ilvl="8" w:tplc="FFFFFFFF" w:tentative="1">
-      <w:start w:val="1"/>
-      <w:numFmt w:val="lowerRoman"/>
-      <w:lvlText w:val="%9."/>
-      <w:lvlJc w:val="right"/>
-      <w:pPr>
-        <w:ind w:left="6480" w:hanging="180"/>
-      </w:pPr>
-    </w:lvl>
-  </w:abstractNum>
   <w:num w:numId="1" w16cid:durableId="769813448">
-    <w:abstractNumId w:val="29"/>
+    <w:abstractNumId w:val="25"/>
   </w:num>
   <w:num w:numId="2" w16cid:durableId="1734305484">
     <w:abstractNumId w:val="0"/>
   </w:num>
   <w:num w:numId="3" w16cid:durableId="1155606240">
-    <w:abstractNumId w:val="7"/>
+    <w:abstractNumId w:val="6"/>
   </w:num>
   <w:num w:numId="4" w16cid:durableId="2027559707">
-    <w:abstractNumId w:val="6"/>
+    <w:abstractNumId w:val="5"/>
   </w:num>
   <w:num w:numId="5" w16cid:durableId="2113546471">
-    <w:abstractNumId w:val="7"/>
+    <w:abstractNumId w:val="6"/>
     <w:lvlOverride w:ilvl="0">
       <w:startOverride w:val="1"/>
     </w:lvlOverride>
@@ -22213,19 +22222,19 @@
     <w:abstractNumId w:val="3"/>
   </w:num>
   <w:num w:numId="8" w16cid:durableId="2123107294">
-    <w:abstractNumId w:val="22"/>
+    <w:abstractNumId w:val="20"/>
   </w:num>
   <w:num w:numId="9" w16cid:durableId="904414625">
-    <w:abstractNumId w:val="5"/>
+    <w:abstractNumId w:val="4"/>
   </w:num>
   <w:num w:numId="10" w16cid:durableId="693464709">
-    <w:abstractNumId w:val="19"/>
+    <w:abstractNumId w:val="18"/>
   </w:num>
   <w:num w:numId="11" w16cid:durableId="652297604">
-    <w:abstractNumId w:val="17"/>
+    <w:abstractNumId w:val="16"/>
   </w:num>
   <w:num w:numId="12" w16cid:durableId="1323853933">
-    <w:abstractNumId w:val="25"/>
+    <w:abstractNumId w:val="23"/>
   </w:num>
   <w:num w:numId="13" w16cid:durableId="898201786">
     <w:abstractNumId w:val="2"/>
@@ -22240,7 +22249,7 @@
     </w:lvlOverride>
   </w:num>
   <w:num w:numId="15" w16cid:durableId="434404054">
-    <w:abstractNumId w:val="15"/>
+    <w:abstractNumId w:val="14"/>
   </w:num>
   <w:num w:numId="16" w16cid:durableId="1290473544">
     <w:abstractNumId w:val="2"/>
@@ -22249,240 +22258,177 @@
     </w:lvlOverride>
   </w:num>
   <w:num w:numId="17" w16cid:durableId="905533620">
+    <w:abstractNumId w:val="8"/>
+    <w:lvlOverride w:ilvl="0">
+      <w:startOverride w:val="1"/>
+    </w:lvlOverride>
+  </w:num>
+  <w:num w:numId="18" w16cid:durableId="1599634334">
+    <w:abstractNumId w:val="8"/>
+    <w:lvlOverride w:ilvl="0">
+      <w:startOverride w:val="1"/>
+    </w:lvlOverride>
+  </w:num>
+  <w:num w:numId="19" w16cid:durableId="2130007032">
+    <w:abstractNumId w:val="8"/>
+  </w:num>
+  <w:num w:numId="20" w16cid:durableId="598030422">
+    <w:abstractNumId w:val="8"/>
+    <w:lvlOverride w:ilvl="0">
+      <w:startOverride w:val="1"/>
+    </w:lvlOverride>
+  </w:num>
+  <w:num w:numId="21" w16cid:durableId="1503623547">
+    <w:abstractNumId w:val="8"/>
+    <w:lvlOverride w:ilvl="0">
+      <w:startOverride w:val="1"/>
+    </w:lvlOverride>
+  </w:num>
+  <w:num w:numId="22" w16cid:durableId="999767236">
+    <w:abstractNumId w:val="8"/>
+    <w:lvlOverride w:ilvl="0">
+      <w:startOverride w:val="1"/>
+    </w:lvlOverride>
+  </w:num>
+  <w:num w:numId="23" w16cid:durableId="1871844721">
     <w:abstractNumId w:val="9"/>
     <w:lvlOverride w:ilvl="0">
       <w:startOverride w:val="1"/>
     </w:lvlOverride>
   </w:num>
-  <w:num w:numId="18" w16cid:durableId="1599634334">
-    <w:abstractNumId w:val="9"/>
+  <w:num w:numId="24" w16cid:durableId="1451777369">
+    <w:abstractNumId w:val="15"/>
+  </w:num>
+  <w:num w:numId="25" w16cid:durableId="1572420928">
+    <w:abstractNumId w:val="15"/>
+    <w:lvlOverride w:ilvl="0">
+      <w:startOverride w:val="5"/>
+    </w:lvlOverride>
+  </w:num>
+  <w:num w:numId="26" w16cid:durableId="21251191">
+    <w:abstractNumId w:val="15"/>
+    <w:lvlOverride w:ilvl="0">
+      <w:startOverride w:val="9"/>
+    </w:lvlOverride>
+  </w:num>
+  <w:num w:numId="27" w16cid:durableId="156965061">
+    <w:abstractNumId w:val="15"/>
     <w:lvlOverride w:ilvl="0">
       <w:startOverride w:val="1"/>
     </w:lvlOverride>
   </w:num>
-  <w:num w:numId="19" w16cid:durableId="2130007032">
-    <w:abstractNumId w:val="9"/>
-  </w:num>
-  <w:num w:numId="20" w16cid:durableId="598030422">
-    <w:abstractNumId w:val="9"/>
+  <w:num w:numId="28" w16cid:durableId="673268491">
+    <w:abstractNumId w:val="17"/>
     <w:lvlOverride w:ilvl="0">
       <w:startOverride w:val="1"/>
     </w:lvlOverride>
   </w:num>
-  <w:num w:numId="21" w16cid:durableId="1503623547">
-    <w:abstractNumId w:val="9"/>
+  <w:num w:numId="29" w16cid:durableId="1863205409">
+    <w:abstractNumId w:val="17"/>
+    <w:lvlOverride w:ilvl="0">
+      <w:startOverride w:val="2"/>
+    </w:lvlOverride>
+  </w:num>
+  <w:num w:numId="30" w16cid:durableId="588734129">
+    <w:abstractNumId w:val="17"/>
     <w:lvlOverride w:ilvl="0">
       <w:startOverride w:val="1"/>
     </w:lvlOverride>
   </w:num>
-  <w:num w:numId="22" w16cid:durableId="2004815621">
-    <w:abstractNumId w:val="9"/>
+  <w:num w:numId="31" w16cid:durableId="1847476662">
+    <w:abstractNumId w:val="17"/>
     <w:lvlOverride w:ilvl="0">
-      <w:startOverride w:val="1"/>
+      <w:startOverride w:val="4"/>
     </w:lvlOverride>
   </w:num>
-  <w:num w:numId="23" w16cid:durableId="999767236">
-    <w:abstractNumId w:val="9"/>
-    <w:lvlOverride w:ilvl="0">
-      <w:startOverride w:val="1"/>
-    </w:lvlOverride>
-  </w:num>
-  <w:num w:numId="24" w16cid:durableId="1871844721">
+  <w:num w:numId="32" w16cid:durableId="287053618">
     <w:abstractNumId w:val="10"/>
     <w:lvlOverride w:ilvl="0">
       <w:startOverride w:val="1"/>
     </w:lvlOverride>
   </w:num>
-  <w:num w:numId="25" w16cid:durableId="1947537473">
-    <w:abstractNumId w:val="16"/>
+  <w:num w:numId="33" w16cid:durableId="814906400">
+    <w:abstractNumId w:val="10"/>
     <w:lvlOverride w:ilvl="0">
       <w:startOverride w:val="1"/>
     </w:lvlOverride>
   </w:num>
-  <w:num w:numId="26" w16cid:durableId="1451777369">
-    <w:abstractNumId w:val="16"/>
-  </w:num>
-  <w:num w:numId="27" w16cid:durableId="1572420928">
-    <w:abstractNumId w:val="16"/>
-    <w:lvlOverride w:ilvl="0">
-      <w:startOverride w:val="5"/>
-    </w:lvlOverride>
-  </w:num>
-  <w:num w:numId="28" w16cid:durableId="21251191">
-    <w:abstractNumId w:val="16"/>
-    <w:lvlOverride w:ilvl="0">
-      <w:startOverride w:val="9"/>
-    </w:lvlOverride>
-  </w:num>
-  <w:num w:numId="29" w16cid:durableId="156965061">
-    <w:abstractNumId w:val="16"/>
+  <w:num w:numId="34" w16cid:durableId="409231637">
+    <w:abstractNumId w:val="10"/>
     <w:lvlOverride w:ilvl="0">
       <w:startOverride w:val="1"/>
     </w:lvlOverride>
   </w:num>
-  <w:num w:numId="30" w16cid:durableId="1465271032">
-    <w:abstractNumId w:val="16"/>
+  <w:num w:numId="35" w16cid:durableId="56366324">
+    <w:abstractNumId w:val="10"/>
     <w:lvlOverride w:ilvl="0">
       <w:startOverride w:val="1"/>
     </w:lvlOverride>
   </w:num>
-  <w:num w:numId="31" w16cid:durableId="484274366">
-    <w:abstractNumId w:val="16"/>
+  <w:num w:numId="36" w16cid:durableId="800223699">
+    <w:abstractNumId w:val="10"/>
     <w:lvlOverride w:ilvl="0">
       <w:startOverride w:val="1"/>
     </w:lvlOverride>
   </w:num>
-  <w:num w:numId="32" w16cid:durableId="673268491">
-    <w:abstractNumId w:val="18"/>
+  <w:num w:numId="37" w16cid:durableId="1735397809">
+    <w:abstractNumId w:val="10"/>
+    <w:lvlOverride w:ilvl="0">
+      <w:startOverride w:val="2"/>
+    </w:lvlOverride>
+  </w:num>
+  <w:num w:numId="38" w16cid:durableId="1410738827">
+    <w:abstractNumId w:val="19"/>
+  </w:num>
+  <w:num w:numId="39" w16cid:durableId="1466580184">
+    <w:abstractNumId w:val="26"/>
+  </w:num>
+  <w:num w:numId="40" w16cid:durableId="510098447">
+    <w:abstractNumId w:val="12"/>
+  </w:num>
+  <w:num w:numId="41" w16cid:durableId="851996936">
+    <w:abstractNumId w:val="26"/>
     <w:lvlOverride w:ilvl="0">
       <w:startOverride w:val="1"/>
     </w:lvlOverride>
   </w:num>
-  <w:num w:numId="33" w16cid:durableId="170459774">
-    <w:abstractNumId w:val="18"/>
+  <w:num w:numId="42" w16cid:durableId="1886091402">
+    <w:abstractNumId w:val="26"/>
+    <w:lvlOverride w:ilvl="0">
+      <w:startOverride w:val="4"/>
+    </w:lvlOverride>
+  </w:num>
+  <w:num w:numId="43" w16cid:durableId="333916598">
+    <w:abstractNumId w:val="21"/>
+  </w:num>
+  <w:num w:numId="44" w16cid:durableId="1959606523">
+    <w:abstractNumId w:val="11"/>
+  </w:num>
+  <w:num w:numId="45" w16cid:durableId="1604919746">
+    <w:abstractNumId w:val="26"/>
+    <w:lvlOverride w:ilvl="0">
+      <w:startOverride w:val="3"/>
+    </w:lvlOverride>
+  </w:num>
+  <w:num w:numId="46" w16cid:durableId="144250613">
+    <w:abstractNumId w:val="22"/>
+  </w:num>
+  <w:num w:numId="47" w16cid:durableId="524445176">
+    <w:abstractNumId w:val="7"/>
+  </w:num>
+  <w:num w:numId="48" w16cid:durableId="522793623">
+    <w:abstractNumId w:val="24"/>
+  </w:num>
+  <w:num w:numId="49" w16cid:durableId="232356112">
+    <w:abstractNumId w:val="13"/>
+  </w:num>
+  <w:num w:numId="50" w16cid:durableId="514348581">
+    <w:abstractNumId w:val="26"/>
     <w:lvlOverride w:ilvl="0">
       <w:startOverride w:val="1"/>
     </w:lvlOverride>
   </w:num>
-  <w:num w:numId="34" w16cid:durableId="1863205409">
-    <w:abstractNumId w:val="18"/>
-    <w:lvlOverride w:ilvl="0">
-      <w:startOverride w:val="2"/>
-    </w:lvlOverride>
-  </w:num>
-  <w:num w:numId="35" w16cid:durableId="588734129">
-    <w:abstractNumId w:val="18"/>
-    <w:lvlOverride w:ilvl="0">
-      <w:startOverride w:val="1"/>
-    </w:lvlOverride>
-  </w:num>
-  <w:num w:numId="36" w16cid:durableId="1847476662">
-    <w:abstractNumId w:val="18"/>
-    <w:lvlOverride w:ilvl="0">
-      <w:startOverride w:val="4"/>
-    </w:lvlOverride>
-  </w:num>
-  <w:num w:numId="37" w16cid:durableId="159077795">
-    <w:abstractNumId w:val="11"/>
-  </w:num>
-  <w:num w:numId="38" w16cid:durableId="287053618">
-    <w:abstractNumId w:val="11"/>
-    <w:lvlOverride w:ilvl="0">
-      <w:startOverride w:val="1"/>
-    </w:lvlOverride>
-  </w:num>
-  <w:num w:numId="39" w16cid:durableId="814906400">
-    <w:abstractNumId w:val="11"/>
-    <w:lvlOverride w:ilvl="0">
-      <w:startOverride w:val="1"/>
-    </w:lvlOverride>
-  </w:num>
-  <w:num w:numId="40" w16cid:durableId="409231637">
-    <w:abstractNumId w:val="11"/>
-    <w:lvlOverride w:ilvl="0">
-      <w:startOverride w:val="1"/>
-    </w:lvlOverride>
-  </w:num>
-  <w:num w:numId="41" w16cid:durableId="2140760340">
-    <w:abstractNumId w:val="11"/>
-    <w:lvlOverride w:ilvl="0">
-      <w:startOverride w:val="2"/>
-    </w:lvlOverride>
-  </w:num>
-  <w:num w:numId="42" w16cid:durableId="2146115770">
-    <w:abstractNumId w:val="11"/>
-    <w:lvlOverride w:ilvl="0">
-      <w:startOverride w:val="1"/>
-    </w:lvlOverride>
-  </w:num>
-  <w:num w:numId="43" w16cid:durableId="56366324">
-    <w:abstractNumId w:val="11"/>
-    <w:lvlOverride w:ilvl="0">
-      <w:startOverride w:val="1"/>
-    </w:lvlOverride>
-  </w:num>
-  <w:num w:numId="44" w16cid:durableId="800223699">
-    <w:abstractNumId w:val="11"/>
-    <w:lvlOverride w:ilvl="0">
-      <w:startOverride w:val="1"/>
-    </w:lvlOverride>
-  </w:num>
-  <w:num w:numId="45" w16cid:durableId="151336438">
-    <w:abstractNumId w:val="2"/>
-  </w:num>
-  <w:num w:numId="46" w16cid:durableId="1735397809">
-    <w:abstractNumId w:val="11"/>
-    <w:lvlOverride w:ilvl="0">
-      <w:startOverride w:val="2"/>
-    </w:lvlOverride>
-  </w:num>
-  <w:num w:numId="47" w16cid:durableId="126512719">
-    <w:abstractNumId w:val="27"/>
-  </w:num>
-  <w:num w:numId="48" w16cid:durableId="1938371050">
-    <w:abstractNumId w:val="20"/>
-  </w:num>
-  <w:num w:numId="49" w16cid:durableId="1121727215">
-    <w:abstractNumId w:val="28"/>
-  </w:num>
-  <w:num w:numId="50" w16cid:durableId="160897774">
-    <w:abstractNumId w:val="30"/>
-  </w:num>
-  <w:num w:numId="51" w16cid:durableId="890923716">
-    <w:abstractNumId w:val="30"/>
-    <w:lvlOverride w:ilvl="0">
-      <w:startOverride w:val="1"/>
-    </w:lvlOverride>
-  </w:num>
-  <w:num w:numId="52" w16cid:durableId="1410738827">
-    <w:abstractNumId w:val="21"/>
-  </w:num>
-  <w:num w:numId="53" w16cid:durableId="456991722">
-    <w:abstractNumId w:val="4"/>
-  </w:num>
-  <w:num w:numId="54" w16cid:durableId="1466580184">
-    <w:abstractNumId w:val="30"/>
-  </w:num>
-  <w:num w:numId="55" w16cid:durableId="510098447">
-    <w:abstractNumId w:val="13"/>
-  </w:num>
-  <w:num w:numId="56" w16cid:durableId="851996936">
-    <w:abstractNumId w:val="30"/>
-    <w:lvlOverride w:ilvl="0">
-      <w:startOverride w:val="1"/>
-    </w:lvlOverride>
-  </w:num>
-  <w:num w:numId="57" w16cid:durableId="1886091402">
-    <w:abstractNumId w:val="30"/>
-    <w:lvlOverride w:ilvl="0">
-      <w:startOverride w:val="4"/>
-    </w:lvlOverride>
-  </w:num>
-  <w:num w:numId="58" w16cid:durableId="333916598">
-    <w:abstractNumId w:val="23"/>
-  </w:num>
-  <w:num w:numId="59" w16cid:durableId="1959606523">
-    <w:abstractNumId w:val="12"/>
-  </w:num>
-  <w:num w:numId="60" w16cid:durableId="1604919746">
-    <w:abstractNumId w:val="30"/>
-    <w:lvlOverride w:ilvl="0">
-      <w:startOverride w:val="3"/>
-    </w:lvlOverride>
-  </w:num>
-  <w:num w:numId="61" w16cid:durableId="144250613">
-    <w:abstractNumId w:val="24"/>
-  </w:num>
-  <w:num w:numId="62" w16cid:durableId="524445176">
-    <w:abstractNumId w:val="8"/>
-  </w:num>
-  <w:num w:numId="63" w16cid:durableId="522793623">
-    <w:abstractNumId w:val="26"/>
-  </w:num>
-  <w:num w:numId="64" w16cid:durableId="232356112">
-    <w:abstractNumId w:val="14"/>
-  </w:num>
-  <w:numIdMacAtCleanup w:val="41"/>
+  <w:numIdMacAtCleanup w:val="50"/>
 </w:numbering>
 </file>
 
@@ -24048,7 +23994,7 @@
     <w:rsid w:val="000D3871"/>
     <w:pPr>
       <w:numPr>
-        <w:numId w:val="54"/>
+        <w:numId w:val="39"/>
       </w:numPr>
       <w:spacing w:before="120"/>
     </w:pPr>
